--- a/TS-Kramam/TS-5.4/TS 5.4 Tamil Krama Paatam Corrections.docx
+++ b/TS-Kramam/TS-5.4/TS 5.4 Tamil Krama Paatam Corrections.docx
@@ -2161,6 +2161,516 @@
       </w:tr>
       <w:tr>
         <w:trPr>
+          <w:trHeight w:val="1125"/>
+        </w:trPr>
+        <w:tc>
+          <w:tcPr>
+            <w:tcW w:w="3907" w:type="dxa"/>
+          </w:tcPr>
+          <w:p>
+            <w:pPr>
+              <w:widowControl w:val="0"/>
+              <w:tabs>
+                <w:tab w:val="left" w:pos="993"/>
+              </w:tabs>
+              <w:autoSpaceDE w:val="0"/>
+              <w:autoSpaceDN w:val="0"/>
+              <w:adjustRightInd w:val="0"/>
+              <w:spacing w:before="0" w:line="240" w:lineRule="auto"/>
+              <w:ind w:right="297"/>
+              <w:rPr>
+                <w:rFonts w:cs="Arial"/>
+                <w:b/>
+                <w:color w:val="EE0000"/>
+                <w:sz w:val="28"/>
+                <w:szCs w:val="32"/>
+              </w:rPr>
+            </w:pPr>
+            <w:r>
+              <w:rPr>
+                <w:rFonts w:cs="Arial"/>
+                <w:b/>
+                <w:color w:val="EE0000"/>
+                <w:sz w:val="28"/>
+                <w:szCs w:val="32"/>
+              </w:rPr>
+              <w:t>T.S.5.4.7.1– Kramam</w:t>
+            </w:r>
+          </w:p>
+          <w:p>
+            <w:pPr>
+              <w:widowControl w:val="0"/>
+              <w:tabs>
+                <w:tab w:val="left" w:pos="993"/>
+              </w:tabs>
+              <w:autoSpaceDE w:val="0"/>
+              <w:autoSpaceDN w:val="0"/>
+              <w:adjustRightInd w:val="0"/>
+              <w:spacing w:before="0" w:line="240" w:lineRule="auto"/>
+              <w:ind w:right="297"/>
+              <w:rPr>
+                <w:rFonts w:cs="Arial"/>
+                <w:b/>
+                <w:color w:val="EE0000"/>
+                <w:szCs w:val="28"/>
+                <w:lang w:val="en-IN"/>
+              </w:rPr>
+            </w:pPr>
+            <w:r>
+              <w:rPr>
+                <w:rFonts w:cs="Arial"/>
+                <w:b/>
+                <w:color w:val="EE0000"/>
+                <w:sz w:val="28"/>
+                <w:szCs w:val="32"/>
+                <w:lang w:val="en-IN"/>
+              </w:rPr>
+              <w:t>Krama Vaakyam No.– 28</w:t>
+            </w:r>
+          </w:p>
+          <w:p>
+            <w:pPr>
+              <w:widowControl w:val="0"/>
+              <w:tabs>
+                <w:tab w:val="left" w:pos="993"/>
+              </w:tabs>
+              <w:autoSpaceDE w:val="0"/>
+              <w:autoSpaceDN w:val="0"/>
+              <w:adjustRightInd w:val="0"/>
+              <w:spacing w:before="0" w:line="240" w:lineRule="auto"/>
+              <w:ind w:right="297"/>
+              <w:rPr>
+                <w:rFonts w:cs="Arial"/>
+                <w:b/>
+                <w:color w:val="EE0000"/>
+                <w:sz w:val="28"/>
+                <w:szCs w:val="32"/>
+              </w:rPr>
+            </w:pPr>
+            <w:r>
+              <w:rPr>
+                <w:rFonts w:cs="Arial"/>
+                <w:b/>
+                <w:color w:val="EE0000"/>
+                <w:sz w:val="28"/>
+                <w:szCs w:val="32"/>
+                <w:lang w:val="it-IT"/>
+              </w:rPr>
+              <w:t>Panchaati No</w:t>
+            </w:r>
+            <w:r>
+              <w:rPr>
+                <w:rFonts w:cs="Arial"/>
+                <w:b/>
+                <w:color w:val="EE0000"/>
+                <w:szCs w:val="32"/>
+                <w:lang w:val="it-IT"/>
+              </w:rPr>
+              <w:t xml:space="preserve">. - </w:t>
+            </w:r>
+            <w:r>
+              <w:rPr>
+                <w:rFonts w:cs="Arial"/>
+                <w:b/>
+                <w:color w:val="EE0000"/>
+                <w:sz w:val="28"/>
+                <w:szCs w:val="32"/>
+                <w:lang w:val="it-IT"/>
+              </w:rPr>
+              <w:t>30</w:t>
+            </w:r>
+          </w:p>
+        </w:tc>
+        <w:tc>
+          <w:tcPr>
+            <w:tcW w:w="5105" w:type="dxa"/>
+          </w:tcPr>
+          <w:p>
+            <w:pPr>
+              <w:widowControl w:val="0"/>
+              <w:autoSpaceDE w:val="0"/>
+              <w:autoSpaceDN w:val="0"/>
+              <w:adjustRightInd w:val="0"/>
+              <w:spacing w:line="252" w:lineRule="auto"/>
+              <w:rPr>
+                <w:rFonts w:ascii="BRH Devanagari Extra" w:hAnsi="BRH Devanagari Extra" w:cs="BRH Devanagari Extra"/>
+                <w:color w:val="EE0000"/>
+                <w:sz w:val="40"/>
+                <w:szCs w:val="40"/>
+                <w:lang w:bidi="ml-IN"/>
+              </w:rPr>
+            </w:pPr>
+            <w:r>
+              <w:rPr>
+                <w:rFonts w:ascii="Latha" w:hAnsi="Latha" w:cs="Latha"/>
+                <w:color w:val="EE0000"/>
+                <w:sz w:val="28"/>
+                <w:szCs w:val="28"/>
+                <w:cs/>
+                <w:lang w:bidi="ta-IN"/>
+              </w:rPr>
+              <w:t>உ</w:t>
+            </w:r>
+            <w:r>
+              <w:rPr>
+                <w:rFonts w:ascii="Latha" w:hAnsi="Latha" w:cs="Latha"/>
+                <w:color w:val="EE0000"/>
+                <w:sz w:val="28"/>
+                <w:szCs w:val="28"/>
+                <w:highlight w:val="yellow"/>
+                <w:cs/>
+                <w:lang w:bidi="ta-IN"/>
+              </w:rPr>
+              <w:t>த</w:t>
+            </w:r>
+            <w:r>
+              <w:rPr>
+                <w:rFonts w:ascii="Latha" w:hAnsi="Latha" w:cs="Latha"/>
+                <w:b/>
+                <w:bCs/>
+                <w:color w:val="EE0000"/>
+                <w:position w:val="-12"/>
+                <w:sz w:val="28"/>
+                <w:szCs w:val="28"/>
+                <w:cs/>
+                <w:lang w:bidi="ta-IN"/>
+              </w:rPr>
+              <w:t>3</w:t>
+            </w:r>
+            <w:r>
+              <w:rPr>
+                <w:rFonts w:ascii="Latha" w:hAnsi="Latha" w:cs="Latha"/>
+                <w:color w:val="EE0000"/>
+                <w:sz w:val="28"/>
+                <w:szCs w:val="28"/>
+                <w:cs/>
+                <w:lang w:bidi="ta-IN"/>
+              </w:rPr>
+              <w:t>ந்தரி</w:t>
+            </w:r>
+            <w:r>
+              <w:rPr>
+                <w:rFonts w:ascii="BRH Tamil Tab Extra" w:hAnsi="BRH Tamil Tab Extra" w:cs="Latha"/>
+                <w:b/>
+                <w:color w:val="EE0000"/>
+                <w:sz w:val="36"/>
+                <w:szCs w:val="28"/>
+                <w:lang w:bidi="ta-IN"/>
+              </w:rPr>
+              <w:t>†</w:t>
+            </w:r>
+            <w:r>
+              <w:rPr>
+                <w:rFonts w:ascii="Latha" w:hAnsi="Latha" w:cs="Latha"/>
+                <w:color w:val="EE0000"/>
+                <w:sz w:val="28"/>
+                <w:szCs w:val="28"/>
+                <w:cs/>
+                <w:lang w:bidi="ta-IN"/>
+              </w:rPr>
+              <w:t>க்ஷம்</w:t>
+            </w:r>
+            <w:r>
+              <w:rPr>
+                <w:rFonts w:ascii="Latha" w:hAnsi="Latha" w:cs="Latha"/>
+                <w:color w:val="EE0000"/>
+                <w:sz w:val="28"/>
+                <w:szCs w:val="28"/>
+                <w:lang w:bidi="ta-IN"/>
+              </w:rPr>
+              <w:t xml:space="preserve">| </w:t>
+            </w:r>
+            <w:r>
+              <w:rPr>
+                <w:rFonts w:ascii="Latha" w:hAnsi="Latha" w:cs="Latha"/>
+                <w:color w:val="EE0000"/>
+                <w:sz w:val="28"/>
+                <w:szCs w:val="28"/>
+                <w:cs/>
+                <w:lang w:bidi="ta-IN"/>
+              </w:rPr>
+              <w:t>அ</w:t>
+            </w:r>
+            <w:r>
+              <w:rPr>
+                <w:rFonts w:ascii="BRH Tamil Tab Extra" w:hAnsi="BRH Tamil Tab Extra" w:cs="Latha"/>
+                <w:b/>
+                <w:color w:val="EE0000"/>
+                <w:sz w:val="32"/>
+                <w:szCs w:val="28"/>
+                <w:lang w:bidi="ta-IN"/>
+              </w:rPr>
+              <w:t>…</w:t>
+            </w:r>
+            <w:r>
+              <w:rPr>
+                <w:rFonts w:ascii="Latha" w:hAnsi="Latha" w:cs="Latha"/>
+                <w:color w:val="EE0000"/>
+                <w:sz w:val="28"/>
+                <w:szCs w:val="28"/>
+                <w:cs/>
+                <w:lang w:bidi="ta-IN"/>
+              </w:rPr>
+              <w:t>ந்தரி</w:t>
+            </w:r>
+            <w:r>
+              <w:rPr>
+                <w:rFonts w:ascii="BRH Tamil Tab Extra" w:hAnsi="BRH Tamil Tab Extra" w:cs="Latha"/>
+                <w:b/>
+                <w:color w:val="EE0000"/>
+                <w:sz w:val="36"/>
+                <w:szCs w:val="28"/>
+                <w:lang w:bidi="ta-IN"/>
+              </w:rPr>
+              <w:t>†</w:t>
+            </w:r>
+            <w:r>
+              <w:rPr>
+                <w:rFonts w:ascii="Latha" w:hAnsi="Latha" w:cs="Latha"/>
+                <w:color w:val="EE0000"/>
+                <w:sz w:val="28"/>
+                <w:szCs w:val="28"/>
+                <w:cs/>
+                <w:lang w:bidi="ta-IN"/>
+              </w:rPr>
+              <w:t>க்ஷ</w:t>
+            </w:r>
+            <w:r>
+              <w:rPr>
+                <w:rFonts w:ascii="BRH Tamil Tab Extra" w:hAnsi="BRH Tamil Tab Extra" w:cs="Latha"/>
+                <w:b/>
+                <w:color w:val="EE0000"/>
+                <w:sz w:val="32"/>
+                <w:szCs w:val="28"/>
+                <w:lang w:bidi="ta-IN"/>
+              </w:rPr>
+              <w:t>…</w:t>
+            </w:r>
+            <w:r>
+              <w:rPr>
+                <w:rFonts w:ascii="Latha" w:hAnsi="Latha" w:cs="Latha"/>
+                <w:color w:val="EE0000"/>
+                <w:sz w:val="28"/>
+                <w:szCs w:val="28"/>
+                <w:cs/>
+                <w:lang w:bidi="ta-IN"/>
+              </w:rPr>
+              <w:t>மா</w:t>
+            </w:r>
+            <w:r>
+              <w:rPr>
+                <w:rFonts w:ascii="Latha" w:hAnsi="Latha" w:cs="Latha"/>
+                <w:color w:val="EE0000"/>
+                <w:sz w:val="28"/>
+                <w:szCs w:val="28"/>
+                <w:lang w:bidi="ta-IN"/>
+              </w:rPr>
+              <w:t xml:space="preserve"> |</w:t>
+            </w:r>
+          </w:p>
+        </w:tc>
+        <w:tc>
+          <w:tcPr>
+            <w:tcW w:w="5388" w:type="dxa"/>
+          </w:tcPr>
+          <w:p>
+            <w:pPr>
+              <w:widowControl w:val="0"/>
+              <w:autoSpaceDE w:val="0"/>
+              <w:autoSpaceDN w:val="0"/>
+              <w:adjustRightInd w:val="0"/>
+              <w:spacing w:line="252" w:lineRule="auto"/>
+              <w:rPr>
+                <w:rFonts w:ascii="BRH Devanagari Extra" w:hAnsi="BRH Devanagari Extra" w:cs="BRH Devanagari Extra"/>
+                <w:color w:val="EE0000"/>
+                <w:sz w:val="40"/>
+                <w:szCs w:val="40"/>
+                <w:lang w:bidi="ml-IN"/>
+              </w:rPr>
+            </w:pPr>
+            <w:r>
+              <w:rPr>
+                <w:rFonts w:ascii="Latha" w:hAnsi="Latha" w:cs="Latha"/>
+                <w:color w:val="EE0000"/>
+                <w:sz w:val="28"/>
+                <w:szCs w:val="28"/>
+                <w:cs/>
+                <w:lang w:bidi="ta-IN"/>
+              </w:rPr>
+              <w:t>உ</w:t>
+            </w:r>
+            <w:r>
+              <w:rPr>
+                <w:rFonts w:ascii="Latha" w:hAnsi="Latha" w:cs="Latha"/>
+                <w:color w:val="EE0000"/>
+                <w:sz w:val="28"/>
+                <w:szCs w:val="28"/>
+                <w:highlight w:val="green"/>
+                <w:cs/>
+                <w:lang w:bidi="ta-IN"/>
+              </w:rPr>
+              <w:t>த</w:t>
+            </w:r>
+            <w:r>
+              <w:rPr>
+                <w:rFonts w:ascii="BRH Tamil Tab Extra" w:hAnsi="BRH Tamil Tab Extra" w:cs="Latha"/>
+                <w:b/>
+                <w:color w:val="EE0000"/>
+                <w:sz w:val="32"/>
+                <w:szCs w:val="28"/>
+                <w:lang w:bidi="ta-IN"/>
+              </w:rPr>
+              <w:t>…</w:t>
+            </w:r>
+            <w:r>
+              <w:rPr>
+                <w:rFonts w:ascii="Latha" w:hAnsi="Latha" w:cs="Latha"/>
+                <w:b/>
+                <w:bCs/>
+                <w:color w:val="EE0000"/>
+                <w:position w:val="-12"/>
+                <w:sz w:val="28"/>
+                <w:szCs w:val="28"/>
+                <w:cs/>
+                <w:lang w:bidi="ta-IN"/>
+              </w:rPr>
+              <w:t>3</w:t>
+            </w:r>
+            <w:r>
+              <w:rPr>
+                <w:rFonts w:ascii="Latha" w:hAnsi="Latha" w:cs="Latha"/>
+                <w:color w:val="EE0000"/>
+                <w:sz w:val="28"/>
+                <w:szCs w:val="28"/>
+                <w:cs/>
+                <w:lang w:bidi="ta-IN"/>
+              </w:rPr>
+              <w:t>ந்தரி</w:t>
+            </w:r>
+            <w:r>
+              <w:rPr>
+                <w:rFonts w:ascii="BRH Tamil Tab Extra" w:hAnsi="BRH Tamil Tab Extra" w:cs="Latha"/>
+                <w:b/>
+                <w:color w:val="EE0000"/>
+                <w:sz w:val="36"/>
+                <w:szCs w:val="28"/>
+                <w:lang w:bidi="ta-IN"/>
+              </w:rPr>
+              <w:t>†</w:t>
+            </w:r>
+            <w:r>
+              <w:rPr>
+                <w:rFonts w:ascii="Latha" w:hAnsi="Latha" w:cs="Latha"/>
+                <w:color w:val="EE0000"/>
+                <w:sz w:val="28"/>
+                <w:szCs w:val="28"/>
+                <w:cs/>
+                <w:lang w:bidi="ta-IN"/>
+              </w:rPr>
+              <w:t>க்ஷம்</w:t>
+            </w:r>
+            <w:r>
+              <w:rPr>
+                <w:rFonts w:ascii="Latha" w:hAnsi="Latha" w:cs="Latha"/>
+                <w:color w:val="EE0000"/>
+                <w:sz w:val="28"/>
+                <w:szCs w:val="28"/>
+                <w:lang w:bidi="ta-IN"/>
+              </w:rPr>
+              <w:t xml:space="preserve">| </w:t>
+            </w:r>
+            <w:r>
+              <w:rPr>
+                <w:rFonts w:ascii="Latha" w:hAnsi="Latha" w:cs="Latha"/>
+                <w:color w:val="EE0000"/>
+                <w:sz w:val="28"/>
+                <w:szCs w:val="28"/>
+                <w:cs/>
+                <w:lang w:bidi="ta-IN"/>
+              </w:rPr>
+              <w:t>அ</w:t>
+            </w:r>
+            <w:r>
+              <w:rPr>
+                <w:rFonts w:ascii="BRH Tamil Tab Extra" w:hAnsi="BRH Tamil Tab Extra" w:cs="Latha"/>
+                <w:b/>
+                <w:color w:val="EE0000"/>
+                <w:sz w:val="32"/>
+                <w:szCs w:val="28"/>
+                <w:lang w:bidi="ta-IN"/>
+              </w:rPr>
+              <w:t>…</w:t>
+            </w:r>
+            <w:r>
+              <w:rPr>
+                <w:rFonts w:ascii="Latha" w:hAnsi="Latha" w:cs="Latha"/>
+                <w:color w:val="EE0000"/>
+                <w:sz w:val="28"/>
+                <w:szCs w:val="28"/>
+                <w:cs/>
+                <w:lang w:bidi="ta-IN"/>
+              </w:rPr>
+              <w:t>ந்தரி</w:t>
+            </w:r>
+            <w:r>
+              <w:rPr>
+                <w:rFonts w:ascii="BRH Tamil Tab Extra" w:hAnsi="BRH Tamil Tab Extra" w:cs="Latha"/>
+                <w:b/>
+                <w:color w:val="EE0000"/>
+                <w:sz w:val="36"/>
+                <w:szCs w:val="28"/>
+                <w:lang w:bidi="ta-IN"/>
+              </w:rPr>
+              <w:t>†</w:t>
+            </w:r>
+            <w:r>
+              <w:rPr>
+                <w:rFonts w:ascii="Latha" w:hAnsi="Latha" w:cs="Latha"/>
+                <w:color w:val="EE0000"/>
+                <w:sz w:val="28"/>
+                <w:szCs w:val="28"/>
+                <w:cs/>
+                <w:lang w:bidi="ta-IN"/>
+              </w:rPr>
+              <w:t>க்ஷ</w:t>
+            </w:r>
+            <w:r>
+              <w:rPr>
+                <w:rFonts w:ascii="BRH Tamil Tab Extra" w:hAnsi="BRH Tamil Tab Extra" w:cs="Latha"/>
+                <w:b/>
+                <w:color w:val="EE0000"/>
+                <w:sz w:val="32"/>
+                <w:szCs w:val="28"/>
+                <w:lang w:bidi="ta-IN"/>
+              </w:rPr>
+              <w:t>…</w:t>
+            </w:r>
+            <w:r>
+              <w:rPr>
+                <w:rFonts w:ascii="Latha" w:hAnsi="Latha" w:cs="Latha"/>
+                <w:color w:val="EE0000"/>
+                <w:sz w:val="28"/>
+                <w:szCs w:val="28"/>
+                <w:cs/>
+                <w:lang w:bidi="ta-IN"/>
+              </w:rPr>
+              <w:t>மா</w:t>
+            </w:r>
+            <w:r>
+              <w:rPr>
+                <w:rFonts w:ascii="Latha" w:hAnsi="Latha" w:cs="Latha"/>
+                <w:color w:val="EE0000"/>
+                <w:sz w:val="28"/>
+                <w:szCs w:val="28"/>
+                <w:lang w:bidi="ta-IN"/>
+              </w:rPr>
+              <w:t xml:space="preserve"> |</w:t>
+            </w:r>
+          </w:p>
+        </w:tc>
+      </w:tr>
+      <w:tr>
+        <w:trPr>
           <w:trHeight w:val="1550"/>
         </w:trPr>
         <w:tc>
@@ -3384,6 +3894,7 @@
                 <w:cs/>
                 <w:lang w:bidi="ta-IN"/>
               </w:rPr>
+              <w:lastRenderedPageBreak/>
               <w:t>அஶ்வ</w:t>
             </w:r>
             <w:r>
@@ -3517,6 +4028,7 @@
                 <w:cs/>
                 <w:lang w:bidi="ta-IN"/>
               </w:rPr>
+              <w:lastRenderedPageBreak/>
               <w:t>யஸ்மி</w:t>
             </w:r>
             <w:r>
@@ -3607,6 +4119,7 @@
                 <w:cs/>
                 <w:lang w:bidi="ta-IN"/>
               </w:rPr>
+              <w:lastRenderedPageBreak/>
               <w:t>ஆல</w:t>
             </w:r>
             <w:r>
@@ -3705,6 +4218,7 @@
           <w:szCs w:val="32"/>
           <w:u w:val="single"/>
         </w:rPr>
+        <w:lastRenderedPageBreak/>
         <w:t>============</w:t>
       </w:r>
     </w:p>
@@ -3727,7 +4241,6 @@
           <w:szCs w:val="32"/>
           <w:u w:val="single"/>
         </w:rPr>
-        <w:lastRenderedPageBreak/>
         <w:t xml:space="preserve">TS </w:t>
       </w:r>
       <w:r>
@@ -5495,6 +6008,7 @@
                 <w:cs/>
                 <w:lang w:bidi="ta-IN"/>
               </w:rPr>
+              <w:lastRenderedPageBreak/>
               <w:t>அ</w:t>
             </w:r>
             <w:r>
@@ -5794,6 +6308,7 @@
                 <w:cs/>
                 <w:lang w:bidi="ta-IN"/>
               </w:rPr>
+              <w:lastRenderedPageBreak/>
               <w:t>அ</w:t>
             </w:r>
             <w:r>
@@ -5913,6 +6428,7 @@
                 <w:cs/>
                 <w:lang w:bidi="ta-IN"/>
               </w:rPr>
+              <w:lastRenderedPageBreak/>
               <w:t>அ</w:t>
             </w:r>
             <w:r>
@@ -9312,6 +9828,7 @@
                 <w:sz w:val="28"/>
                 <w:szCs w:val="32"/>
               </w:rPr>
+              <w:lastRenderedPageBreak/>
               <w:t>T.S.5.4.5.5 – Kramam</w:t>
             </w:r>
           </w:p>
@@ -10106,7 +10623,6 @@
                 <w:sz w:val="28"/>
                 <w:szCs w:val="32"/>
               </w:rPr>
-              <w:lastRenderedPageBreak/>
               <w:t>T.S.5.4.6.6 – Kramam</w:t>
             </w:r>
           </w:p>
@@ -13123,6 +13639,7 @@
                 <w:sz w:val="28"/>
                 <w:szCs w:val="32"/>
               </w:rPr>
+              <w:lastRenderedPageBreak/>
               <w:t>T.S.5.</w:t>
             </w:r>
             <w:r>
@@ -14169,7 +14686,6 @@
                 <w:sz w:val="28"/>
                 <w:szCs w:val="32"/>
               </w:rPr>
-              <w:lastRenderedPageBreak/>
               <w:t>T.S.5.</w:t>
             </w:r>
             <w:r>

--- a/TS-Kramam/TS-5.4/TS 5.4 Tamil Krama Paatam Corrections.docx
+++ b/TS-Kramam/TS-5.4/TS 5.4 Tamil Krama Paatam Corrections.docx
@@ -2671,6 +2671,736 @@
       </w:tr>
       <w:tr>
         <w:trPr>
+          <w:trHeight w:val="1680"/>
+        </w:trPr>
+        <w:tc>
+          <w:tcPr>
+            <w:tcW w:w="3907" w:type="dxa"/>
+          </w:tcPr>
+          <w:p>
+            <w:pPr>
+              <w:widowControl w:val="0"/>
+              <w:tabs>
+                <w:tab w:val="left" w:pos="993"/>
+              </w:tabs>
+              <w:autoSpaceDE w:val="0"/>
+              <w:autoSpaceDN w:val="0"/>
+              <w:adjustRightInd w:val="0"/>
+              <w:spacing w:before="0" w:line="240" w:lineRule="auto"/>
+              <w:ind w:right="297"/>
+              <w:rPr>
+                <w:rFonts w:cs="Arial"/>
+                <w:b/>
+                <w:color w:val="EE0000"/>
+                <w:sz w:val="28"/>
+                <w:szCs w:val="32"/>
+              </w:rPr>
+            </w:pPr>
+            <w:r>
+              <w:rPr>
+                <w:rFonts w:cs="Arial"/>
+                <w:b/>
+                <w:color w:val="EE0000"/>
+                <w:sz w:val="28"/>
+                <w:szCs w:val="32"/>
+              </w:rPr>
+              <w:t>T.S.5.4.11.1– Kramam</w:t>
+            </w:r>
+          </w:p>
+          <w:p>
+            <w:pPr>
+              <w:widowControl w:val="0"/>
+              <w:tabs>
+                <w:tab w:val="left" w:pos="993"/>
+              </w:tabs>
+              <w:autoSpaceDE w:val="0"/>
+              <w:autoSpaceDN w:val="0"/>
+              <w:adjustRightInd w:val="0"/>
+              <w:spacing w:before="0" w:line="240" w:lineRule="auto"/>
+              <w:ind w:right="297"/>
+              <w:rPr>
+                <w:rFonts w:cs="Arial"/>
+                <w:b/>
+                <w:color w:val="EE0000"/>
+                <w:szCs w:val="28"/>
+                <w:lang w:val="en-IN"/>
+              </w:rPr>
+            </w:pPr>
+            <w:r>
+              <w:rPr>
+                <w:rFonts w:cs="Arial"/>
+                <w:b/>
+                <w:color w:val="EE0000"/>
+                <w:sz w:val="28"/>
+                <w:szCs w:val="32"/>
+                <w:lang w:val="en-IN"/>
+              </w:rPr>
+              <w:t>Krama Vaakyam No.– 30</w:t>
+            </w:r>
+          </w:p>
+          <w:p>
+            <w:pPr>
+              <w:widowControl w:val="0"/>
+              <w:tabs>
+                <w:tab w:val="left" w:pos="993"/>
+              </w:tabs>
+              <w:autoSpaceDE w:val="0"/>
+              <w:autoSpaceDN w:val="0"/>
+              <w:adjustRightInd w:val="0"/>
+              <w:spacing w:before="0" w:line="240" w:lineRule="auto"/>
+              <w:ind w:right="297"/>
+              <w:rPr>
+                <w:rFonts w:cs="Arial"/>
+                <w:b/>
+                <w:color w:val="EE0000"/>
+                <w:sz w:val="28"/>
+                <w:szCs w:val="32"/>
+                <w:lang w:val="it-IT"/>
+              </w:rPr>
+            </w:pPr>
+            <w:r>
+              <w:rPr>
+                <w:rFonts w:cs="Arial"/>
+                <w:b/>
+                <w:color w:val="EE0000"/>
+                <w:sz w:val="28"/>
+                <w:szCs w:val="32"/>
+                <w:lang w:val="it-IT"/>
+              </w:rPr>
+              <w:t>Panchaati No</w:t>
+            </w:r>
+            <w:r>
+              <w:rPr>
+                <w:rFonts w:cs="Arial"/>
+                <w:b/>
+                <w:color w:val="EE0000"/>
+                <w:szCs w:val="32"/>
+                <w:lang w:val="it-IT"/>
+              </w:rPr>
+              <w:t xml:space="preserve">. - </w:t>
+            </w:r>
+            <w:r>
+              <w:rPr>
+                <w:rFonts w:cs="Arial"/>
+                <w:b/>
+                <w:color w:val="EE0000"/>
+                <w:sz w:val="28"/>
+                <w:szCs w:val="32"/>
+                <w:lang w:val="it-IT"/>
+              </w:rPr>
+              <w:t>52</w:t>
+            </w:r>
+          </w:p>
+        </w:tc>
+        <w:tc>
+          <w:tcPr>
+            <w:tcW w:w="5105" w:type="dxa"/>
+          </w:tcPr>
+          <w:p>
+            <w:pPr>
+              <w:widowControl w:val="0"/>
+              <w:autoSpaceDE w:val="0"/>
+              <w:autoSpaceDN w:val="0"/>
+              <w:adjustRightInd w:val="0"/>
+              <w:spacing w:before="0" w:line="240" w:lineRule="auto"/>
+              <w:rPr>
+                <w:rFonts w:ascii="BRH Devanagari Extra" w:hAnsi="BRH Devanagari Extra" w:cs="BRH Devanagari Extra"/>
+                <w:color w:val="EE0000"/>
+                <w:sz w:val="40"/>
+                <w:szCs w:val="40"/>
+                <w:lang w:val="it-IT" w:bidi="ml-IN"/>
+              </w:rPr>
+            </w:pPr>
+            <w:r>
+              <w:rPr>
+                <w:rFonts w:ascii="Latha" w:hAnsi="Latha" w:cs="Latha"/>
+                <w:color w:val="EE0000"/>
+                <w:sz w:val="28"/>
+                <w:szCs w:val="28"/>
+                <w:cs/>
+                <w:lang w:bidi="ta-IN"/>
+              </w:rPr>
+              <w:t>க</w:t>
+            </w:r>
+            <w:r>
+              <w:rPr>
+                <w:rFonts w:ascii="BRH Tamil Tab Extra" w:hAnsi="BRH Tamil Tab Extra" w:cs="Latha"/>
+                <w:b/>
+                <w:color w:val="EE0000"/>
+                <w:sz w:val="32"/>
+                <w:szCs w:val="28"/>
+                <w:lang w:val="it-IT" w:bidi="ta-IN"/>
+              </w:rPr>
+              <w:t>…</w:t>
+            </w:r>
+            <w:r>
+              <w:rPr>
+                <w:rFonts w:ascii="Latha" w:hAnsi="Latha" w:cs="Latha"/>
+                <w:color w:val="EE0000"/>
+                <w:sz w:val="28"/>
+                <w:szCs w:val="28"/>
+                <w:cs/>
+                <w:lang w:bidi="ta-IN"/>
+              </w:rPr>
+              <w:t>ங்‍க</w:t>
+            </w:r>
+            <w:r>
+              <w:rPr>
+                <w:rFonts w:ascii="BRH Tamil Tab Extra" w:hAnsi="BRH Tamil Tab Extra" w:cs="Latha"/>
+                <w:b/>
+                <w:color w:val="EE0000"/>
+                <w:sz w:val="32"/>
+                <w:szCs w:val="28"/>
+                <w:lang w:val="it-IT" w:bidi="ta-IN"/>
+              </w:rPr>
+              <w:t>…</w:t>
+            </w:r>
+            <w:r>
+              <w:rPr>
+                <w:rFonts w:ascii="Latha" w:hAnsi="Latha" w:cs="Latha"/>
+                <w:color w:val="EE0000"/>
+                <w:sz w:val="28"/>
+                <w:szCs w:val="28"/>
+                <w:cs/>
+                <w:lang w:bidi="ta-IN"/>
+              </w:rPr>
+              <w:t>சித</w:t>
+            </w:r>
+            <w:r>
+              <w:rPr>
+                <w:rFonts w:ascii="BRH Tamil Tab Extra" w:hAnsi="BRH Tamil Tab Extra" w:cs="Latha"/>
+                <w:b/>
+                <w:color w:val="EE0000"/>
+                <w:sz w:val="36"/>
+                <w:szCs w:val="28"/>
+                <w:lang w:val="it-IT" w:bidi="ta-IN"/>
+              </w:rPr>
+              <w:t>†</w:t>
+            </w:r>
+            <w:r>
+              <w:rPr>
+                <w:rFonts w:ascii="Latha" w:hAnsi="Latha" w:cs="Latha"/>
+                <w:color w:val="EE0000"/>
+                <w:sz w:val="28"/>
+                <w:szCs w:val="28"/>
+                <w:cs/>
+                <w:lang w:bidi="ta-IN"/>
+              </w:rPr>
+              <w:t>ஞ்</w:t>
+            </w:r>
+            <w:r>
+              <w:rPr>
+                <w:rFonts w:ascii="Latha" w:hAnsi="Latha" w:cs="Latha"/>
+                <w:color w:val="EE0000"/>
+                <w:sz w:val="28"/>
+                <w:szCs w:val="28"/>
+                <w:lang w:val="it-IT" w:bidi="ta-IN"/>
+              </w:rPr>
+              <w:t xml:space="preserve"> </w:t>
+            </w:r>
+            <w:r>
+              <w:rPr>
+                <w:rFonts w:ascii="Latha" w:hAnsi="Latha" w:cs="Latha"/>
+                <w:color w:val="EE0000"/>
+                <w:sz w:val="28"/>
+                <w:szCs w:val="28"/>
+                <w:cs/>
+                <w:lang w:bidi="ta-IN"/>
+              </w:rPr>
+              <w:t>சின்வீத</w:t>
+            </w:r>
+            <w:r>
+              <w:rPr>
+                <w:rFonts w:ascii="Latha" w:hAnsi="Latha" w:cs="Latha"/>
+                <w:color w:val="EE0000"/>
+                <w:sz w:val="28"/>
+                <w:szCs w:val="28"/>
+                <w:lang w:val="it-IT" w:bidi="ta-IN"/>
+              </w:rPr>
+              <w:t xml:space="preserve"> | </w:t>
+            </w:r>
+            <w:r>
+              <w:rPr>
+                <w:rFonts w:ascii="Latha" w:hAnsi="Latha" w:cs="Latha"/>
+                <w:color w:val="EE0000"/>
+                <w:sz w:val="28"/>
+                <w:szCs w:val="28"/>
+                <w:cs/>
+                <w:lang w:bidi="ta-IN"/>
+              </w:rPr>
+              <w:t>க</w:t>
+            </w:r>
+            <w:r>
+              <w:rPr>
+                <w:rFonts w:ascii="BRH Tamil Tab Extra" w:hAnsi="BRH Tamil Tab Extra" w:cs="Latha"/>
+                <w:b/>
+                <w:color w:val="EE0000"/>
+                <w:sz w:val="32"/>
+                <w:szCs w:val="28"/>
+                <w:lang w:val="it-IT" w:bidi="ta-IN"/>
+              </w:rPr>
+              <w:t>…</w:t>
+            </w:r>
+            <w:r>
+              <w:rPr>
+                <w:rFonts w:ascii="Latha" w:hAnsi="Latha" w:cs="Latha"/>
+                <w:color w:val="EE0000"/>
+                <w:sz w:val="28"/>
+                <w:szCs w:val="28"/>
+                <w:cs/>
+                <w:lang w:bidi="ta-IN"/>
+              </w:rPr>
+              <w:t>ங்‍க</w:t>
+            </w:r>
+            <w:r>
+              <w:rPr>
+                <w:rFonts w:ascii="BRH Tamil Tab Extra" w:hAnsi="BRH Tamil Tab Extra" w:cs="Latha"/>
+                <w:b/>
+                <w:color w:val="EE0000"/>
+                <w:sz w:val="32"/>
+                <w:szCs w:val="28"/>
+                <w:lang w:val="it-IT" w:bidi="ta-IN"/>
+              </w:rPr>
+              <w:t>…</w:t>
+            </w:r>
+            <w:r>
+              <w:rPr>
+                <w:rFonts w:ascii="Latha" w:hAnsi="Latha" w:cs="Latha"/>
+                <w:color w:val="EE0000"/>
+                <w:sz w:val="28"/>
+                <w:szCs w:val="28"/>
+                <w:cs/>
+                <w:lang w:bidi="ta-IN"/>
+              </w:rPr>
+              <w:t>சி</w:t>
+            </w:r>
+            <w:r>
+              <w:rPr>
+                <w:rFonts w:ascii="Latha" w:hAnsi="Latha" w:cs="Latha"/>
+                <w:color w:val="EE0000"/>
+                <w:sz w:val="28"/>
+                <w:szCs w:val="28"/>
+                <w:highlight w:val="yellow"/>
+                <w:cs/>
+                <w:lang w:bidi="ta-IN"/>
+              </w:rPr>
+              <w:t>தி</w:t>
+            </w:r>
+            <w:r>
+              <w:rPr>
+                <w:rFonts w:ascii="BRH Tamil Tab Extra" w:hAnsi="BRH Tamil Tab Extra" w:cs="Latha"/>
+                <w:b/>
+                <w:color w:val="EE0000"/>
+                <w:sz w:val="32"/>
+                <w:szCs w:val="28"/>
+                <w:lang w:val="it-IT" w:bidi="ta-IN"/>
+              </w:rPr>
+              <w:t>…</w:t>
+            </w:r>
+            <w:r>
+              <w:rPr>
+                <w:rFonts w:ascii="Latha" w:hAnsi="Latha" w:cs="Latha"/>
+                <w:color w:val="EE0000"/>
+                <w:sz w:val="28"/>
+                <w:szCs w:val="28"/>
+                <w:cs/>
+                <w:lang w:bidi="ta-IN"/>
+              </w:rPr>
+              <w:t>மிதி</w:t>
+            </w:r>
+            <w:r>
+              <w:rPr>
+                <w:rFonts w:ascii="BRH Tamil Tab Extra" w:hAnsi="BRH Tamil Tab Extra" w:cs="Latha"/>
+                <w:b/>
+                <w:color w:val="EE0000"/>
+                <w:sz w:val="36"/>
+                <w:szCs w:val="28"/>
+                <w:lang w:val="it-IT" w:bidi="ta-IN"/>
+              </w:rPr>
+              <w:t>†</w:t>
+            </w:r>
+            <w:r>
+              <w:rPr>
+                <w:rFonts w:ascii="Latha" w:hAnsi="Latha" w:cs="Latha"/>
+                <w:color w:val="EE0000"/>
+                <w:sz w:val="28"/>
+                <w:szCs w:val="28"/>
+                <w:lang w:val="it-IT" w:bidi="ta-IN"/>
+              </w:rPr>
+              <w:t xml:space="preserve"> </w:t>
+            </w:r>
+            <w:r>
+              <w:rPr>
+                <w:rFonts w:ascii="Latha" w:hAnsi="Latha" w:cs="Latha"/>
+                <w:color w:val="EE0000"/>
+                <w:sz w:val="28"/>
+                <w:szCs w:val="28"/>
+                <w:cs/>
+                <w:lang w:bidi="ta-IN"/>
+              </w:rPr>
+              <w:t>கங்‍க</w:t>
+            </w:r>
+            <w:r>
+              <w:rPr>
+                <w:rFonts w:ascii="Latha" w:hAnsi="Latha" w:cs="Latha"/>
+                <w:color w:val="EE0000"/>
+                <w:sz w:val="28"/>
+                <w:szCs w:val="28"/>
+                <w:lang w:val="it-IT" w:bidi="ta-IN"/>
+              </w:rPr>
+              <w:t xml:space="preserve"> - </w:t>
+            </w:r>
+            <w:r>
+              <w:rPr>
+                <w:rFonts w:ascii="Latha" w:hAnsi="Latha" w:cs="Latha"/>
+                <w:color w:val="EE0000"/>
+                <w:sz w:val="28"/>
+                <w:szCs w:val="28"/>
+                <w:cs/>
+                <w:lang w:bidi="ta-IN"/>
+              </w:rPr>
+              <w:t>சித</w:t>
+            </w:r>
+            <w:r>
+              <w:rPr>
+                <w:rFonts w:ascii="BRH Tamil Tab Extra" w:hAnsi="BRH Tamil Tab Extra" w:cs="Latha"/>
+                <w:b/>
+                <w:color w:val="EE0000"/>
+                <w:sz w:val="36"/>
+                <w:szCs w:val="28"/>
+                <w:lang w:val="it-IT" w:bidi="ta-IN"/>
+              </w:rPr>
+              <w:t>‡</w:t>
+            </w:r>
+            <w:r>
+              <w:rPr>
+                <w:rFonts w:ascii="Latha" w:hAnsi="Latha" w:cs="Latha"/>
+                <w:color w:val="EE0000"/>
+                <w:sz w:val="28"/>
+                <w:szCs w:val="28"/>
+                <w:cs/>
+                <w:lang w:bidi="ta-IN"/>
+              </w:rPr>
+              <w:t>ம்</w:t>
+            </w:r>
+            <w:r>
+              <w:rPr>
+                <w:rFonts w:ascii="Latha" w:hAnsi="Latha" w:cs="Latha"/>
+                <w:color w:val="EE0000"/>
+                <w:sz w:val="28"/>
+                <w:szCs w:val="28"/>
+                <w:lang w:val="it-IT" w:bidi="ta-IN"/>
+              </w:rPr>
+              <w:t xml:space="preserve"> |</w:t>
+            </w:r>
+          </w:p>
+        </w:tc>
+        <w:tc>
+          <w:tcPr>
+            <w:tcW w:w="5388" w:type="dxa"/>
+          </w:tcPr>
+          <w:p>
+            <w:pPr>
+              <w:widowControl w:val="0"/>
+              <w:autoSpaceDE w:val="0"/>
+              <w:autoSpaceDN w:val="0"/>
+              <w:adjustRightInd w:val="0"/>
+              <w:spacing w:before="0" w:line="240" w:lineRule="auto"/>
+              <w:rPr>
+                <w:rFonts w:ascii="BRH Devanagari Extra" w:hAnsi="BRH Devanagari Extra" w:cs="BRH Devanagari Extra"/>
+                <w:color w:val="EE0000"/>
+                <w:sz w:val="40"/>
+                <w:szCs w:val="40"/>
+                <w:lang w:val="it-IT" w:bidi="ml-IN"/>
+              </w:rPr>
+            </w:pPr>
+            <w:r>
+              <w:rPr>
+                <w:rFonts w:ascii="Latha" w:hAnsi="Latha" w:cs="Latha"/>
+                <w:color w:val="EE0000"/>
+                <w:sz w:val="28"/>
+                <w:szCs w:val="28"/>
+                <w:cs/>
+                <w:lang w:bidi="ta-IN"/>
+              </w:rPr>
+              <w:t>க</w:t>
+            </w:r>
+            <w:r>
+              <w:rPr>
+                <w:rFonts w:ascii="BRH Tamil Tab Extra" w:hAnsi="BRH Tamil Tab Extra" w:cs="Latha"/>
+                <w:b/>
+                <w:color w:val="EE0000"/>
+                <w:sz w:val="32"/>
+                <w:szCs w:val="28"/>
+                <w:lang w:val="it-IT" w:bidi="ta-IN"/>
+              </w:rPr>
+              <w:t>…</w:t>
+            </w:r>
+            <w:r>
+              <w:rPr>
+                <w:rFonts w:ascii="Latha" w:hAnsi="Latha" w:cs="Latha"/>
+                <w:color w:val="EE0000"/>
+                <w:sz w:val="28"/>
+                <w:szCs w:val="28"/>
+                <w:cs/>
+                <w:lang w:bidi="ta-IN"/>
+              </w:rPr>
+              <w:t>ங்‍க</w:t>
+            </w:r>
+            <w:r>
+              <w:rPr>
+                <w:rFonts w:ascii="BRH Tamil Tab Extra" w:hAnsi="BRH Tamil Tab Extra" w:cs="Latha"/>
+                <w:b/>
+                <w:color w:val="EE0000"/>
+                <w:sz w:val="32"/>
+                <w:szCs w:val="28"/>
+                <w:lang w:val="it-IT" w:bidi="ta-IN"/>
+              </w:rPr>
+              <w:t>…</w:t>
+            </w:r>
+            <w:r>
+              <w:rPr>
+                <w:rFonts w:ascii="Latha" w:hAnsi="Latha" w:cs="Latha"/>
+                <w:color w:val="EE0000"/>
+                <w:sz w:val="28"/>
+                <w:szCs w:val="28"/>
+                <w:cs/>
+                <w:lang w:bidi="ta-IN"/>
+              </w:rPr>
+              <w:t>சித</w:t>
+            </w:r>
+            <w:r>
+              <w:rPr>
+                <w:rFonts w:ascii="BRH Tamil Tab Extra" w:hAnsi="BRH Tamil Tab Extra" w:cs="Latha"/>
+                <w:b/>
+                <w:color w:val="EE0000"/>
+                <w:sz w:val="36"/>
+                <w:szCs w:val="28"/>
+                <w:lang w:val="it-IT" w:bidi="ta-IN"/>
+              </w:rPr>
+              <w:t>†</w:t>
+            </w:r>
+            <w:r>
+              <w:rPr>
+                <w:rFonts w:ascii="Latha" w:hAnsi="Latha" w:cs="Latha"/>
+                <w:color w:val="EE0000"/>
+                <w:sz w:val="28"/>
+                <w:szCs w:val="28"/>
+                <w:cs/>
+                <w:lang w:bidi="ta-IN"/>
+              </w:rPr>
+              <w:t>ஞ்</w:t>
+            </w:r>
+            <w:r>
+              <w:rPr>
+                <w:rFonts w:ascii="Latha" w:hAnsi="Latha" w:cs="Latha"/>
+                <w:color w:val="EE0000"/>
+                <w:sz w:val="28"/>
+                <w:szCs w:val="28"/>
+                <w:lang w:val="it-IT" w:bidi="ta-IN"/>
+              </w:rPr>
+              <w:t xml:space="preserve"> </w:t>
+            </w:r>
+            <w:r>
+              <w:rPr>
+                <w:rFonts w:ascii="Latha" w:hAnsi="Latha" w:cs="Latha"/>
+                <w:color w:val="EE0000"/>
+                <w:sz w:val="28"/>
+                <w:szCs w:val="28"/>
+                <w:cs/>
+                <w:lang w:bidi="ta-IN"/>
+              </w:rPr>
+              <w:t>சின்வீத</w:t>
+            </w:r>
+            <w:r>
+              <w:rPr>
+                <w:rFonts w:ascii="Latha" w:hAnsi="Latha" w:cs="Latha"/>
+                <w:color w:val="EE0000"/>
+                <w:sz w:val="28"/>
+                <w:szCs w:val="28"/>
+                <w:lang w:val="it-IT" w:bidi="ta-IN"/>
+              </w:rPr>
+              <w:t xml:space="preserve"> | </w:t>
+            </w:r>
+            <w:r>
+              <w:rPr>
+                <w:rFonts w:ascii="Latha" w:hAnsi="Latha" w:cs="Latha"/>
+                <w:color w:val="EE0000"/>
+                <w:sz w:val="28"/>
+                <w:szCs w:val="28"/>
+                <w:cs/>
+                <w:lang w:bidi="ta-IN"/>
+              </w:rPr>
+              <w:t>க</w:t>
+            </w:r>
+            <w:r>
+              <w:rPr>
+                <w:rFonts w:ascii="BRH Tamil Tab Extra" w:hAnsi="BRH Tamil Tab Extra" w:cs="Latha"/>
+                <w:b/>
+                <w:color w:val="EE0000"/>
+                <w:sz w:val="32"/>
+                <w:szCs w:val="28"/>
+                <w:lang w:val="it-IT" w:bidi="ta-IN"/>
+              </w:rPr>
+              <w:t>…</w:t>
+            </w:r>
+            <w:r>
+              <w:rPr>
+                <w:rFonts w:ascii="Latha" w:hAnsi="Latha" w:cs="Latha"/>
+                <w:color w:val="EE0000"/>
+                <w:sz w:val="28"/>
+                <w:szCs w:val="28"/>
+                <w:cs/>
+                <w:lang w:bidi="ta-IN"/>
+              </w:rPr>
+              <w:t>ங்‍க</w:t>
+            </w:r>
+            <w:r>
+              <w:rPr>
+                <w:rFonts w:ascii="BRH Tamil Tab Extra" w:hAnsi="BRH Tamil Tab Extra" w:cs="Latha"/>
+                <w:b/>
+                <w:color w:val="EE0000"/>
+                <w:sz w:val="32"/>
+                <w:szCs w:val="28"/>
+                <w:lang w:val="it-IT" w:bidi="ta-IN"/>
+              </w:rPr>
+              <w:t>…</w:t>
+            </w:r>
+            <w:r>
+              <w:rPr>
+                <w:rFonts w:ascii="Latha" w:hAnsi="Latha" w:cs="Latha"/>
+                <w:color w:val="EE0000"/>
+                <w:sz w:val="28"/>
+                <w:szCs w:val="28"/>
+                <w:cs/>
+                <w:lang w:bidi="ta-IN"/>
+              </w:rPr>
+              <w:t>சி</w:t>
+            </w:r>
+            <w:r>
+              <w:rPr>
+                <w:rFonts w:ascii="Latha" w:hAnsi="Latha" w:cs="Latha"/>
+                <w:color w:val="EE0000"/>
+                <w:sz w:val="28"/>
+                <w:szCs w:val="28"/>
+                <w:highlight w:val="green"/>
+                <w:cs/>
+                <w:lang w:bidi="ta-IN"/>
+              </w:rPr>
+              <w:t>த</w:t>
+            </w:r>
+            <w:r>
+              <w:rPr>
+                <w:rFonts w:ascii="BRH Tamil Tab Extra" w:hAnsi="BRH Tamil Tab Extra" w:cs="Latha"/>
+                <w:b/>
+                <w:color w:val="EE0000"/>
+                <w:sz w:val="32"/>
+                <w:szCs w:val="28"/>
+                <w:lang w:val="it-IT" w:bidi="ta-IN"/>
+              </w:rPr>
+              <w:t>…</w:t>
+            </w:r>
+            <w:r>
+              <w:rPr>
+                <w:rFonts w:ascii="Latha" w:hAnsi="Latha" w:cs="Latha"/>
+                <w:color w:val="EE0000"/>
+                <w:sz w:val="28"/>
+                <w:szCs w:val="28"/>
+                <w:cs/>
+                <w:lang w:bidi="ta-IN"/>
+              </w:rPr>
+              <w:t>மிதி</w:t>
+            </w:r>
+            <w:r>
+              <w:rPr>
+                <w:rFonts w:ascii="BRH Tamil Tab Extra" w:hAnsi="BRH Tamil Tab Extra" w:cs="Latha"/>
+                <w:b/>
+                <w:color w:val="EE0000"/>
+                <w:sz w:val="36"/>
+                <w:szCs w:val="28"/>
+                <w:lang w:val="it-IT" w:bidi="ta-IN"/>
+              </w:rPr>
+              <w:t>†</w:t>
+            </w:r>
+            <w:r>
+              <w:rPr>
+                <w:rFonts w:ascii="Latha" w:hAnsi="Latha" w:cs="Latha"/>
+                <w:color w:val="EE0000"/>
+                <w:sz w:val="28"/>
+                <w:szCs w:val="28"/>
+                <w:lang w:val="it-IT" w:bidi="ta-IN"/>
+              </w:rPr>
+              <w:t xml:space="preserve"> </w:t>
+            </w:r>
+            <w:r>
+              <w:rPr>
+                <w:rFonts w:ascii="Latha" w:hAnsi="Latha" w:cs="Latha"/>
+                <w:color w:val="EE0000"/>
+                <w:sz w:val="28"/>
+                <w:szCs w:val="28"/>
+                <w:cs/>
+                <w:lang w:bidi="ta-IN"/>
+              </w:rPr>
+              <w:t>கங்‍க</w:t>
+            </w:r>
+            <w:r>
+              <w:rPr>
+                <w:rFonts w:ascii="Latha" w:hAnsi="Latha" w:cs="Latha"/>
+                <w:color w:val="EE0000"/>
+                <w:sz w:val="28"/>
+                <w:szCs w:val="28"/>
+                <w:lang w:val="it-IT" w:bidi="ta-IN"/>
+              </w:rPr>
+              <w:t xml:space="preserve"> - </w:t>
+            </w:r>
+            <w:r>
+              <w:rPr>
+                <w:rFonts w:ascii="Latha" w:hAnsi="Latha" w:cs="Latha"/>
+                <w:color w:val="EE0000"/>
+                <w:sz w:val="28"/>
+                <w:szCs w:val="28"/>
+                <w:cs/>
+                <w:lang w:bidi="ta-IN"/>
+              </w:rPr>
+              <w:t>சித</w:t>
+            </w:r>
+            <w:r>
+              <w:rPr>
+                <w:rFonts w:ascii="BRH Tamil Tab Extra" w:hAnsi="BRH Tamil Tab Extra" w:cs="Latha"/>
+                <w:b/>
+                <w:color w:val="EE0000"/>
+                <w:sz w:val="36"/>
+                <w:szCs w:val="28"/>
+                <w:lang w:val="it-IT" w:bidi="ta-IN"/>
+              </w:rPr>
+              <w:t>‡</w:t>
+            </w:r>
+            <w:r>
+              <w:rPr>
+                <w:rFonts w:ascii="Latha" w:hAnsi="Latha" w:cs="Latha"/>
+                <w:color w:val="EE0000"/>
+                <w:sz w:val="28"/>
+                <w:szCs w:val="28"/>
+                <w:cs/>
+                <w:lang w:bidi="ta-IN"/>
+              </w:rPr>
+              <w:t>ம்</w:t>
+            </w:r>
+            <w:r>
+              <w:rPr>
+                <w:rFonts w:ascii="Latha" w:hAnsi="Latha" w:cs="Latha"/>
+                <w:color w:val="EE0000"/>
+                <w:sz w:val="28"/>
+                <w:szCs w:val="28"/>
+                <w:lang w:val="it-IT" w:bidi="ta-IN"/>
+              </w:rPr>
+              <w:t xml:space="preserve"> |</w:t>
+            </w:r>
+          </w:p>
+        </w:tc>
+      </w:tr>
+      <w:tr>
+        <w:trPr>
           <w:trHeight w:val="1550"/>
         </w:trPr>
         <w:tc>
@@ -2704,6 +3434,7 @@
                 <w:sz w:val="28"/>
                 <w:szCs w:val="32"/>
               </w:rPr>
+              <w:lastRenderedPageBreak/>
               <w:t>T.S.5.</w:t>
             </w:r>
             <w:r>
@@ -3894,7 +4625,6 @@
                 <w:cs/>
                 <w:lang w:bidi="ta-IN"/>
               </w:rPr>
-              <w:lastRenderedPageBreak/>
               <w:t>அஶ்வ</w:t>
             </w:r>
             <w:r>
@@ -4028,7 +4758,6 @@
                 <w:cs/>
                 <w:lang w:bidi="ta-IN"/>
               </w:rPr>
-              <w:lastRenderedPageBreak/>
               <w:t>யஸ்மி</w:t>
             </w:r>
             <w:r>
@@ -4119,7 +4848,6 @@
                 <w:cs/>
                 <w:lang w:bidi="ta-IN"/>
               </w:rPr>
-              <w:lastRenderedPageBreak/>
               <w:t>ஆல</w:t>
             </w:r>
             <w:r>
@@ -4218,7 +4946,6 @@
           <w:szCs w:val="32"/>
           <w:u w:val="single"/>
         </w:rPr>
-        <w:lastRenderedPageBreak/>
         <w:t>============</w:t>
       </w:r>
     </w:p>
@@ -5095,6 +5822,7 @@
                 <w:sz w:val="32"/>
                 <w:szCs w:val="32"/>
               </w:rPr>
+              <w:lastRenderedPageBreak/>
               <w:t>Reference</w:t>
             </w:r>
           </w:p>
@@ -5121,6 +5849,7 @@
                 <w:sz w:val="32"/>
                 <w:szCs w:val="32"/>
               </w:rPr>
+              <w:lastRenderedPageBreak/>
               <w:t>As Printed</w:t>
             </w:r>
           </w:p>
@@ -6008,7 +6737,6 @@
                 <w:cs/>
                 <w:lang w:bidi="ta-IN"/>
               </w:rPr>
-              <w:lastRenderedPageBreak/>
               <w:t>அ</w:t>
             </w:r>
             <w:r>
@@ -6308,7 +7036,6 @@
                 <w:cs/>
                 <w:lang w:bidi="ta-IN"/>
               </w:rPr>
-              <w:lastRenderedPageBreak/>
               <w:t>அ</w:t>
             </w:r>
             <w:r>
@@ -6428,7 +7155,6 @@
                 <w:cs/>
                 <w:lang w:bidi="ta-IN"/>
               </w:rPr>
-              <w:lastRenderedPageBreak/>
               <w:t>அ</w:t>
             </w:r>
             <w:r>
@@ -6729,7 +7455,6 @@
                 <w:sz w:val="28"/>
                 <w:szCs w:val="32"/>
               </w:rPr>
-              <w:lastRenderedPageBreak/>
               <w:t>T.S.5.4.3.3 – Kramam</w:t>
             </w:r>
           </w:p>
@@ -9105,6 +9830,7 @@
                 <w:sz w:val="28"/>
                 <w:szCs w:val="32"/>
               </w:rPr>
+              <w:lastRenderedPageBreak/>
               <w:t>T.S.5.4.5.2 – Kramam</w:t>
             </w:r>
           </w:p>
@@ -9828,7 +10554,6 @@
                 <w:sz w:val="28"/>
                 <w:szCs w:val="32"/>
               </w:rPr>
-              <w:lastRenderedPageBreak/>
               <w:t>T.S.5.4.5.5 – Kramam</w:t>
             </w:r>
           </w:p>
@@ -12810,6 +13535,7 @@
                 <w:sz w:val="28"/>
                 <w:szCs w:val="32"/>
               </w:rPr>
+              <w:lastRenderedPageBreak/>
               <w:t>T.S.5.</w:t>
             </w:r>
             <w:r>
@@ -13639,7 +14365,6 @@
                 <w:sz w:val="28"/>
                 <w:szCs w:val="32"/>
               </w:rPr>
-              <w:lastRenderedPageBreak/>
               <w:t>T.S.5.</w:t>
             </w:r>
             <w:r>
@@ -15317,16 +16042,7 @@
           <w:bCs/>
           <w:sz w:val="32"/>
         </w:rPr>
-        <w:t xml:space="preserve">replaced </w:t>
-      </w:r>
-      <w:proofErr w:type="gramStart"/>
-      <w:r>
-        <w:rPr>
-          <w:b/>
-          <w:bCs/>
-          <w:sz w:val="32"/>
-        </w:rPr>
-        <w:t>with</w:t>
+        <w:t>replaced with</w:t>
       </w:r>
       <w:r>
         <w:rPr>
@@ -15348,7 +16064,6 @@
         </w:rPr>
         <w:t>"</w:t>
       </w:r>
-      <w:proofErr w:type="gramEnd"/>
       <w:r>
         <w:rPr>
           <w:rFonts w:ascii="Latha" w:hAnsi="Latha" w:cs="Latha"/>
@@ -15714,6 +16429,7 @@
                 <w:sz w:val="32"/>
                 <w:szCs w:val="36"/>
               </w:rPr>
+              <w:lastRenderedPageBreak/>
               <w:t>None</w:t>
             </w:r>
           </w:p>

--- a/TS-Kramam/TS-5.4/TS 5.4 Tamil Krama Paatam Corrections.docx
+++ b/TS-Kramam/TS-5.4/TS 5.4 Tamil Krama Paatam Corrections.docx
@@ -2804,6 +2804,402 @@
               <w:adjustRightInd w:val="0"/>
               <w:spacing w:before="0" w:line="240" w:lineRule="auto"/>
               <w:rPr>
+                <w:rFonts w:ascii="Latha" w:hAnsi="Latha" w:cs="Latha"/>
+                <w:color w:val="EE0000"/>
+                <w:sz w:val="28"/>
+                <w:szCs w:val="28"/>
+                <w:lang w:val="it-IT" w:bidi="ta-IN"/>
+              </w:rPr>
+            </w:pPr>
+            <w:r>
+              <w:rPr>
+                <w:rFonts w:ascii="Latha" w:hAnsi="Latha" w:cs="Latha"/>
+                <w:color w:val="EE0000"/>
+                <w:sz w:val="28"/>
+                <w:szCs w:val="28"/>
+                <w:cs/>
+                <w:lang w:bidi="ta-IN"/>
+              </w:rPr>
+              <w:t>ப</w:t>
+            </w:r>
+            <w:r>
+              <w:rPr>
+                <w:rFonts w:ascii="BRH Tamil Tab Extra" w:hAnsi="BRH Tamil Tab Extra" w:cs="Latha"/>
+                <w:b/>
+                <w:color w:val="EE0000"/>
+                <w:sz w:val="32"/>
+                <w:szCs w:val="28"/>
+                <w:lang w:val="it-IT" w:bidi="ta-IN"/>
+              </w:rPr>
+              <w:t>…</w:t>
+            </w:r>
+            <w:r>
+              <w:rPr>
+                <w:rFonts w:ascii="Latha" w:hAnsi="Latha" w:cs="Latha"/>
+                <w:color w:val="EE0000"/>
+                <w:sz w:val="28"/>
+                <w:szCs w:val="28"/>
+                <w:cs/>
+                <w:lang w:bidi="ta-IN"/>
+              </w:rPr>
+              <w:t>த</w:t>
+            </w:r>
+            <w:r>
+              <w:rPr>
+                <w:rFonts w:ascii="BRH Tamil Tab Extra" w:hAnsi="BRH Tamil Tab Extra" w:cs="Latha"/>
+                <w:b/>
+                <w:color w:val="EE0000"/>
+                <w:sz w:val="32"/>
+                <w:szCs w:val="28"/>
+                <w:lang w:val="it-IT" w:bidi="ta-IN"/>
+              </w:rPr>
+              <w:t>…</w:t>
+            </w:r>
+            <w:r>
+              <w:rPr>
+                <w:rFonts w:ascii="Latha" w:hAnsi="Latha" w:cs="Latha"/>
+                <w:color w:val="EE0000"/>
+                <w:sz w:val="28"/>
+                <w:szCs w:val="28"/>
+                <w:cs/>
+                <w:lang w:bidi="ta-IN"/>
+              </w:rPr>
+              <w:t>தி</w:t>
+            </w:r>
+            <w:r>
+              <w:rPr>
+                <w:rFonts w:ascii="BRH Tamil Tab Extra" w:hAnsi="BRH Tamil Tab Extra" w:cs="Latha"/>
+                <w:b/>
+                <w:color w:val="EE0000"/>
+                <w:sz w:val="32"/>
+                <w:szCs w:val="28"/>
+                <w:lang w:val="it-IT" w:bidi="ta-IN"/>
+              </w:rPr>
+              <w:t>…</w:t>
+            </w:r>
+            <w:r>
+              <w:rPr>
+                <w:rFonts w:ascii="Latha" w:hAnsi="Latha" w:cs="Latha"/>
+                <w:color w:val="EE0000"/>
+                <w:sz w:val="28"/>
+                <w:szCs w:val="28"/>
+                <w:lang w:val="it-IT" w:bidi="ta-IN"/>
+              </w:rPr>
+              <w:t xml:space="preserve"> </w:t>
+            </w:r>
+            <w:r>
+              <w:rPr>
+                <w:rFonts w:ascii="Latha" w:hAnsi="Latha" w:cs="Latha"/>
+                <w:color w:val="EE0000"/>
+                <w:sz w:val="28"/>
+                <w:szCs w:val="28"/>
+                <w:highlight w:val="yellow"/>
+                <w:cs/>
+                <w:lang w:bidi="ta-IN"/>
+              </w:rPr>
+              <w:t>க</w:t>
+            </w:r>
+            <w:r>
+              <w:rPr>
+                <w:rFonts w:ascii="Latha" w:hAnsi="Latha" w:cs="Latha"/>
+                <w:color w:val="EE0000"/>
+                <w:sz w:val="28"/>
+                <w:szCs w:val="28"/>
+                <w:cs/>
+                <w:lang w:bidi="ta-IN"/>
+              </w:rPr>
+              <w:t>ங்‍க</w:t>
+            </w:r>
+            <w:r>
+              <w:rPr>
+                <w:rFonts w:ascii="BRH Tamil Tab Extra" w:hAnsi="BRH Tamil Tab Extra" w:cs="Latha"/>
+                <w:b/>
+                <w:color w:val="EE0000"/>
+                <w:sz w:val="32"/>
+                <w:szCs w:val="28"/>
+                <w:lang w:val="it-IT" w:bidi="ta-IN"/>
+              </w:rPr>
+              <w:t>…</w:t>
+            </w:r>
+            <w:r>
+              <w:rPr>
+                <w:rFonts w:ascii="Latha" w:hAnsi="Latha" w:cs="Latha"/>
+                <w:color w:val="EE0000"/>
+                <w:sz w:val="28"/>
+                <w:szCs w:val="28"/>
+                <w:cs/>
+                <w:lang w:bidi="ta-IN"/>
+              </w:rPr>
+              <w:t>சித</w:t>
+            </w:r>
+            <w:r>
+              <w:rPr>
+                <w:rFonts w:ascii="BRH Tamil Tab Extra" w:hAnsi="BRH Tamil Tab Extra" w:cs="Latha"/>
+                <w:b/>
+                <w:color w:val="EE0000"/>
+                <w:sz w:val="36"/>
+                <w:szCs w:val="28"/>
+                <w:lang w:val="it-IT" w:bidi="ta-IN"/>
+              </w:rPr>
+              <w:t>‡</w:t>
+            </w:r>
+            <w:r>
+              <w:rPr>
+                <w:rFonts w:ascii="Latha" w:hAnsi="Latha" w:cs="Latha"/>
+                <w:color w:val="EE0000"/>
+                <w:sz w:val="28"/>
+                <w:szCs w:val="28"/>
+                <w:cs/>
+                <w:lang w:bidi="ta-IN"/>
+              </w:rPr>
+              <w:t>ம்</w:t>
+            </w:r>
+            <w:r>
+              <w:rPr>
+                <w:rFonts w:ascii="Latha" w:hAnsi="Latha" w:cs="Latha"/>
+                <w:color w:val="EE0000"/>
+                <w:sz w:val="28"/>
+                <w:szCs w:val="28"/>
+                <w:lang w:val="it-IT" w:bidi="ta-IN"/>
+              </w:rPr>
+              <w:t xml:space="preserve"> |</w:t>
+            </w:r>
+            <w:r>
+              <w:rPr>
+                <w:rFonts w:ascii="Latha" w:hAnsi="Latha" w:cs="Latha"/>
+                <w:sz w:val="28"/>
+                <w:szCs w:val="28"/>
+                <w:lang w:val="it-IT" w:bidi="ta-IN"/>
+              </w:rPr>
+              <w:t xml:space="preserve"> </w:t>
+            </w:r>
+            <w:r>
+              <w:rPr>
+                <w:rFonts w:ascii="Latha" w:hAnsi="Latha" w:cs="Latha"/>
+                <w:color w:val="EE0000"/>
+                <w:sz w:val="28"/>
+                <w:szCs w:val="28"/>
+                <w:cs/>
+                <w:lang w:bidi="ta-IN"/>
+              </w:rPr>
+              <w:t>க</w:t>
+            </w:r>
+            <w:r>
+              <w:rPr>
+                <w:rFonts w:ascii="BRH Tamil Tab Extra" w:hAnsi="BRH Tamil Tab Extra" w:cs="Latha"/>
+                <w:b/>
+                <w:color w:val="EE0000"/>
+                <w:sz w:val="32"/>
+                <w:szCs w:val="28"/>
+                <w:lang w:val="it-IT" w:bidi="ta-IN"/>
+              </w:rPr>
+              <w:t>…</w:t>
+            </w:r>
+            <w:r>
+              <w:rPr>
+                <w:rFonts w:ascii="Latha" w:hAnsi="Latha" w:cs="Latha"/>
+                <w:color w:val="EE0000"/>
+                <w:sz w:val="28"/>
+                <w:szCs w:val="28"/>
+                <w:cs/>
+                <w:lang w:bidi="ta-IN"/>
+              </w:rPr>
+              <w:t>ங்‍க</w:t>
+            </w:r>
+            <w:r>
+              <w:rPr>
+                <w:rFonts w:ascii="BRH Tamil Tab Extra" w:hAnsi="BRH Tamil Tab Extra" w:cs="Latha"/>
+                <w:b/>
+                <w:color w:val="EE0000"/>
+                <w:sz w:val="32"/>
+                <w:szCs w:val="28"/>
+                <w:lang w:val="it-IT" w:bidi="ta-IN"/>
+              </w:rPr>
+              <w:t>…</w:t>
+            </w:r>
+            <w:r>
+              <w:rPr>
+                <w:rFonts w:ascii="Latha" w:hAnsi="Latha" w:cs="Latha"/>
+                <w:color w:val="EE0000"/>
+                <w:sz w:val="28"/>
+                <w:szCs w:val="28"/>
+                <w:cs/>
+                <w:lang w:bidi="ta-IN"/>
+              </w:rPr>
+              <w:t>சித</w:t>
+            </w:r>
+            <w:r>
+              <w:rPr>
+                <w:rFonts w:ascii="BRH Tamil Tab Extra" w:hAnsi="BRH Tamil Tab Extra" w:cs="Latha"/>
+                <w:b/>
+                <w:color w:val="EE0000"/>
+                <w:sz w:val="36"/>
+                <w:szCs w:val="28"/>
+                <w:lang w:val="it-IT" w:bidi="ta-IN"/>
+              </w:rPr>
+              <w:t>†</w:t>
+            </w:r>
+            <w:r>
+              <w:rPr>
+                <w:rFonts w:ascii="Latha" w:hAnsi="Latha" w:cs="Latha"/>
+                <w:color w:val="EE0000"/>
+                <w:sz w:val="28"/>
+                <w:szCs w:val="28"/>
+                <w:cs/>
+                <w:lang w:bidi="ta-IN"/>
+              </w:rPr>
+              <w:t>ஞ்</w:t>
+            </w:r>
+            <w:r>
+              <w:rPr>
+                <w:rFonts w:ascii="Latha" w:hAnsi="Latha" w:cs="Latha"/>
+                <w:color w:val="EE0000"/>
+                <w:sz w:val="28"/>
+                <w:szCs w:val="28"/>
+                <w:lang w:val="it-IT" w:bidi="ta-IN"/>
+              </w:rPr>
+              <w:t xml:space="preserve"> </w:t>
+            </w:r>
+            <w:r>
+              <w:rPr>
+                <w:rFonts w:ascii="Latha" w:hAnsi="Latha" w:cs="Latha"/>
+                <w:color w:val="EE0000"/>
+                <w:sz w:val="28"/>
+                <w:szCs w:val="28"/>
+                <w:cs/>
+                <w:lang w:bidi="ta-IN"/>
+              </w:rPr>
+              <w:t>சின்வீத</w:t>
+            </w:r>
+            <w:r>
+              <w:rPr>
+                <w:rFonts w:ascii="Latha" w:hAnsi="Latha" w:cs="Latha"/>
+                <w:color w:val="EE0000"/>
+                <w:sz w:val="28"/>
+                <w:szCs w:val="28"/>
+                <w:lang w:val="it-IT" w:bidi="ta-IN"/>
+              </w:rPr>
+              <w:t xml:space="preserve"> | </w:t>
+            </w:r>
+            <w:r>
+              <w:rPr>
+                <w:rFonts w:ascii="Latha" w:hAnsi="Latha" w:cs="Latha"/>
+                <w:color w:val="EE0000"/>
+                <w:sz w:val="28"/>
+                <w:szCs w:val="28"/>
+                <w:cs/>
+                <w:lang w:bidi="ta-IN"/>
+              </w:rPr>
+              <w:t>க</w:t>
+            </w:r>
+            <w:r>
+              <w:rPr>
+                <w:rFonts w:ascii="BRH Tamil Tab Extra" w:hAnsi="BRH Tamil Tab Extra" w:cs="Latha"/>
+                <w:b/>
+                <w:color w:val="EE0000"/>
+                <w:sz w:val="32"/>
+                <w:szCs w:val="28"/>
+                <w:lang w:val="it-IT" w:bidi="ta-IN"/>
+              </w:rPr>
+              <w:t>…</w:t>
+            </w:r>
+            <w:r>
+              <w:rPr>
+                <w:rFonts w:ascii="Latha" w:hAnsi="Latha" w:cs="Latha"/>
+                <w:color w:val="EE0000"/>
+                <w:sz w:val="28"/>
+                <w:szCs w:val="28"/>
+                <w:cs/>
+                <w:lang w:bidi="ta-IN"/>
+              </w:rPr>
+              <w:t>ங்‍க</w:t>
+            </w:r>
+            <w:r>
+              <w:rPr>
+                <w:rFonts w:ascii="BRH Tamil Tab Extra" w:hAnsi="BRH Tamil Tab Extra" w:cs="Latha"/>
+                <w:b/>
+                <w:color w:val="EE0000"/>
+                <w:sz w:val="32"/>
+                <w:szCs w:val="28"/>
+                <w:lang w:val="it-IT" w:bidi="ta-IN"/>
+              </w:rPr>
+              <w:t>…</w:t>
+            </w:r>
+            <w:r>
+              <w:rPr>
+                <w:rFonts w:ascii="Latha" w:hAnsi="Latha" w:cs="Latha"/>
+                <w:color w:val="EE0000"/>
+                <w:sz w:val="28"/>
+                <w:szCs w:val="28"/>
+                <w:cs/>
+                <w:lang w:bidi="ta-IN"/>
+              </w:rPr>
+              <w:t>சி</w:t>
+            </w:r>
+            <w:r>
+              <w:rPr>
+                <w:rFonts w:ascii="Latha" w:hAnsi="Latha" w:cs="Latha"/>
+                <w:color w:val="EE0000"/>
+                <w:sz w:val="28"/>
+                <w:szCs w:val="28"/>
+                <w:highlight w:val="yellow"/>
+                <w:cs/>
+                <w:lang w:bidi="ta-IN"/>
+              </w:rPr>
+              <w:t>தி</w:t>
+            </w:r>
+            <w:r>
+              <w:rPr>
+                <w:rFonts w:ascii="BRH Tamil Tab Extra" w:hAnsi="BRH Tamil Tab Extra" w:cs="Latha"/>
+                <w:b/>
+                <w:color w:val="EE0000"/>
+                <w:sz w:val="32"/>
+                <w:szCs w:val="28"/>
+                <w:lang w:val="it-IT" w:bidi="ta-IN"/>
+              </w:rPr>
+              <w:t>…</w:t>
+            </w:r>
+            <w:r>
+              <w:rPr>
+                <w:rFonts w:ascii="Latha" w:hAnsi="Latha" w:cs="Latha"/>
+                <w:color w:val="EE0000"/>
+                <w:sz w:val="28"/>
+                <w:szCs w:val="28"/>
+                <w:cs/>
+                <w:lang w:bidi="ta-IN"/>
+              </w:rPr>
+              <w:t>மிதி</w:t>
+            </w:r>
+            <w:r>
+              <w:rPr>
+                <w:rFonts w:ascii="BRH Tamil Tab Extra" w:hAnsi="BRH Tamil Tab Extra" w:cs="Latha"/>
+                <w:b/>
+                <w:color w:val="EE0000"/>
+                <w:sz w:val="36"/>
+                <w:szCs w:val="28"/>
+                <w:lang w:val="it-IT" w:bidi="ta-IN"/>
+              </w:rPr>
+              <w:t>†</w:t>
+            </w:r>
+            <w:r>
+              <w:rPr>
+                <w:rFonts w:ascii="Latha" w:hAnsi="Latha" w:cs="Latha"/>
+                <w:color w:val="EE0000"/>
+                <w:sz w:val="28"/>
+                <w:szCs w:val="28"/>
+                <w:lang w:val="it-IT" w:bidi="ta-IN"/>
+              </w:rPr>
+              <w:t xml:space="preserve"> </w:t>
+            </w:r>
+          </w:p>
+          <w:p>
+            <w:pPr>
+              <w:widowControl w:val="0"/>
+              <w:autoSpaceDE w:val="0"/>
+              <w:autoSpaceDN w:val="0"/>
+              <w:adjustRightInd w:val="0"/>
+              <w:spacing w:before="0" w:line="240" w:lineRule="auto"/>
+              <w:rPr>
                 <w:rFonts w:ascii="BRH Devanagari Extra" w:hAnsi="BRH Devanagari Extra" w:cs="BRH Devanagari Extra"/>
                 <w:color w:val="EE0000"/>
                 <w:sz w:val="40"/>
@@ -2811,224 +3207,6 @@
                 <w:lang w:val="it-IT" w:bidi="ml-IN"/>
               </w:rPr>
             </w:pPr>
-            <w:r>
-              <w:rPr>
-                <w:rFonts w:ascii="Latha" w:hAnsi="Latha" w:cs="Latha"/>
-                <w:color w:val="EE0000"/>
-                <w:sz w:val="28"/>
-                <w:szCs w:val="28"/>
-                <w:cs/>
-                <w:lang w:bidi="ta-IN"/>
-              </w:rPr>
-              <w:t>க</w:t>
-            </w:r>
-            <w:r>
-              <w:rPr>
-                <w:rFonts w:ascii="BRH Tamil Tab Extra" w:hAnsi="BRH Tamil Tab Extra" w:cs="Latha"/>
-                <w:b/>
-                <w:color w:val="EE0000"/>
-                <w:sz w:val="32"/>
-                <w:szCs w:val="28"/>
-                <w:lang w:val="it-IT" w:bidi="ta-IN"/>
-              </w:rPr>
-              <w:t>…</w:t>
-            </w:r>
-            <w:r>
-              <w:rPr>
-                <w:rFonts w:ascii="Latha" w:hAnsi="Latha" w:cs="Latha"/>
-                <w:color w:val="EE0000"/>
-                <w:sz w:val="28"/>
-                <w:szCs w:val="28"/>
-                <w:cs/>
-                <w:lang w:bidi="ta-IN"/>
-              </w:rPr>
-              <w:t>ங்‍க</w:t>
-            </w:r>
-            <w:r>
-              <w:rPr>
-                <w:rFonts w:ascii="BRH Tamil Tab Extra" w:hAnsi="BRH Tamil Tab Extra" w:cs="Latha"/>
-                <w:b/>
-                <w:color w:val="EE0000"/>
-                <w:sz w:val="32"/>
-                <w:szCs w:val="28"/>
-                <w:lang w:val="it-IT" w:bidi="ta-IN"/>
-              </w:rPr>
-              <w:t>…</w:t>
-            </w:r>
-            <w:r>
-              <w:rPr>
-                <w:rFonts w:ascii="Latha" w:hAnsi="Latha" w:cs="Latha"/>
-                <w:color w:val="EE0000"/>
-                <w:sz w:val="28"/>
-                <w:szCs w:val="28"/>
-                <w:cs/>
-                <w:lang w:bidi="ta-IN"/>
-              </w:rPr>
-              <w:t>சித</w:t>
-            </w:r>
-            <w:r>
-              <w:rPr>
-                <w:rFonts w:ascii="BRH Tamil Tab Extra" w:hAnsi="BRH Tamil Tab Extra" w:cs="Latha"/>
-                <w:b/>
-                <w:color w:val="EE0000"/>
-                <w:sz w:val="36"/>
-                <w:szCs w:val="28"/>
-                <w:lang w:val="it-IT" w:bidi="ta-IN"/>
-              </w:rPr>
-              <w:t>†</w:t>
-            </w:r>
-            <w:r>
-              <w:rPr>
-                <w:rFonts w:ascii="Latha" w:hAnsi="Latha" w:cs="Latha"/>
-                <w:color w:val="EE0000"/>
-                <w:sz w:val="28"/>
-                <w:szCs w:val="28"/>
-                <w:cs/>
-                <w:lang w:bidi="ta-IN"/>
-              </w:rPr>
-              <w:t>ஞ்</w:t>
-            </w:r>
-            <w:r>
-              <w:rPr>
-                <w:rFonts w:ascii="Latha" w:hAnsi="Latha" w:cs="Latha"/>
-                <w:color w:val="EE0000"/>
-                <w:sz w:val="28"/>
-                <w:szCs w:val="28"/>
-                <w:lang w:val="it-IT" w:bidi="ta-IN"/>
-              </w:rPr>
-              <w:t xml:space="preserve"> </w:t>
-            </w:r>
-            <w:r>
-              <w:rPr>
-                <w:rFonts w:ascii="Latha" w:hAnsi="Latha" w:cs="Latha"/>
-                <w:color w:val="EE0000"/>
-                <w:sz w:val="28"/>
-                <w:szCs w:val="28"/>
-                <w:cs/>
-                <w:lang w:bidi="ta-IN"/>
-              </w:rPr>
-              <w:t>சின்வீத</w:t>
-            </w:r>
-            <w:r>
-              <w:rPr>
-                <w:rFonts w:ascii="Latha" w:hAnsi="Latha" w:cs="Latha"/>
-                <w:color w:val="EE0000"/>
-                <w:sz w:val="28"/>
-                <w:szCs w:val="28"/>
-                <w:lang w:val="it-IT" w:bidi="ta-IN"/>
-              </w:rPr>
-              <w:t xml:space="preserve"> | </w:t>
-            </w:r>
-            <w:r>
-              <w:rPr>
-                <w:rFonts w:ascii="Latha" w:hAnsi="Latha" w:cs="Latha"/>
-                <w:color w:val="EE0000"/>
-                <w:sz w:val="28"/>
-                <w:szCs w:val="28"/>
-                <w:cs/>
-                <w:lang w:bidi="ta-IN"/>
-              </w:rPr>
-              <w:t>க</w:t>
-            </w:r>
-            <w:r>
-              <w:rPr>
-                <w:rFonts w:ascii="BRH Tamil Tab Extra" w:hAnsi="BRH Tamil Tab Extra" w:cs="Latha"/>
-                <w:b/>
-                <w:color w:val="EE0000"/>
-                <w:sz w:val="32"/>
-                <w:szCs w:val="28"/>
-                <w:lang w:val="it-IT" w:bidi="ta-IN"/>
-              </w:rPr>
-              <w:t>…</w:t>
-            </w:r>
-            <w:r>
-              <w:rPr>
-                <w:rFonts w:ascii="Latha" w:hAnsi="Latha" w:cs="Latha"/>
-                <w:color w:val="EE0000"/>
-                <w:sz w:val="28"/>
-                <w:szCs w:val="28"/>
-                <w:cs/>
-                <w:lang w:bidi="ta-IN"/>
-              </w:rPr>
-              <w:t>ங்‍க</w:t>
-            </w:r>
-            <w:r>
-              <w:rPr>
-                <w:rFonts w:ascii="BRH Tamil Tab Extra" w:hAnsi="BRH Tamil Tab Extra" w:cs="Latha"/>
-                <w:b/>
-                <w:color w:val="EE0000"/>
-                <w:sz w:val="32"/>
-                <w:szCs w:val="28"/>
-                <w:lang w:val="it-IT" w:bidi="ta-IN"/>
-              </w:rPr>
-              <w:t>…</w:t>
-            </w:r>
-            <w:r>
-              <w:rPr>
-                <w:rFonts w:ascii="Latha" w:hAnsi="Latha" w:cs="Latha"/>
-                <w:color w:val="EE0000"/>
-                <w:sz w:val="28"/>
-                <w:szCs w:val="28"/>
-                <w:cs/>
-                <w:lang w:bidi="ta-IN"/>
-              </w:rPr>
-              <w:t>சி</w:t>
-            </w:r>
-            <w:r>
-              <w:rPr>
-                <w:rFonts w:ascii="Latha" w:hAnsi="Latha" w:cs="Latha"/>
-                <w:color w:val="EE0000"/>
-                <w:sz w:val="28"/>
-                <w:szCs w:val="28"/>
-                <w:highlight w:val="yellow"/>
-                <w:cs/>
-                <w:lang w:bidi="ta-IN"/>
-              </w:rPr>
-              <w:t>தி</w:t>
-            </w:r>
-            <w:r>
-              <w:rPr>
-                <w:rFonts w:ascii="BRH Tamil Tab Extra" w:hAnsi="BRH Tamil Tab Extra" w:cs="Latha"/>
-                <w:b/>
-                <w:color w:val="EE0000"/>
-                <w:sz w:val="32"/>
-                <w:szCs w:val="28"/>
-                <w:lang w:val="it-IT" w:bidi="ta-IN"/>
-              </w:rPr>
-              <w:t>…</w:t>
-            </w:r>
-            <w:r>
-              <w:rPr>
-                <w:rFonts w:ascii="Latha" w:hAnsi="Latha" w:cs="Latha"/>
-                <w:color w:val="EE0000"/>
-                <w:sz w:val="28"/>
-                <w:szCs w:val="28"/>
-                <w:cs/>
-                <w:lang w:bidi="ta-IN"/>
-              </w:rPr>
-              <w:t>மிதி</w:t>
-            </w:r>
-            <w:r>
-              <w:rPr>
-                <w:rFonts w:ascii="BRH Tamil Tab Extra" w:hAnsi="BRH Tamil Tab Extra" w:cs="Latha"/>
-                <w:b/>
-                <w:color w:val="EE0000"/>
-                <w:sz w:val="36"/>
-                <w:szCs w:val="28"/>
-                <w:lang w:val="it-IT" w:bidi="ta-IN"/>
-              </w:rPr>
-              <w:t>†</w:t>
-            </w:r>
-            <w:r>
-              <w:rPr>
-                <w:rFonts w:ascii="Latha" w:hAnsi="Latha" w:cs="Latha"/>
-                <w:color w:val="EE0000"/>
-                <w:sz w:val="28"/>
-                <w:szCs w:val="28"/>
-                <w:lang w:val="it-IT" w:bidi="ta-IN"/>
-              </w:rPr>
-              <w:t xml:space="preserve"> </w:t>
-            </w:r>
             <w:r>
               <w:rPr>
                 <w:rFonts w:ascii="Latha" w:hAnsi="Latha" w:cs="Latha"/>
@@ -3123,6 +3301,83 @@
                 <w:cs/>
                 <w:lang w:bidi="ta-IN"/>
               </w:rPr>
+              <w:t>ப</w:t>
+            </w:r>
+            <w:r>
+              <w:rPr>
+                <w:rFonts w:ascii="BRH Tamil Tab Extra" w:hAnsi="BRH Tamil Tab Extra" w:cs="Latha"/>
+                <w:b/>
+                <w:color w:val="EE0000"/>
+                <w:sz w:val="32"/>
+                <w:szCs w:val="28"/>
+                <w:lang w:val="it-IT" w:bidi="ta-IN"/>
+              </w:rPr>
+              <w:t>…</w:t>
+            </w:r>
+            <w:r>
+              <w:rPr>
+                <w:rFonts w:ascii="Latha" w:hAnsi="Latha" w:cs="Latha"/>
+                <w:color w:val="EE0000"/>
+                <w:sz w:val="28"/>
+                <w:szCs w:val="28"/>
+                <w:cs/>
+                <w:lang w:bidi="ta-IN"/>
+              </w:rPr>
+              <w:t>த</w:t>
+            </w:r>
+            <w:r>
+              <w:rPr>
+                <w:rFonts w:ascii="BRH Tamil Tab Extra" w:hAnsi="BRH Tamil Tab Extra" w:cs="Latha"/>
+                <w:b/>
+                <w:color w:val="EE0000"/>
+                <w:sz w:val="32"/>
+                <w:szCs w:val="28"/>
+                <w:lang w:val="it-IT" w:bidi="ta-IN"/>
+              </w:rPr>
+              <w:t>…</w:t>
+            </w:r>
+            <w:r>
+              <w:rPr>
+                <w:rFonts w:ascii="Latha" w:hAnsi="Latha" w:cs="Latha"/>
+                <w:color w:val="EE0000"/>
+                <w:sz w:val="28"/>
+                <w:szCs w:val="28"/>
+                <w:cs/>
+                <w:lang w:bidi="ta-IN"/>
+              </w:rPr>
+              <w:t>தி</w:t>
+            </w:r>
+            <w:r>
+              <w:rPr>
+                <w:rFonts w:ascii="BRH Tamil Tab Extra" w:hAnsi="BRH Tamil Tab Extra" w:cs="Latha"/>
+                <w:b/>
+                <w:color w:val="EE0000"/>
+                <w:sz w:val="32"/>
+                <w:szCs w:val="28"/>
+                <w:lang w:val="it-IT" w:bidi="ta-IN"/>
+              </w:rPr>
+              <w:t>…</w:t>
+            </w:r>
+            <w:r>
+              <w:rPr>
+                <w:rFonts w:ascii="Latha" w:hAnsi="Latha" w:cs="Latha"/>
+                <w:color w:val="EE0000"/>
+                <w:sz w:val="28"/>
+                <w:szCs w:val="28"/>
+                <w:lang w:val="it-IT" w:bidi="ta-IN"/>
+              </w:rPr>
+              <w:t xml:space="preserve"> </w:t>
+            </w:r>
+            <w:r>
+              <w:rPr>
+                <w:rFonts w:ascii="Latha" w:hAnsi="Latha" w:cs="Latha"/>
+                <w:color w:val="EE0000"/>
+                <w:sz w:val="28"/>
+                <w:szCs w:val="28"/>
+                <w:highlight w:val="green"/>
+                <w:cs/>
+                <w:lang w:bidi="ta-IN"/>
+              </w:rPr>
               <w:t>க</w:t>
             </w:r>
             <w:r>
@@ -3132,6 +3387,7 @@
                 <w:color w:val="EE0000"/>
                 <w:sz w:val="32"/>
                 <w:szCs w:val="28"/>
+                <w:highlight w:val="green"/>
                 <w:lang w:val="it-IT" w:bidi="ta-IN"/>
               </w:rPr>
               <w:t>…</w:t>
@@ -3178,6 +3434,93 @@
                 <w:szCs w:val="28"/>
                 <w:lang w:val="it-IT" w:bidi="ta-IN"/>
               </w:rPr>
+              <w:t>‡</w:t>
+            </w:r>
+            <w:r>
+              <w:rPr>
+                <w:rFonts w:ascii="Latha" w:hAnsi="Latha" w:cs="Latha"/>
+                <w:color w:val="EE0000"/>
+                <w:sz w:val="28"/>
+                <w:szCs w:val="28"/>
+                <w:cs/>
+                <w:lang w:bidi="ta-IN"/>
+              </w:rPr>
+              <w:t>ம்</w:t>
+            </w:r>
+            <w:r>
+              <w:rPr>
+                <w:rFonts w:ascii="Latha" w:hAnsi="Latha" w:cs="Latha"/>
+                <w:color w:val="EE0000"/>
+                <w:sz w:val="28"/>
+                <w:szCs w:val="28"/>
+                <w:lang w:val="it-IT" w:bidi="ta-IN"/>
+              </w:rPr>
+              <w:t xml:space="preserve"> | </w:t>
+            </w:r>
+            <w:r>
+              <w:rPr>
+                <w:rFonts w:ascii="Latha" w:hAnsi="Latha" w:cs="Latha"/>
+                <w:color w:val="EE0000"/>
+                <w:sz w:val="28"/>
+                <w:szCs w:val="28"/>
+                <w:cs/>
+                <w:lang w:bidi="ta-IN"/>
+              </w:rPr>
+              <w:t>க</w:t>
+            </w:r>
+            <w:r>
+              <w:rPr>
+                <w:rFonts w:ascii="BRH Tamil Tab Extra" w:hAnsi="BRH Tamil Tab Extra" w:cs="Latha"/>
+                <w:b/>
+                <w:color w:val="EE0000"/>
+                <w:sz w:val="32"/>
+                <w:szCs w:val="28"/>
+                <w:lang w:val="it-IT" w:bidi="ta-IN"/>
+              </w:rPr>
+              <w:t>…</w:t>
+            </w:r>
+            <w:r>
+              <w:rPr>
+                <w:rFonts w:ascii="Latha" w:hAnsi="Latha" w:cs="Latha"/>
+                <w:color w:val="EE0000"/>
+                <w:sz w:val="28"/>
+                <w:szCs w:val="28"/>
+                <w:cs/>
+                <w:lang w:bidi="ta-IN"/>
+              </w:rPr>
+              <w:t>ங்‍க</w:t>
+            </w:r>
+            <w:r>
+              <w:rPr>
+                <w:rFonts w:ascii="BRH Tamil Tab Extra" w:hAnsi="BRH Tamil Tab Extra" w:cs="Latha"/>
+                <w:b/>
+                <w:color w:val="EE0000"/>
+                <w:sz w:val="32"/>
+                <w:szCs w:val="28"/>
+                <w:lang w:val="it-IT" w:bidi="ta-IN"/>
+              </w:rPr>
+              <w:t>…</w:t>
+            </w:r>
+            <w:r>
+              <w:rPr>
+                <w:rFonts w:ascii="Latha" w:hAnsi="Latha" w:cs="Latha"/>
+                <w:color w:val="EE0000"/>
+                <w:sz w:val="28"/>
+                <w:szCs w:val="28"/>
+                <w:cs/>
+                <w:lang w:bidi="ta-IN"/>
+              </w:rPr>
+              <w:t>சித</w:t>
+            </w:r>
+            <w:r>
+              <w:rPr>
+                <w:rFonts w:ascii="BRH Tamil Tab Extra" w:hAnsi="BRH Tamil Tab Extra" w:cs="Latha"/>
+                <w:b/>
+                <w:color w:val="EE0000"/>
+                <w:sz w:val="36"/>
+                <w:szCs w:val="28"/>
+                <w:lang w:val="it-IT" w:bidi="ta-IN"/>
+              </w:rPr>
               <w:t>†</w:t>
             </w:r>
             <w:r>
@@ -3395,6 +3738,1314 @@
                 <w:lang w:val="it-IT" w:bidi="ta-IN"/>
               </w:rPr>
               <w:t xml:space="preserve"> |</w:t>
+            </w:r>
+          </w:p>
+        </w:tc>
+      </w:tr>
+      <w:tr>
+        <w:trPr>
+          <w:trHeight w:val="994"/>
+        </w:trPr>
+        <w:tc>
+          <w:tcPr>
+            <w:tcW w:w="3907" w:type="dxa"/>
+          </w:tcPr>
+          <w:p>
+            <w:pPr>
+              <w:widowControl w:val="0"/>
+              <w:tabs>
+                <w:tab w:val="left" w:pos="993"/>
+              </w:tabs>
+              <w:autoSpaceDE w:val="0"/>
+              <w:autoSpaceDN w:val="0"/>
+              <w:adjustRightInd w:val="0"/>
+              <w:spacing w:before="0" w:line="240" w:lineRule="auto"/>
+              <w:ind w:right="297"/>
+              <w:rPr>
+                <w:rFonts w:cs="Arial"/>
+                <w:b/>
+                <w:color w:val="EE0000"/>
+                <w:sz w:val="28"/>
+                <w:szCs w:val="32"/>
+              </w:rPr>
+            </w:pPr>
+            <w:r>
+              <w:rPr>
+                <w:rFonts w:cs="Arial"/>
+                <w:b/>
+                <w:color w:val="EE0000"/>
+                <w:sz w:val="28"/>
+                <w:szCs w:val="32"/>
+              </w:rPr>
+              <w:t>T.S.5.4.11.2– Kramam</w:t>
+            </w:r>
+          </w:p>
+          <w:p>
+            <w:pPr>
+              <w:widowControl w:val="0"/>
+              <w:tabs>
+                <w:tab w:val="left" w:pos="993"/>
+              </w:tabs>
+              <w:autoSpaceDE w:val="0"/>
+              <w:autoSpaceDN w:val="0"/>
+              <w:adjustRightInd w:val="0"/>
+              <w:spacing w:before="0" w:line="240" w:lineRule="auto"/>
+              <w:ind w:right="297"/>
+              <w:rPr>
+                <w:rFonts w:cs="Arial"/>
+                <w:b/>
+                <w:color w:val="EE0000"/>
+                <w:szCs w:val="28"/>
+                <w:lang w:val="en-IN"/>
+              </w:rPr>
+            </w:pPr>
+            <w:r>
+              <w:rPr>
+                <w:rFonts w:cs="Arial"/>
+                <w:b/>
+                <w:color w:val="EE0000"/>
+                <w:sz w:val="28"/>
+                <w:szCs w:val="32"/>
+                <w:lang w:val="en-IN"/>
+              </w:rPr>
+              <w:t>Krama Vaakyam No.– 10</w:t>
+            </w:r>
+          </w:p>
+          <w:p>
+            <w:pPr>
+              <w:widowControl w:val="0"/>
+              <w:tabs>
+                <w:tab w:val="left" w:pos="993"/>
+              </w:tabs>
+              <w:autoSpaceDE w:val="0"/>
+              <w:autoSpaceDN w:val="0"/>
+              <w:adjustRightInd w:val="0"/>
+              <w:spacing w:before="0" w:line="240" w:lineRule="auto"/>
+              <w:ind w:right="297"/>
+              <w:rPr>
+                <w:rFonts w:cs="Arial"/>
+                <w:b/>
+                <w:color w:val="EE0000"/>
+                <w:sz w:val="28"/>
+                <w:szCs w:val="32"/>
+                <w:lang w:val="it-IT"/>
+              </w:rPr>
+            </w:pPr>
+            <w:r>
+              <w:rPr>
+                <w:rFonts w:cs="Arial"/>
+                <w:b/>
+                <w:color w:val="EE0000"/>
+                <w:sz w:val="28"/>
+                <w:szCs w:val="32"/>
+                <w:lang w:val="it-IT"/>
+              </w:rPr>
+              <w:t>Panchaati No</w:t>
+            </w:r>
+            <w:r>
+              <w:rPr>
+                <w:rFonts w:cs="Arial"/>
+                <w:b/>
+                <w:color w:val="EE0000"/>
+                <w:szCs w:val="32"/>
+                <w:lang w:val="it-IT"/>
+              </w:rPr>
+              <w:t xml:space="preserve">. - </w:t>
+            </w:r>
+            <w:r>
+              <w:rPr>
+                <w:rFonts w:cs="Arial"/>
+                <w:b/>
+                <w:color w:val="EE0000"/>
+                <w:sz w:val="28"/>
+                <w:szCs w:val="32"/>
+                <w:lang w:val="it-IT"/>
+              </w:rPr>
+              <w:t>53</w:t>
+            </w:r>
+          </w:p>
+        </w:tc>
+        <w:tc>
+          <w:tcPr>
+            <w:tcW w:w="5105" w:type="dxa"/>
+          </w:tcPr>
+          <w:p>
+            <w:pPr>
+              <w:widowControl w:val="0"/>
+              <w:autoSpaceDE w:val="0"/>
+              <w:autoSpaceDN w:val="0"/>
+              <w:adjustRightInd w:val="0"/>
+              <w:spacing w:before="0" w:line="240" w:lineRule="auto"/>
+              <w:rPr>
+                <w:rFonts w:ascii="BRH Devanagari Extra" w:hAnsi="BRH Devanagari Extra" w:cs="BRH Devanagari Extra"/>
+                <w:color w:val="EE0000"/>
+                <w:sz w:val="40"/>
+                <w:szCs w:val="40"/>
+                <w:lang w:val="it-IT" w:bidi="ml-IN"/>
+              </w:rPr>
+            </w:pPr>
+            <w:r>
+              <w:rPr>
+                <w:rFonts w:ascii="Latha" w:hAnsi="Latha" w:cs="Latha"/>
+                <w:color w:val="EE0000"/>
+                <w:sz w:val="28"/>
+                <w:szCs w:val="28"/>
+                <w:cs/>
+                <w:lang w:bidi="ta-IN"/>
+              </w:rPr>
+              <w:t>ப்ர</w:t>
+            </w:r>
+            <w:r>
+              <w:rPr>
+                <w:rFonts w:ascii="Latha" w:hAnsi="Latha" w:cs="Latha"/>
+                <w:color w:val="EE0000"/>
+                <w:sz w:val="28"/>
+                <w:szCs w:val="28"/>
+                <w:lang w:val="it-IT" w:bidi="ta-IN"/>
+              </w:rPr>
+              <w:t xml:space="preserve"> </w:t>
+            </w:r>
+            <w:r>
+              <w:rPr>
+                <w:rFonts w:ascii="Latha" w:hAnsi="Latha" w:cs="Latha"/>
+                <w:color w:val="EE0000"/>
+                <w:sz w:val="28"/>
+                <w:szCs w:val="28"/>
+                <w:cs/>
+                <w:lang w:bidi="ta-IN"/>
+              </w:rPr>
+              <w:t>ஜா</w:t>
+            </w:r>
+            <w:r>
+              <w:rPr>
+                <w:rFonts w:ascii="BRH Tamil Tab Extra" w:hAnsi="BRH Tamil Tab Extra" w:cs="Latha"/>
+                <w:b/>
+                <w:color w:val="EE0000"/>
+                <w:sz w:val="32"/>
+                <w:szCs w:val="28"/>
+                <w:lang w:val="it-IT" w:bidi="ta-IN"/>
+              </w:rPr>
+              <w:t>…</w:t>
+            </w:r>
+            <w:r>
+              <w:rPr>
+                <w:rFonts w:ascii="Latha" w:hAnsi="Latha" w:cs="Latha"/>
+                <w:color w:val="EE0000"/>
+                <w:sz w:val="28"/>
+                <w:szCs w:val="28"/>
+                <w:cs/>
+                <w:lang w:bidi="ta-IN"/>
+              </w:rPr>
+              <w:t>தான்</w:t>
+            </w:r>
+            <w:r>
+              <w:rPr>
+                <w:rFonts w:ascii="Latha" w:hAnsi="Latha" w:cs="Latha"/>
+                <w:color w:val="EE0000"/>
+                <w:sz w:val="28"/>
+                <w:szCs w:val="28"/>
+                <w:lang w:val="it-IT" w:bidi="ta-IN"/>
+              </w:rPr>
+              <w:t xml:space="preserve"> | </w:t>
+            </w:r>
+            <w:r>
+              <w:rPr>
+                <w:rFonts w:ascii="Latha" w:hAnsi="Latha" w:cs="Latha"/>
+                <w:color w:val="EE0000"/>
+                <w:sz w:val="28"/>
+                <w:szCs w:val="28"/>
+                <w:cs/>
+                <w:lang w:bidi="ta-IN"/>
+              </w:rPr>
+              <w:t>ஜா</w:t>
+            </w:r>
+            <w:r>
+              <w:rPr>
+                <w:rFonts w:ascii="BRH Tamil Tab Extra" w:hAnsi="BRH Tamil Tab Extra" w:cs="Latha"/>
+                <w:b/>
+                <w:color w:val="EE0000"/>
+                <w:sz w:val="32"/>
+                <w:szCs w:val="28"/>
+                <w:lang w:val="it-IT" w:bidi="ta-IN"/>
+              </w:rPr>
+              <w:t>…</w:t>
+            </w:r>
+            <w:r>
+              <w:rPr>
+                <w:rFonts w:ascii="Latha" w:hAnsi="Latha" w:cs="Latha"/>
+                <w:color w:val="EE0000"/>
+                <w:sz w:val="28"/>
+                <w:szCs w:val="28"/>
+                <w:highlight w:val="yellow"/>
+                <w:cs/>
+                <w:lang w:bidi="ta-IN"/>
+              </w:rPr>
+              <w:t>த</w:t>
+            </w:r>
+            <w:r>
+              <w:rPr>
+                <w:rFonts w:ascii="Latha" w:hAnsi="Latha" w:cs="Latha"/>
+                <w:color w:val="EE0000"/>
+                <w:sz w:val="28"/>
+                <w:szCs w:val="28"/>
+                <w:cs/>
+                <w:lang w:bidi="ta-IN"/>
+              </w:rPr>
+              <w:t>ன்</w:t>
+            </w:r>
+            <w:r>
+              <w:rPr>
+                <w:rFonts w:ascii="Latha" w:hAnsi="Latha" w:cs="Latha"/>
+                <w:color w:val="EE0000"/>
+                <w:sz w:val="28"/>
+                <w:szCs w:val="28"/>
+                <w:lang w:val="it-IT" w:bidi="ta-IN"/>
+              </w:rPr>
+              <w:t xml:space="preserve"> </w:t>
+            </w:r>
+            <w:r>
+              <w:rPr>
+                <w:rFonts w:ascii="Latha" w:hAnsi="Latha" w:cs="Latha"/>
+                <w:color w:val="EE0000"/>
+                <w:sz w:val="28"/>
+                <w:szCs w:val="28"/>
+                <w:cs/>
+                <w:lang w:bidi="ta-IN"/>
+              </w:rPr>
+              <w:lastRenderedPageBreak/>
+              <w:t>ப்</w:t>
+            </w:r>
+            <w:r>
+              <w:rPr>
+                <w:rFonts w:ascii="Latha" w:hAnsi="Latha" w:cs="Latha"/>
+                <w:b/>
+                <w:bCs/>
+                <w:color w:val="EE0000"/>
+                <w:position w:val="-12"/>
+                <w:sz w:val="28"/>
+                <w:szCs w:val="28"/>
+                <w:cs/>
+                <w:lang w:bidi="ta-IN"/>
+              </w:rPr>
+              <w:t>4</w:t>
+            </w:r>
+            <w:r>
+              <w:rPr>
+                <w:rFonts w:ascii="Latha" w:hAnsi="Latha" w:cs="Latha"/>
+                <w:color w:val="EE0000"/>
+                <w:sz w:val="28"/>
+                <w:szCs w:val="28"/>
+                <w:cs/>
+                <w:lang w:bidi="ta-IN"/>
+              </w:rPr>
+              <w:t>ராத்</w:t>
+            </w:r>
+            <w:r>
+              <w:rPr>
+                <w:rFonts w:ascii="Latha" w:hAnsi="Latha" w:cs="Latha"/>
+                <w:b/>
+                <w:bCs/>
+                <w:i/>
+                <w:iCs/>
+                <w:color w:val="EE0000"/>
+                <w:sz w:val="28"/>
+                <w:szCs w:val="28"/>
+                <w:cs/>
+                <w:lang w:bidi="ta-IN"/>
+              </w:rPr>
+              <w:t>ரு</w:t>
+            </w:r>
+            <w:r>
+              <w:rPr>
+                <w:rFonts w:ascii="BRH Tamil Tab Extra" w:hAnsi="BRH Tamil Tab Extra" w:cs="Latha"/>
+                <w:b/>
+                <w:color w:val="EE0000"/>
+                <w:sz w:val="36"/>
+                <w:szCs w:val="28"/>
+                <w:lang w:val="it-IT" w:bidi="ta-IN"/>
+              </w:rPr>
+              <w:t>†</w:t>
+            </w:r>
+            <w:r>
+              <w:rPr>
+                <w:rFonts w:ascii="Latha" w:hAnsi="Latha" w:cs="Latha"/>
+                <w:color w:val="EE0000"/>
+                <w:sz w:val="28"/>
+                <w:szCs w:val="28"/>
+                <w:cs/>
+                <w:lang w:bidi="ta-IN"/>
+              </w:rPr>
+              <w:t>வ்யான்</w:t>
+            </w:r>
+            <w:r>
+              <w:rPr>
+                <w:rFonts w:ascii="Latha" w:hAnsi="Latha" w:cs="Latha"/>
+                <w:color w:val="EE0000"/>
+                <w:sz w:val="28"/>
+                <w:szCs w:val="28"/>
+                <w:lang w:val="it-IT" w:bidi="ta-IN"/>
+              </w:rPr>
+              <w:t xml:space="preserve"> | </w:t>
+            </w:r>
+          </w:p>
+        </w:tc>
+        <w:tc>
+          <w:tcPr>
+            <w:tcW w:w="5388" w:type="dxa"/>
+          </w:tcPr>
+          <w:p>
+            <w:pPr>
+              <w:widowControl w:val="0"/>
+              <w:autoSpaceDE w:val="0"/>
+              <w:autoSpaceDN w:val="0"/>
+              <w:adjustRightInd w:val="0"/>
+              <w:spacing w:before="0" w:line="240" w:lineRule="auto"/>
+              <w:rPr>
+                <w:rFonts w:ascii="BRH Devanagari Extra" w:hAnsi="BRH Devanagari Extra" w:cs="BRH Devanagari Extra"/>
+                <w:color w:val="EE0000"/>
+                <w:sz w:val="40"/>
+                <w:szCs w:val="40"/>
+                <w:lang w:val="it-IT" w:bidi="ml-IN"/>
+              </w:rPr>
+            </w:pPr>
+            <w:r>
+              <w:rPr>
+                <w:rFonts w:ascii="Latha" w:hAnsi="Latha" w:cs="Latha"/>
+                <w:color w:val="EE0000"/>
+                <w:sz w:val="28"/>
+                <w:szCs w:val="28"/>
+                <w:cs/>
+                <w:lang w:bidi="ta-IN"/>
+              </w:rPr>
+              <w:lastRenderedPageBreak/>
+              <w:t>ப்ர</w:t>
+            </w:r>
+            <w:r>
+              <w:rPr>
+                <w:rFonts w:ascii="Latha" w:hAnsi="Latha" w:cs="Latha"/>
+                <w:color w:val="EE0000"/>
+                <w:sz w:val="28"/>
+                <w:szCs w:val="28"/>
+                <w:lang w:val="it-IT" w:bidi="ta-IN"/>
+              </w:rPr>
+              <w:t xml:space="preserve"> </w:t>
+            </w:r>
+            <w:r>
+              <w:rPr>
+                <w:rFonts w:ascii="Latha" w:hAnsi="Latha" w:cs="Latha"/>
+                <w:color w:val="EE0000"/>
+                <w:sz w:val="28"/>
+                <w:szCs w:val="28"/>
+                <w:cs/>
+                <w:lang w:bidi="ta-IN"/>
+              </w:rPr>
+              <w:t>ஜா</w:t>
+            </w:r>
+            <w:r>
+              <w:rPr>
+                <w:rFonts w:ascii="BRH Tamil Tab Extra" w:hAnsi="BRH Tamil Tab Extra" w:cs="Latha"/>
+                <w:b/>
+                <w:color w:val="EE0000"/>
+                <w:sz w:val="32"/>
+                <w:szCs w:val="28"/>
+                <w:lang w:val="it-IT" w:bidi="ta-IN"/>
+              </w:rPr>
+              <w:t>…</w:t>
+            </w:r>
+            <w:r>
+              <w:rPr>
+                <w:rFonts w:ascii="Latha" w:hAnsi="Latha" w:cs="Latha"/>
+                <w:color w:val="EE0000"/>
+                <w:sz w:val="28"/>
+                <w:szCs w:val="28"/>
+                <w:cs/>
+                <w:lang w:bidi="ta-IN"/>
+              </w:rPr>
+              <w:t>தான்</w:t>
+            </w:r>
+            <w:r>
+              <w:rPr>
+                <w:rFonts w:ascii="Latha" w:hAnsi="Latha" w:cs="Latha"/>
+                <w:color w:val="EE0000"/>
+                <w:sz w:val="28"/>
+                <w:szCs w:val="28"/>
+                <w:lang w:val="it-IT" w:bidi="ta-IN"/>
+              </w:rPr>
+              <w:t xml:space="preserve"> | </w:t>
+            </w:r>
+            <w:r>
+              <w:rPr>
+                <w:rFonts w:ascii="Latha" w:hAnsi="Latha" w:cs="Latha"/>
+                <w:color w:val="EE0000"/>
+                <w:sz w:val="28"/>
+                <w:szCs w:val="28"/>
+                <w:cs/>
+                <w:lang w:bidi="ta-IN"/>
+              </w:rPr>
+              <w:t>ஜா</w:t>
+            </w:r>
+            <w:r>
+              <w:rPr>
+                <w:rFonts w:ascii="BRH Tamil Tab Extra" w:hAnsi="BRH Tamil Tab Extra" w:cs="Latha"/>
+                <w:b/>
+                <w:color w:val="EE0000"/>
+                <w:sz w:val="32"/>
+                <w:szCs w:val="28"/>
+                <w:lang w:val="it-IT" w:bidi="ta-IN"/>
+              </w:rPr>
+              <w:t>……</w:t>
+            </w:r>
+            <w:r>
+              <w:rPr>
+                <w:rFonts w:ascii="Latha" w:hAnsi="Latha" w:cs="Latha"/>
+                <w:color w:val="EE0000"/>
+                <w:sz w:val="28"/>
+                <w:szCs w:val="28"/>
+                <w:highlight w:val="green"/>
+                <w:cs/>
+                <w:lang w:bidi="ta-IN"/>
+              </w:rPr>
+              <w:t>தா</w:t>
+            </w:r>
+            <w:r>
+              <w:rPr>
+                <w:rFonts w:ascii="Latha" w:hAnsi="Latha" w:cs="Latha"/>
+                <w:color w:val="EE0000"/>
+                <w:sz w:val="28"/>
+                <w:szCs w:val="28"/>
+                <w:cs/>
+                <w:lang w:bidi="ta-IN"/>
+              </w:rPr>
+              <w:t>ன்</w:t>
+            </w:r>
+            <w:r>
+              <w:rPr>
+                <w:rFonts w:ascii="Latha" w:hAnsi="Latha" w:cs="Latha"/>
+                <w:color w:val="EE0000"/>
+                <w:sz w:val="28"/>
+                <w:szCs w:val="28"/>
+                <w:lang w:val="it-IT" w:bidi="ta-IN"/>
+              </w:rPr>
+              <w:t xml:space="preserve"> </w:t>
+            </w:r>
+            <w:r>
+              <w:rPr>
+                <w:rFonts w:ascii="Latha" w:hAnsi="Latha" w:cs="Latha"/>
+                <w:color w:val="EE0000"/>
+                <w:sz w:val="28"/>
+                <w:szCs w:val="28"/>
+                <w:cs/>
+                <w:lang w:bidi="ta-IN"/>
+              </w:rPr>
+              <w:lastRenderedPageBreak/>
+              <w:t>ப்</w:t>
+            </w:r>
+            <w:r>
+              <w:rPr>
+                <w:rFonts w:ascii="Latha" w:hAnsi="Latha" w:cs="Latha"/>
+                <w:b/>
+                <w:bCs/>
+                <w:color w:val="EE0000"/>
+                <w:position w:val="-12"/>
+                <w:sz w:val="28"/>
+                <w:szCs w:val="28"/>
+                <w:cs/>
+                <w:lang w:bidi="ta-IN"/>
+              </w:rPr>
+              <w:t>4</w:t>
+            </w:r>
+            <w:r>
+              <w:rPr>
+                <w:rFonts w:ascii="Latha" w:hAnsi="Latha" w:cs="Latha"/>
+                <w:color w:val="EE0000"/>
+                <w:sz w:val="28"/>
+                <w:szCs w:val="28"/>
+                <w:cs/>
+                <w:lang w:bidi="ta-IN"/>
+              </w:rPr>
+              <w:t>ராத்</w:t>
+            </w:r>
+            <w:r>
+              <w:rPr>
+                <w:rFonts w:ascii="Latha" w:hAnsi="Latha" w:cs="Latha"/>
+                <w:b/>
+                <w:bCs/>
+                <w:i/>
+                <w:iCs/>
+                <w:color w:val="EE0000"/>
+                <w:sz w:val="28"/>
+                <w:szCs w:val="28"/>
+                <w:cs/>
+                <w:lang w:bidi="ta-IN"/>
+              </w:rPr>
+              <w:t>ரு</w:t>
+            </w:r>
+            <w:r>
+              <w:rPr>
+                <w:rFonts w:ascii="BRH Tamil Tab Extra" w:hAnsi="BRH Tamil Tab Extra" w:cs="Latha"/>
+                <w:b/>
+                <w:color w:val="EE0000"/>
+                <w:sz w:val="36"/>
+                <w:szCs w:val="28"/>
+                <w:lang w:val="it-IT" w:bidi="ta-IN"/>
+              </w:rPr>
+              <w:t>†</w:t>
+            </w:r>
+            <w:r>
+              <w:rPr>
+                <w:rFonts w:ascii="Latha" w:hAnsi="Latha" w:cs="Latha"/>
+                <w:color w:val="EE0000"/>
+                <w:sz w:val="28"/>
+                <w:szCs w:val="28"/>
+                <w:cs/>
+                <w:lang w:bidi="ta-IN"/>
+              </w:rPr>
+              <w:t>வ்யான்</w:t>
+            </w:r>
+            <w:r>
+              <w:rPr>
+                <w:rFonts w:ascii="Latha" w:hAnsi="Latha" w:cs="Latha"/>
+                <w:color w:val="EE0000"/>
+                <w:sz w:val="28"/>
+                <w:szCs w:val="28"/>
+                <w:lang w:val="it-IT" w:bidi="ta-IN"/>
+              </w:rPr>
+              <w:t xml:space="preserve"> |</w:t>
+            </w:r>
+          </w:p>
+        </w:tc>
+      </w:tr>
+      <w:tr>
+        <w:trPr>
+          <w:trHeight w:val="1122"/>
+        </w:trPr>
+        <w:tc>
+          <w:tcPr>
+            <w:tcW w:w="3907" w:type="dxa"/>
+          </w:tcPr>
+          <w:p>
+            <w:pPr>
+              <w:widowControl w:val="0"/>
+              <w:tabs>
+                <w:tab w:val="left" w:pos="993"/>
+              </w:tabs>
+              <w:autoSpaceDE w:val="0"/>
+              <w:autoSpaceDN w:val="0"/>
+              <w:adjustRightInd w:val="0"/>
+              <w:spacing w:before="0" w:line="240" w:lineRule="auto"/>
+              <w:ind w:right="297"/>
+              <w:rPr>
+                <w:rFonts w:cs="Arial"/>
+                <w:b/>
+                <w:color w:val="EE0000"/>
+                <w:sz w:val="28"/>
+                <w:szCs w:val="32"/>
+              </w:rPr>
+            </w:pPr>
+            <w:r>
+              <w:rPr>
+                <w:rFonts w:cs="Arial"/>
+                <w:b/>
+                <w:color w:val="EE0000"/>
+                <w:sz w:val="28"/>
+                <w:szCs w:val="32"/>
+              </w:rPr>
+              <w:lastRenderedPageBreak/>
+              <w:t>T.S.5.4.11.3– Kramam</w:t>
+            </w:r>
+          </w:p>
+          <w:p>
+            <w:pPr>
+              <w:widowControl w:val="0"/>
+              <w:tabs>
+                <w:tab w:val="left" w:pos="993"/>
+              </w:tabs>
+              <w:autoSpaceDE w:val="0"/>
+              <w:autoSpaceDN w:val="0"/>
+              <w:adjustRightInd w:val="0"/>
+              <w:spacing w:before="0" w:line="240" w:lineRule="auto"/>
+              <w:ind w:right="297"/>
+              <w:rPr>
+                <w:rFonts w:cs="Arial"/>
+                <w:b/>
+                <w:color w:val="EE0000"/>
+                <w:szCs w:val="28"/>
+                <w:lang w:val="en-IN"/>
+              </w:rPr>
+            </w:pPr>
+            <w:r>
+              <w:rPr>
+                <w:rFonts w:cs="Arial"/>
+                <w:b/>
+                <w:color w:val="EE0000"/>
+                <w:sz w:val="28"/>
+                <w:szCs w:val="32"/>
+                <w:lang w:val="en-IN"/>
+              </w:rPr>
+              <w:t>Krama Vaakyam No.– 25</w:t>
+            </w:r>
+          </w:p>
+          <w:p>
+            <w:pPr>
+              <w:widowControl w:val="0"/>
+              <w:tabs>
+                <w:tab w:val="left" w:pos="993"/>
+              </w:tabs>
+              <w:autoSpaceDE w:val="0"/>
+              <w:autoSpaceDN w:val="0"/>
+              <w:adjustRightInd w:val="0"/>
+              <w:spacing w:before="0" w:line="240" w:lineRule="auto"/>
+              <w:ind w:right="297"/>
+              <w:rPr>
+                <w:rFonts w:cs="Arial"/>
+                <w:b/>
+                <w:color w:val="EE0000"/>
+                <w:sz w:val="28"/>
+                <w:szCs w:val="32"/>
+                <w:lang w:val="it-IT"/>
+              </w:rPr>
+            </w:pPr>
+            <w:r>
+              <w:rPr>
+                <w:rFonts w:cs="Arial"/>
+                <w:b/>
+                <w:color w:val="EE0000"/>
+                <w:sz w:val="28"/>
+                <w:szCs w:val="32"/>
+                <w:lang w:val="it-IT"/>
+              </w:rPr>
+              <w:t>Panchaati No</w:t>
+            </w:r>
+            <w:r>
+              <w:rPr>
+                <w:rFonts w:cs="Arial"/>
+                <w:b/>
+                <w:color w:val="EE0000"/>
+                <w:szCs w:val="32"/>
+                <w:lang w:val="it-IT"/>
+              </w:rPr>
+              <w:t xml:space="preserve">. - </w:t>
+            </w:r>
+            <w:r>
+              <w:rPr>
+                <w:rFonts w:cs="Arial"/>
+                <w:b/>
+                <w:color w:val="EE0000"/>
+                <w:sz w:val="28"/>
+                <w:szCs w:val="32"/>
+                <w:lang w:val="it-IT"/>
+              </w:rPr>
+              <w:t>54</w:t>
+            </w:r>
+          </w:p>
+        </w:tc>
+        <w:tc>
+          <w:tcPr>
+            <w:tcW w:w="5105" w:type="dxa"/>
+          </w:tcPr>
+          <w:p>
+            <w:pPr>
+              <w:widowControl w:val="0"/>
+              <w:autoSpaceDE w:val="0"/>
+              <w:autoSpaceDN w:val="0"/>
+              <w:adjustRightInd w:val="0"/>
+              <w:spacing w:before="0" w:line="240" w:lineRule="auto"/>
+              <w:rPr>
+                <w:rFonts w:ascii="BRH Devanagari Extra" w:hAnsi="BRH Devanagari Extra" w:cs="BRH Devanagari Extra"/>
+                <w:color w:val="EE0000"/>
+                <w:sz w:val="40"/>
+                <w:szCs w:val="40"/>
+                <w:lang w:val="it-IT" w:bidi="ml-IN"/>
+              </w:rPr>
+            </w:pPr>
+            <w:r>
+              <w:rPr>
+                <w:rFonts w:ascii="Latha" w:hAnsi="Latha" w:cs="Latha"/>
+                <w:color w:val="EE0000"/>
+                <w:sz w:val="28"/>
+                <w:szCs w:val="28"/>
+                <w:cs/>
+                <w:lang w:bidi="ta-IN"/>
+              </w:rPr>
+              <w:t>அ</w:t>
+            </w:r>
+            <w:r>
+              <w:rPr>
+                <w:rFonts w:ascii="BRH Tamil Tab Extra" w:hAnsi="BRH Tamil Tab Extra" w:cs="Latha"/>
+                <w:b/>
+                <w:color w:val="EE0000"/>
+                <w:sz w:val="32"/>
+                <w:szCs w:val="28"/>
+                <w:lang w:val="it-IT" w:bidi="ta-IN"/>
+              </w:rPr>
+              <w:t>…</w:t>
+            </w:r>
+            <w:r>
+              <w:rPr>
+                <w:rFonts w:ascii="Latha" w:hAnsi="Latha" w:cs="Latha"/>
+                <w:color w:val="EE0000"/>
+                <w:sz w:val="28"/>
+                <w:szCs w:val="28"/>
+                <w:cs/>
+                <w:lang w:bidi="ta-IN"/>
+              </w:rPr>
+              <w:t>ஸ்ப</w:t>
+            </w:r>
+            <w:r>
+              <w:rPr>
+                <w:rFonts w:ascii="BRH Tamil Tab Extra" w:hAnsi="BRH Tamil Tab Extra" w:cs="Latha"/>
+                <w:b/>
+                <w:color w:val="EE0000"/>
+                <w:sz w:val="32"/>
+                <w:szCs w:val="28"/>
+                <w:lang w:val="it-IT" w:bidi="ta-IN"/>
+              </w:rPr>
+              <w:t>…</w:t>
+            </w:r>
+            <w:r>
+              <w:rPr>
+                <w:rFonts w:ascii="Latha" w:hAnsi="Latha" w:cs="Latha"/>
+                <w:color w:val="EE0000"/>
+                <w:sz w:val="28"/>
+                <w:szCs w:val="28"/>
+                <w:cs/>
+                <w:lang w:bidi="ta-IN"/>
+              </w:rPr>
+              <w:t>ர்த்</w:t>
+            </w:r>
+            <w:r>
+              <w:rPr>
+                <w:rFonts w:ascii="Latha" w:hAnsi="Latha" w:cs="Latha"/>
+                <w:b/>
+                <w:bCs/>
+                <w:color w:val="EE0000"/>
+                <w:position w:val="-12"/>
+                <w:sz w:val="28"/>
+                <w:szCs w:val="28"/>
+                <w:cs/>
+                <w:lang w:bidi="ta-IN"/>
+              </w:rPr>
+              <w:t>3</w:t>
+            </w:r>
+            <w:r>
+              <w:rPr>
+                <w:rFonts w:ascii="Latha" w:hAnsi="Latha" w:cs="Latha"/>
+                <w:color w:val="EE0000"/>
+                <w:sz w:val="28"/>
+                <w:szCs w:val="28"/>
+                <w:cs/>
+                <w:lang w:bidi="ta-IN"/>
+              </w:rPr>
+              <w:t>தே</w:t>
+            </w:r>
+            <w:r>
+              <w:rPr>
+                <w:rFonts w:ascii="BRH Tamil Tab Extra" w:hAnsi="BRH Tamil Tab Extra" w:cs="Latha"/>
+                <w:b/>
+                <w:color w:val="EE0000"/>
+                <w:sz w:val="32"/>
+                <w:szCs w:val="28"/>
+                <w:lang w:val="it-IT" w:bidi="ta-IN"/>
+              </w:rPr>
+              <w:t>…</w:t>
+            </w:r>
+            <w:r>
+              <w:rPr>
+                <w:rFonts w:ascii="Latha" w:hAnsi="Latha" w:cs="Latha"/>
+                <w:b/>
+                <w:bCs/>
+                <w:color w:val="EE0000"/>
+                <w:position w:val="-12"/>
+                <w:sz w:val="28"/>
+                <w:szCs w:val="28"/>
+                <w:cs/>
+                <w:lang w:bidi="ta-IN"/>
+              </w:rPr>
+              <w:t>4</w:t>
+            </w:r>
+            <w:r>
+              <w:rPr>
+                <w:rFonts w:ascii="Latha" w:hAnsi="Latha" w:cs="Latha"/>
+                <w:color w:val="EE0000"/>
+                <w:sz w:val="28"/>
+                <w:szCs w:val="28"/>
+                <w:cs/>
+                <w:lang w:bidi="ta-IN"/>
+              </w:rPr>
+              <w:t>தா</w:t>
+            </w:r>
+            <w:r>
+              <w:rPr>
+                <w:rFonts w:ascii="BRH Tamil Tab Extra" w:hAnsi="BRH Tamil Tab Extra" w:cs="Latha"/>
+                <w:b/>
+                <w:color w:val="EE0000"/>
+                <w:sz w:val="32"/>
+                <w:szCs w:val="28"/>
+                <w:lang w:val="it-IT" w:bidi="ta-IN"/>
+              </w:rPr>
+              <w:t>…</w:t>
+            </w:r>
+            <w:r>
+              <w:rPr>
+                <w:rFonts w:ascii="BRH Devanagari Extra" w:hAnsi="BRH Devanagari Extra" w:cs="Latha"/>
+                <w:b/>
+                <w:color w:val="EE0000"/>
+                <w:sz w:val="36"/>
+                <w:szCs w:val="28"/>
+                <w:lang w:val="it-IT" w:bidi="ta-IN"/>
+              </w:rPr>
+              <w:t>óè</w:t>
+            </w:r>
+            <w:r>
+              <w:rPr>
+                <w:rFonts w:ascii="BRH Tamil Tab Extra" w:hAnsi="BRH Tamil Tab Extra" w:cs="Latha"/>
+                <w:b/>
+                <w:color w:val="EE0000"/>
+                <w:sz w:val="32"/>
+                <w:szCs w:val="28"/>
+                <w:lang w:val="it-IT" w:bidi="ta-IN"/>
+              </w:rPr>
+              <w:t>…</w:t>
+            </w:r>
+            <w:r>
+              <w:rPr>
+                <w:rFonts w:ascii="Latha" w:hAnsi="Latha" w:cs="Latha"/>
+                <w:color w:val="EE0000"/>
+                <w:sz w:val="28"/>
+                <w:szCs w:val="28"/>
+                <w:lang w:val="it-IT" w:bidi="ta-IN"/>
+              </w:rPr>
+              <w:t xml:space="preserve"> </w:t>
+            </w:r>
+            <w:r>
+              <w:rPr>
+                <w:rFonts w:ascii="Latha" w:hAnsi="Latha" w:cs="Latha"/>
+                <w:color w:val="EE0000"/>
+                <w:sz w:val="28"/>
+                <w:szCs w:val="28"/>
+                <w:highlight w:val="yellow"/>
+                <w:cs/>
+                <w:lang w:bidi="ta-IN"/>
+              </w:rPr>
+              <w:t>ஸ</w:t>
+            </w:r>
+            <w:r>
+              <w:rPr>
+                <w:rFonts w:ascii="Latha" w:hAnsi="Latha" w:cs="Latha"/>
+                <w:color w:val="EE0000"/>
+                <w:sz w:val="28"/>
+                <w:szCs w:val="28"/>
+                <w:lang w:val="it-IT" w:bidi="ta-IN"/>
+              </w:rPr>
+              <w:t xml:space="preserve"> | </w:t>
+            </w:r>
+            <w:r>
+              <w:rPr>
+                <w:rFonts w:ascii="Latha" w:hAnsi="Latha" w:cs="Latha"/>
+                <w:color w:val="EE0000"/>
+                <w:sz w:val="28"/>
+                <w:szCs w:val="28"/>
+                <w:lang w:val="it-IT" w:bidi="ta-IN"/>
+              </w:rPr>
+              <w:br/>
+            </w:r>
+            <w:r>
+              <w:rPr>
+                <w:rFonts w:ascii="Latha" w:hAnsi="Latha" w:cs="Latha"/>
+                <w:color w:val="EE0000"/>
+                <w:sz w:val="28"/>
+                <w:szCs w:val="28"/>
+                <w:cs/>
+                <w:lang w:bidi="ta-IN"/>
+              </w:rPr>
+              <w:t>ஸ</w:t>
+            </w:r>
+            <w:r>
+              <w:rPr>
+                <w:rFonts w:ascii="Latha" w:hAnsi="Latha" w:cs="Latha"/>
+                <w:color w:val="EE0000"/>
+                <w:sz w:val="28"/>
+                <w:szCs w:val="28"/>
+                <w:lang w:val="it-IT" w:bidi="ta-IN"/>
+              </w:rPr>
+              <w:t xml:space="preserve"> </w:t>
+            </w:r>
+            <w:r>
+              <w:rPr>
+                <w:rFonts w:ascii="Latha" w:hAnsi="Latha" w:cs="Latha"/>
+                <w:color w:val="EE0000"/>
+                <w:sz w:val="28"/>
+                <w:szCs w:val="28"/>
+                <w:cs/>
+                <w:lang w:bidi="ta-IN"/>
+              </w:rPr>
+              <w:t>ஏ</w:t>
+            </w:r>
+            <w:r>
+              <w:rPr>
+                <w:rFonts w:ascii="BRH Tamil Tab Extra" w:hAnsi="BRH Tamil Tab Extra" w:cs="Latha"/>
+                <w:b/>
+                <w:color w:val="EE0000"/>
+                <w:sz w:val="32"/>
+                <w:szCs w:val="28"/>
+                <w:lang w:val="it-IT" w:bidi="ta-IN"/>
+              </w:rPr>
+              <w:t>…</w:t>
+            </w:r>
+            <w:r>
+              <w:rPr>
+                <w:rFonts w:ascii="Latha" w:hAnsi="Latha" w:cs="Latha"/>
+                <w:color w:val="EE0000"/>
+                <w:sz w:val="28"/>
+                <w:szCs w:val="28"/>
+                <w:cs/>
+                <w:lang w:bidi="ta-IN"/>
+              </w:rPr>
+              <w:t>தா</w:t>
+            </w:r>
+            <w:r>
+              <w:rPr>
+                <w:rFonts w:ascii="Latha" w:hAnsi="Latha" w:cs="Latha"/>
+                <w:b/>
+                <w:bCs/>
+                <w:color w:val="EE0000"/>
+                <w:sz w:val="32"/>
+                <w:szCs w:val="32"/>
+                <w:cs/>
+                <w:lang w:bidi="ta-IN"/>
+              </w:rPr>
+              <w:t>:</w:t>
+            </w:r>
+            <w:r>
+              <w:rPr>
+                <w:rFonts w:ascii="Latha" w:hAnsi="Latha" w:cs="Latha"/>
+                <w:color w:val="EE0000"/>
+                <w:sz w:val="28"/>
+                <w:szCs w:val="28"/>
+                <w:lang w:val="it-IT" w:bidi="ta-IN"/>
+              </w:rPr>
+              <w:t xml:space="preserve"> |</w:t>
+            </w:r>
+          </w:p>
+        </w:tc>
+        <w:tc>
+          <w:tcPr>
+            <w:tcW w:w="5388" w:type="dxa"/>
+          </w:tcPr>
+          <w:p>
+            <w:pPr>
+              <w:widowControl w:val="0"/>
+              <w:autoSpaceDE w:val="0"/>
+              <w:autoSpaceDN w:val="0"/>
+              <w:adjustRightInd w:val="0"/>
+              <w:spacing w:before="0" w:line="240" w:lineRule="auto"/>
+              <w:rPr>
+                <w:rFonts w:ascii="BRH Devanagari Extra" w:hAnsi="BRH Devanagari Extra" w:cs="BRH Devanagari Extra"/>
+                <w:color w:val="EE0000"/>
+                <w:sz w:val="40"/>
+                <w:szCs w:val="40"/>
+                <w:lang w:val="it-IT" w:bidi="ml-IN"/>
+              </w:rPr>
+            </w:pPr>
+            <w:r>
+              <w:rPr>
+                <w:rFonts w:ascii="Latha" w:hAnsi="Latha" w:cs="Latha"/>
+                <w:color w:val="EE0000"/>
+                <w:sz w:val="28"/>
+                <w:szCs w:val="28"/>
+                <w:cs/>
+                <w:lang w:bidi="ta-IN"/>
+              </w:rPr>
+              <w:t>அ</w:t>
+            </w:r>
+            <w:r>
+              <w:rPr>
+                <w:rFonts w:ascii="BRH Tamil Tab Extra" w:hAnsi="BRH Tamil Tab Extra" w:cs="Latha"/>
+                <w:b/>
+                <w:color w:val="EE0000"/>
+                <w:sz w:val="32"/>
+                <w:szCs w:val="28"/>
+                <w:lang w:val="it-IT" w:bidi="ta-IN"/>
+              </w:rPr>
+              <w:t>…</w:t>
+            </w:r>
+            <w:r>
+              <w:rPr>
+                <w:rFonts w:ascii="Latha" w:hAnsi="Latha" w:cs="Latha"/>
+                <w:color w:val="EE0000"/>
+                <w:sz w:val="28"/>
+                <w:szCs w:val="28"/>
+                <w:cs/>
+                <w:lang w:bidi="ta-IN"/>
+              </w:rPr>
+              <w:t>ஸ்ப</w:t>
+            </w:r>
+            <w:r>
+              <w:rPr>
+                <w:rFonts w:ascii="BRH Tamil Tab Extra" w:hAnsi="BRH Tamil Tab Extra" w:cs="Latha"/>
+                <w:b/>
+                <w:color w:val="EE0000"/>
+                <w:sz w:val="32"/>
+                <w:szCs w:val="28"/>
+                <w:lang w:val="it-IT" w:bidi="ta-IN"/>
+              </w:rPr>
+              <w:t>…</w:t>
+            </w:r>
+            <w:r>
+              <w:rPr>
+                <w:rFonts w:ascii="Latha" w:hAnsi="Latha" w:cs="Latha"/>
+                <w:color w:val="EE0000"/>
+                <w:sz w:val="28"/>
+                <w:szCs w:val="28"/>
+                <w:cs/>
+                <w:lang w:bidi="ta-IN"/>
+              </w:rPr>
+              <w:t>ர்த்</w:t>
+            </w:r>
+            <w:r>
+              <w:rPr>
+                <w:rFonts w:ascii="Latha" w:hAnsi="Latha" w:cs="Latha"/>
+                <w:b/>
+                <w:bCs/>
+                <w:color w:val="EE0000"/>
+                <w:position w:val="-12"/>
+                <w:sz w:val="28"/>
+                <w:szCs w:val="28"/>
+                <w:cs/>
+                <w:lang w:bidi="ta-IN"/>
+              </w:rPr>
+              <w:t>3</w:t>
+            </w:r>
+            <w:r>
+              <w:rPr>
+                <w:rFonts w:ascii="Latha" w:hAnsi="Latha" w:cs="Latha"/>
+                <w:color w:val="EE0000"/>
+                <w:sz w:val="28"/>
+                <w:szCs w:val="28"/>
+                <w:cs/>
+                <w:lang w:bidi="ta-IN"/>
+              </w:rPr>
+              <w:t>தே</w:t>
+            </w:r>
+            <w:r>
+              <w:rPr>
+                <w:rFonts w:ascii="BRH Tamil Tab Extra" w:hAnsi="BRH Tamil Tab Extra" w:cs="Latha"/>
+                <w:b/>
+                <w:color w:val="EE0000"/>
+                <w:sz w:val="32"/>
+                <w:szCs w:val="28"/>
+                <w:lang w:val="it-IT" w:bidi="ta-IN"/>
+              </w:rPr>
+              <w:t>…</w:t>
+            </w:r>
+            <w:r>
+              <w:rPr>
+                <w:rFonts w:ascii="Latha" w:hAnsi="Latha" w:cs="Latha"/>
+                <w:b/>
+                <w:bCs/>
+                <w:color w:val="EE0000"/>
+                <w:position w:val="-12"/>
+                <w:sz w:val="28"/>
+                <w:szCs w:val="28"/>
+                <w:cs/>
+                <w:lang w:bidi="ta-IN"/>
+              </w:rPr>
+              <w:t>4</w:t>
+            </w:r>
+            <w:r>
+              <w:rPr>
+                <w:rFonts w:ascii="Latha" w:hAnsi="Latha" w:cs="Latha"/>
+                <w:color w:val="EE0000"/>
+                <w:sz w:val="28"/>
+                <w:szCs w:val="28"/>
+                <w:cs/>
+                <w:lang w:bidi="ta-IN"/>
+              </w:rPr>
+              <w:t>தா</w:t>
+            </w:r>
+            <w:r>
+              <w:rPr>
+                <w:rFonts w:ascii="BRH Tamil Tab Extra" w:hAnsi="BRH Tamil Tab Extra" w:cs="Latha"/>
+                <w:b/>
+                <w:color w:val="EE0000"/>
+                <w:sz w:val="32"/>
+                <w:szCs w:val="28"/>
+                <w:lang w:val="it-IT" w:bidi="ta-IN"/>
+              </w:rPr>
+              <w:t>…</w:t>
+            </w:r>
+            <w:r>
+              <w:rPr>
+                <w:rFonts w:ascii="BRH Devanagari Extra" w:hAnsi="BRH Devanagari Extra" w:cs="Latha"/>
+                <w:b/>
+                <w:color w:val="EE0000"/>
+                <w:sz w:val="36"/>
+                <w:szCs w:val="28"/>
+                <w:lang w:val="it-IT" w:bidi="ta-IN"/>
+              </w:rPr>
+              <w:t>óè</w:t>
+            </w:r>
+            <w:r>
+              <w:rPr>
+                <w:rFonts w:ascii="BRH Tamil Tab Extra" w:hAnsi="BRH Tamil Tab Extra" w:cs="Latha"/>
+                <w:b/>
+                <w:color w:val="EE0000"/>
+                <w:sz w:val="32"/>
+                <w:szCs w:val="28"/>
+                <w:lang w:val="it-IT" w:bidi="ta-IN"/>
+              </w:rPr>
+              <w:t>…</w:t>
+            </w:r>
+            <w:r>
+              <w:rPr>
+                <w:rFonts w:ascii="Latha" w:hAnsi="Latha" w:cs="Latha"/>
+                <w:color w:val="EE0000"/>
+                <w:sz w:val="28"/>
+                <w:szCs w:val="28"/>
+                <w:lang w:val="it-IT" w:bidi="ta-IN"/>
+              </w:rPr>
+              <w:t xml:space="preserve"> </w:t>
+            </w:r>
+            <w:r>
+              <w:rPr>
+                <w:rFonts w:ascii="Latha" w:hAnsi="Latha" w:cs="Latha"/>
+                <w:color w:val="EE0000"/>
+                <w:sz w:val="28"/>
+                <w:szCs w:val="28"/>
+                <w:cs/>
+                <w:lang w:bidi="ta-IN"/>
+              </w:rPr>
+              <w:t>ஸ</w:t>
+            </w:r>
+            <w:r>
+              <w:rPr>
+                <w:rFonts w:ascii="Latha" w:hAnsi="Latha" w:cs="Latha"/>
+                <w:b/>
+                <w:bCs/>
+                <w:color w:val="EE0000"/>
+                <w:sz w:val="32"/>
+                <w:szCs w:val="32"/>
+                <w:highlight w:val="green"/>
+                <w:cs/>
+                <w:lang w:bidi="ta-IN"/>
+              </w:rPr>
+              <w:t>:</w:t>
+            </w:r>
+            <w:r>
+              <w:rPr>
+                <w:rFonts w:ascii="Latha" w:hAnsi="Latha" w:cs="Latha"/>
+                <w:color w:val="EE0000"/>
+                <w:sz w:val="28"/>
+                <w:szCs w:val="28"/>
+                <w:lang w:val="it-IT" w:bidi="ta-IN"/>
+              </w:rPr>
+              <w:t xml:space="preserve"> | </w:t>
+            </w:r>
+            <w:r>
+              <w:rPr>
+                <w:rFonts w:ascii="Latha" w:hAnsi="Latha" w:cs="Latha"/>
+                <w:color w:val="EE0000"/>
+                <w:sz w:val="28"/>
+                <w:szCs w:val="28"/>
+                <w:lang w:val="it-IT" w:bidi="ta-IN"/>
+              </w:rPr>
+              <w:br/>
+            </w:r>
+            <w:r>
+              <w:rPr>
+                <w:rFonts w:ascii="Latha" w:hAnsi="Latha" w:cs="Latha"/>
+                <w:color w:val="EE0000"/>
+                <w:sz w:val="28"/>
+                <w:szCs w:val="28"/>
+                <w:cs/>
+                <w:lang w:bidi="ta-IN"/>
+              </w:rPr>
+              <w:t>ஸ</w:t>
+            </w:r>
+            <w:r>
+              <w:rPr>
+                <w:rFonts w:ascii="Latha" w:hAnsi="Latha" w:cs="Latha"/>
+                <w:color w:val="EE0000"/>
+                <w:sz w:val="28"/>
+                <w:szCs w:val="28"/>
+                <w:lang w:val="it-IT" w:bidi="ta-IN"/>
+              </w:rPr>
+              <w:t xml:space="preserve"> </w:t>
+            </w:r>
+            <w:r>
+              <w:rPr>
+                <w:rFonts w:ascii="Latha" w:hAnsi="Latha" w:cs="Latha"/>
+                <w:color w:val="EE0000"/>
+                <w:sz w:val="28"/>
+                <w:szCs w:val="28"/>
+                <w:cs/>
+                <w:lang w:bidi="ta-IN"/>
+              </w:rPr>
+              <w:t>ஏ</w:t>
+            </w:r>
+            <w:r>
+              <w:rPr>
+                <w:rFonts w:ascii="BRH Tamil Tab Extra" w:hAnsi="BRH Tamil Tab Extra" w:cs="Latha"/>
+                <w:b/>
+                <w:color w:val="EE0000"/>
+                <w:sz w:val="32"/>
+                <w:szCs w:val="28"/>
+                <w:lang w:val="it-IT" w:bidi="ta-IN"/>
+              </w:rPr>
+              <w:t>…</w:t>
+            </w:r>
+            <w:r>
+              <w:rPr>
+                <w:rFonts w:ascii="Latha" w:hAnsi="Latha" w:cs="Latha"/>
+                <w:color w:val="EE0000"/>
+                <w:sz w:val="28"/>
+                <w:szCs w:val="28"/>
+                <w:cs/>
+                <w:lang w:bidi="ta-IN"/>
+              </w:rPr>
+              <w:t>தா</w:t>
+            </w:r>
+            <w:r>
+              <w:rPr>
+                <w:rFonts w:ascii="Latha" w:hAnsi="Latha" w:cs="Latha"/>
+                <w:b/>
+                <w:bCs/>
+                <w:color w:val="EE0000"/>
+                <w:sz w:val="32"/>
+                <w:szCs w:val="32"/>
+                <w:cs/>
+                <w:lang w:bidi="ta-IN"/>
+              </w:rPr>
+              <w:t>:</w:t>
+            </w:r>
+            <w:r>
+              <w:rPr>
+                <w:rFonts w:ascii="Latha" w:hAnsi="Latha" w:cs="Latha"/>
+                <w:color w:val="EE0000"/>
+                <w:sz w:val="28"/>
+                <w:szCs w:val="28"/>
+                <w:lang w:val="it-IT" w:bidi="ta-IN"/>
+              </w:rPr>
+              <w:t xml:space="preserve"> |</w:t>
+            </w:r>
+            <w:r>
+              <w:rPr>
+                <w:rFonts w:ascii="BRH Malayalam Extra" w:eastAsia="Times New Roman" w:hAnsi="BRH Malayalam Extra" w:cs="BRH Malayalam Extra"/>
+                <w:color w:val="EE0000"/>
+                <w:sz w:val="40"/>
+                <w:szCs w:val="40"/>
+                <w:lang w:val="it-IT" w:eastAsia="en-IN" w:bidi="ml-IN"/>
+              </w:rPr>
+              <w:t xml:space="preserve"> </w:t>
+            </w:r>
+            <w:r>
+              <w:rPr>
+                <w:rFonts w:cs="Arial"/>
+                <w:color w:val="EE0000"/>
+                <w:szCs w:val="24"/>
+                <w:lang w:val="it-IT" w:bidi="ml-IN"/>
+              </w:rPr>
+              <w:t>(missing visargam added)</w:t>
             </w:r>
           </w:p>
         </w:tc>
@@ -3434,7 +5085,6 @@
                 <w:sz w:val="28"/>
                 <w:szCs w:val="32"/>
               </w:rPr>
-              <w:lastRenderedPageBreak/>
               <w:t>T.S.5.</w:t>
             </w:r>
             <w:r>
@@ -5635,6 +7285,7 @@
           <w:szCs w:val="32"/>
           <w:u w:val="single"/>
         </w:rPr>
+        <w:lastRenderedPageBreak/>
         <w:t>============</w:t>
       </w:r>
     </w:p>
@@ -5822,7 +7473,6 @@
                 <w:sz w:val="32"/>
                 <w:szCs w:val="32"/>
               </w:rPr>
-              <w:lastRenderedPageBreak/>
               <w:t>Reference</w:t>
             </w:r>
           </w:p>
@@ -5849,7 +7499,6 @@
                 <w:sz w:val="32"/>
                 <w:szCs w:val="32"/>
               </w:rPr>
-              <w:lastRenderedPageBreak/>
               <w:t>As Printed</w:t>
             </w:r>
           </w:p>
@@ -8828,6 +10477,7 @@
                 <w:sz w:val="28"/>
                 <w:szCs w:val="32"/>
               </w:rPr>
+              <w:lastRenderedPageBreak/>
               <w:t>T.S.5.4.3.4 – Kramam</w:t>
             </w:r>
           </w:p>
@@ -9830,7 +11480,6 @@
                 <w:sz w:val="28"/>
                 <w:szCs w:val="32"/>
               </w:rPr>
-              <w:lastRenderedPageBreak/>
               <w:t>T.S.5.4.5.2 – Kramam</w:t>
             </w:r>
           </w:p>
@@ -12799,6 +14448,7 @@
                 <w:sz w:val="28"/>
                 <w:szCs w:val="32"/>
               </w:rPr>
+              <w:lastRenderedPageBreak/>
               <w:t>T.S.5.4.8.4 – Kramam</w:t>
             </w:r>
           </w:p>
@@ -13535,7 +15185,6 @@
                 <w:sz w:val="28"/>
                 <w:szCs w:val="32"/>
               </w:rPr>
-              <w:lastRenderedPageBreak/>
               <w:t>T.S.5.</w:t>
             </w:r>
             <w:r>
@@ -16042,7 +17691,16 @@
           <w:bCs/>
           <w:sz w:val="32"/>
         </w:rPr>
-        <w:t>replaced with</w:t>
+        <w:t xml:space="preserve">replaced </w:t>
+      </w:r>
+      <w:proofErr w:type="gramStart"/>
+      <w:r>
+        <w:rPr>
+          <w:b/>
+          <w:bCs/>
+          <w:sz w:val="32"/>
+        </w:rPr>
+        <w:t>with</w:t>
       </w:r>
       <w:r>
         <w:rPr>
@@ -16064,6 +17722,7 @@
         </w:rPr>
         <w:t>"</w:t>
       </w:r>
+      <w:proofErr w:type="gramEnd"/>
       <w:r>
         <w:rPr>
           <w:rFonts w:ascii="Latha" w:hAnsi="Latha" w:cs="Latha"/>
@@ -16278,6 +17937,7 @@
           <w:b/>
           <w:bCs/>
         </w:rPr>
+        <w:lastRenderedPageBreak/>
         <w:t>(ignore those which are already incorporated in your book’s version and date)</w:t>
       </w:r>
     </w:p>
@@ -16429,7 +18089,6 @@
                 <w:sz w:val="32"/>
                 <w:szCs w:val="36"/>
               </w:rPr>
-              <w:lastRenderedPageBreak/>
               <w:t>None</w:t>
             </w:r>
           </w:p>

--- a/TS-Kramam/TS-5.4/TS 5.4 Tamil Krama Paatam Corrections.docx
+++ b/TS-Kramam/TS-5.4/TS 5.4 Tamil Krama Paatam Corrections.docx
@@ -2704,6 +2704,971 @@
                 <w:sz w:val="28"/>
                 <w:szCs w:val="32"/>
               </w:rPr>
+              <w:t>T.S.5.4.10.1– Kramam</w:t>
+            </w:r>
+          </w:p>
+          <w:p>
+            <w:pPr>
+              <w:widowControl w:val="0"/>
+              <w:tabs>
+                <w:tab w:val="left" w:pos="993"/>
+              </w:tabs>
+              <w:autoSpaceDE w:val="0"/>
+              <w:autoSpaceDN w:val="0"/>
+              <w:adjustRightInd w:val="0"/>
+              <w:spacing w:before="0" w:line="240" w:lineRule="auto"/>
+              <w:ind w:right="297"/>
+              <w:rPr>
+                <w:rFonts w:cs="Arial"/>
+                <w:b/>
+                <w:color w:val="EE0000"/>
+                <w:szCs w:val="28"/>
+                <w:lang w:val="en-IN"/>
+              </w:rPr>
+            </w:pPr>
+            <w:r>
+              <w:rPr>
+                <w:rFonts w:cs="Arial"/>
+                <w:b/>
+                <w:color w:val="EE0000"/>
+                <w:sz w:val="28"/>
+                <w:szCs w:val="32"/>
+                <w:lang w:val="en-IN"/>
+              </w:rPr>
+              <w:t>Krama Vaakyam No.– 53</w:t>
+            </w:r>
+          </w:p>
+          <w:p>
+            <w:pPr>
+              <w:widowControl w:val="0"/>
+              <w:tabs>
+                <w:tab w:val="left" w:pos="993"/>
+              </w:tabs>
+              <w:autoSpaceDE w:val="0"/>
+              <w:autoSpaceDN w:val="0"/>
+              <w:adjustRightInd w:val="0"/>
+              <w:spacing w:before="0" w:line="240" w:lineRule="auto"/>
+              <w:ind w:right="297"/>
+              <w:rPr>
+                <w:rFonts w:cs="Arial"/>
+                <w:b/>
+                <w:color w:val="EE0000"/>
+                <w:sz w:val="28"/>
+                <w:szCs w:val="32"/>
+                <w:lang w:val="it-IT"/>
+              </w:rPr>
+            </w:pPr>
+            <w:r>
+              <w:rPr>
+                <w:rFonts w:cs="Arial"/>
+                <w:b/>
+                <w:color w:val="EE0000"/>
+                <w:sz w:val="28"/>
+                <w:szCs w:val="32"/>
+                <w:lang w:val="it-IT"/>
+              </w:rPr>
+              <w:t>Panchaati No</w:t>
+            </w:r>
+            <w:r>
+              <w:rPr>
+                <w:rFonts w:cs="Arial"/>
+                <w:b/>
+                <w:color w:val="EE0000"/>
+                <w:szCs w:val="32"/>
+                <w:lang w:val="it-IT"/>
+              </w:rPr>
+              <w:t xml:space="preserve">. - </w:t>
+            </w:r>
+            <w:r>
+              <w:rPr>
+                <w:rFonts w:cs="Arial"/>
+                <w:b/>
+                <w:color w:val="EE0000"/>
+                <w:sz w:val="28"/>
+                <w:szCs w:val="32"/>
+                <w:lang w:val="it-IT"/>
+              </w:rPr>
+              <w:t>47</w:t>
+            </w:r>
+          </w:p>
+        </w:tc>
+        <w:tc>
+          <w:tcPr>
+            <w:tcW w:w="5105" w:type="dxa"/>
+          </w:tcPr>
+          <w:p>
+            <w:pPr>
+              <w:widowControl w:val="0"/>
+              <w:autoSpaceDE w:val="0"/>
+              <w:autoSpaceDN w:val="0"/>
+              <w:adjustRightInd w:val="0"/>
+              <w:spacing w:before="0" w:line="240" w:lineRule="auto"/>
+              <w:rPr>
+                <w:rFonts w:ascii="BRH Devanagari Extra" w:hAnsi="BRH Devanagari Extra" w:cs="BRH Devanagari Extra"/>
+                <w:color w:val="EE0000"/>
+                <w:sz w:val="40"/>
+                <w:szCs w:val="40"/>
+                <w:lang w:val="it-IT" w:bidi="ml-IN"/>
+              </w:rPr>
+            </w:pPr>
+            <w:r>
+              <w:rPr>
+                <w:rFonts w:ascii="Latha" w:hAnsi="Latha" w:cs="Latha"/>
+                <w:color w:val="EE0000"/>
+                <w:sz w:val="28"/>
+                <w:szCs w:val="28"/>
+                <w:cs/>
+                <w:lang w:bidi="ta-IN"/>
+              </w:rPr>
+              <w:t>அப்ர</w:t>
+            </w:r>
+            <w:r>
+              <w:rPr>
+                <w:rFonts w:ascii="BRH Tamil Tab Extra" w:hAnsi="BRH Tamil Tab Extra" w:cs="Latha"/>
+                <w:b/>
+                <w:color w:val="EE0000"/>
+                <w:sz w:val="36"/>
+                <w:szCs w:val="28"/>
+                <w:lang w:val="it-IT" w:bidi="ta-IN"/>
+              </w:rPr>
+              <w:t>†</w:t>
+            </w:r>
+            <w:r>
+              <w:rPr>
+                <w:rFonts w:ascii="Latha" w:hAnsi="Latha" w:cs="Latha"/>
+                <w:color w:val="EE0000"/>
+                <w:sz w:val="28"/>
+                <w:szCs w:val="28"/>
+                <w:cs/>
+                <w:lang w:bidi="ta-IN"/>
+              </w:rPr>
+              <w:t>திஷ்டி</w:t>
+            </w:r>
+            <w:r>
+              <w:rPr>
+                <w:rFonts w:ascii="Latha" w:hAnsi="Latha" w:cs="Latha"/>
+                <w:b/>
+                <w:bCs/>
+                <w:color w:val="EE0000"/>
+                <w:position w:val="-12"/>
+                <w:sz w:val="28"/>
+                <w:szCs w:val="28"/>
+                <w:cs/>
+                <w:lang w:bidi="ta-IN"/>
+              </w:rPr>
+              <w:t>2</w:t>
+            </w:r>
+            <w:r>
+              <w:rPr>
+                <w:rFonts w:ascii="Latha" w:hAnsi="Latha" w:cs="Latha"/>
+                <w:color w:val="EE0000"/>
+                <w:sz w:val="28"/>
+                <w:szCs w:val="28"/>
+                <w:cs/>
+                <w:lang w:bidi="ta-IN"/>
+              </w:rPr>
+              <w:t>தா</w:t>
+            </w:r>
+            <w:r>
+              <w:rPr>
+                <w:rFonts w:ascii="BRH Tamil Tab Extra" w:hAnsi="BRH Tamil Tab Extra" w:cs="Latha"/>
+                <w:b/>
+                <w:color w:val="EE0000"/>
+                <w:sz w:val="32"/>
+                <w:szCs w:val="28"/>
+                <w:lang w:val="it-IT" w:bidi="ta-IN"/>
+              </w:rPr>
+              <w:t>…</w:t>
+            </w:r>
+            <w:r>
+              <w:rPr>
+                <w:rFonts w:ascii="Latha" w:hAnsi="Latha" w:cs="Latha"/>
+                <w:b/>
+                <w:bCs/>
+                <w:color w:val="EE0000"/>
+                <w:sz w:val="32"/>
+                <w:szCs w:val="32"/>
+                <w:cs/>
+                <w:lang w:bidi="ta-IN"/>
+              </w:rPr>
+              <w:t>:</w:t>
+            </w:r>
+            <w:r>
+              <w:rPr>
+                <w:rFonts w:ascii="Latha" w:hAnsi="Latha" w:cs="Latha"/>
+                <w:color w:val="EE0000"/>
+                <w:sz w:val="28"/>
+                <w:szCs w:val="28"/>
+                <w:lang w:val="it-IT" w:bidi="ta-IN"/>
+              </w:rPr>
+              <w:t xml:space="preserve"> </w:t>
+            </w:r>
+            <w:r>
+              <w:rPr>
+                <w:rFonts w:ascii="Latha" w:hAnsi="Latha" w:cs="Latha"/>
+                <w:color w:val="EE0000"/>
+                <w:sz w:val="28"/>
+                <w:szCs w:val="28"/>
+                <w:cs/>
+                <w:lang w:bidi="ta-IN"/>
+              </w:rPr>
+              <w:t>ஸ்தோமா</w:t>
+            </w:r>
+            <w:r>
+              <w:rPr>
+                <w:rFonts w:ascii="BRH Tamil Tab Extra" w:hAnsi="BRH Tamil Tab Extra" w:cs="Latha"/>
+                <w:b/>
+                <w:color w:val="EE0000"/>
+                <w:sz w:val="36"/>
+                <w:szCs w:val="28"/>
+                <w:lang w:val="it-IT" w:bidi="ta-IN"/>
+              </w:rPr>
+              <w:t>‡</w:t>
+            </w:r>
+            <w:r>
+              <w:rPr>
+                <w:rFonts w:ascii="Latha" w:hAnsi="Latha" w:cs="Latha"/>
+                <w:b/>
+                <w:bCs/>
+                <w:color w:val="EE0000"/>
+                <w:sz w:val="32"/>
+                <w:szCs w:val="32"/>
+                <w:cs/>
+                <w:lang w:bidi="ta-IN"/>
+              </w:rPr>
+              <w:t>:</w:t>
+            </w:r>
+            <w:r>
+              <w:rPr>
+                <w:rFonts w:ascii="Latha" w:hAnsi="Latha" w:cs="Latha"/>
+                <w:color w:val="EE0000"/>
+                <w:sz w:val="28"/>
+                <w:szCs w:val="28"/>
+                <w:lang w:val="it-IT" w:bidi="ta-IN"/>
+              </w:rPr>
+              <w:t xml:space="preserve"> | </w:t>
+            </w:r>
+            <w:r>
+              <w:rPr>
+                <w:rFonts w:ascii="Latha" w:hAnsi="Latha" w:cs="Latha"/>
+                <w:color w:val="EE0000"/>
+                <w:sz w:val="28"/>
+                <w:szCs w:val="28"/>
+                <w:lang w:val="it-IT" w:bidi="ta-IN"/>
+              </w:rPr>
+              <w:br/>
+            </w:r>
+            <w:r>
+              <w:rPr>
+                <w:rFonts w:ascii="Latha" w:hAnsi="Latha" w:cs="Latha"/>
+                <w:color w:val="EE0000"/>
+                <w:sz w:val="28"/>
+                <w:szCs w:val="28"/>
+                <w:cs/>
+                <w:lang w:bidi="ta-IN"/>
+              </w:rPr>
+              <w:t>அப்ர</w:t>
+            </w:r>
+            <w:r>
+              <w:rPr>
+                <w:rFonts w:ascii="BRH Tamil Tab Extra" w:hAnsi="BRH Tamil Tab Extra" w:cs="Latha"/>
+                <w:b/>
+                <w:color w:val="EE0000"/>
+                <w:sz w:val="36"/>
+                <w:szCs w:val="28"/>
+                <w:lang w:val="it-IT" w:bidi="ta-IN"/>
+              </w:rPr>
+              <w:t>†</w:t>
+            </w:r>
+            <w:r>
+              <w:rPr>
+                <w:rFonts w:ascii="Latha" w:hAnsi="Latha" w:cs="Latha"/>
+                <w:color w:val="EE0000"/>
+                <w:sz w:val="28"/>
+                <w:szCs w:val="28"/>
+                <w:cs/>
+                <w:lang w:bidi="ta-IN"/>
+              </w:rPr>
+              <w:t>திஷ்</w:t>
+            </w:r>
+            <w:r>
+              <w:rPr>
+                <w:rFonts w:ascii="Latha" w:hAnsi="Latha" w:cs="Latha"/>
+                <w:color w:val="EE0000"/>
+                <w:sz w:val="28"/>
+                <w:szCs w:val="28"/>
+                <w:highlight w:val="yellow"/>
+                <w:cs/>
+                <w:lang w:bidi="ta-IN"/>
+              </w:rPr>
+              <w:t>ட</w:t>
+            </w:r>
+            <w:r>
+              <w:rPr>
+                <w:rFonts w:ascii="Latha" w:hAnsi="Latha" w:cs="Latha"/>
+                <w:b/>
+                <w:bCs/>
+                <w:color w:val="EE0000"/>
+                <w:position w:val="-12"/>
+                <w:sz w:val="28"/>
+                <w:szCs w:val="28"/>
+                <w:cs/>
+                <w:lang w:bidi="ta-IN"/>
+              </w:rPr>
+              <w:t>2</w:t>
+            </w:r>
+            <w:r>
+              <w:rPr>
+                <w:rFonts w:ascii="Latha" w:hAnsi="Latha" w:cs="Latha"/>
+                <w:color w:val="EE0000"/>
+                <w:sz w:val="28"/>
+                <w:szCs w:val="28"/>
+                <w:cs/>
+                <w:lang w:bidi="ta-IN"/>
+              </w:rPr>
+              <w:t>தா</w:t>
+            </w:r>
+            <w:r>
+              <w:rPr>
+                <w:rFonts w:ascii="BRH Tamil Tab Extra" w:hAnsi="BRH Tamil Tab Extra" w:cs="Latha"/>
+                <w:b/>
+                <w:color w:val="EE0000"/>
+                <w:sz w:val="32"/>
+                <w:szCs w:val="28"/>
+                <w:lang w:val="it-IT" w:bidi="ta-IN"/>
+              </w:rPr>
+              <w:t>…</w:t>
+            </w:r>
+            <w:r>
+              <w:rPr>
+                <w:rFonts w:ascii="Latha" w:hAnsi="Latha" w:cs="Latha"/>
+                <w:color w:val="EE0000"/>
+                <w:sz w:val="28"/>
+                <w:szCs w:val="28"/>
+                <w:lang w:val="it-IT" w:bidi="ta-IN"/>
+              </w:rPr>
+              <w:t xml:space="preserve"> </w:t>
+            </w:r>
+            <w:r>
+              <w:rPr>
+                <w:rFonts w:ascii="Latha" w:hAnsi="Latha" w:cs="Latha"/>
+                <w:color w:val="EE0000"/>
+                <w:sz w:val="28"/>
+                <w:szCs w:val="28"/>
+                <w:cs/>
+                <w:lang w:bidi="ta-IN"/>
+              </w:rPr>
+              <w:t>இத்யப்ர</w:t>
+            </w:r>
+            <w:r>
+              <w:rPr>
+                <w:rFonts w:ascii="BRH Tamil Tab Extra" w:hAnsi="BRH Tamil Tab Extra" w:cs="Latha"/>
+                <w:b/>
+                <w:color w:val="EE0000"/>
+                <w:sz w:val="36"/>
+                <w:szCs w:val="28"/>
+                <w:lang w:val="it-IT" w:bidi="ta-IN"/>
+              </w:rPr>
+              <w:t>†</w:t>
+            </w:r>
+            <w:r>
+              <w:rPr>
+                <w:rFonts w:ascii="Latha" w:hAnsi="Latha" w:cs="Latha"/>
+                <w:color w:val="EE0000"/>
+                <w:sz w:val="28"/>
+                <w:szCs w:val="28"/>
+                <w:cs/>
+                <w:lang w:bidi="ta-IN"/>
+              </w:rPr>
+              <w:t>தி</w:t>
+            </w:r>
+            <w:r>
+              <w:rPr>
+                <w:rFonts w:ascii="Latha" w:hAnsi="Latha" w:cs="Latha"/>
+                <w:color w:val="EE0000"/>
+                <w:sz w:val="28"/>
+                <w:szCs w:val="28"/>
+                <w:lang w:val="it-IT" w:bidi="ta-IN"/>
+              </w:rPr>
+              <w:t xml:space="preserve"> - </w:t>
+            </w:r>
+            <w:r>
+              <w:rPr>
+                <w:rFonts w:ascii="Latha" w:hAnsi="Latha" w:cs="Latha"/>
+                <w:color w:val="EE0000"/>
+                <w:sz w:val="28"/>
+                <w:szCs w:val="28"/>
+                <w:cs/>
+                <w:lang w:bidi="ta-IN"/>
+              </w:rPr>
+              <w:t>ஸ்தி</w:t>
+            </w:r>
+            <w:r>
+              <w:rPr>
+                <w:rFonts w:ascii="BRH Tamil Tab Extra" w:hAnsi="BRH Tamil Tab Extra" w:cs="Latha"/>
+                <w:b/>
+                <w:color w:val="EE0000"/>
+                <w:sz w:val="32"/>
+                <w:szCs w:val="28"/>
+                <w:lang w:val="it-IT" w:bidi="ta-IN"/>
+              </w:rPr>
+              <w:t>…</w:t>
+            </w:r>
+            <w:r>
+              <w:rPr>
+                <w:rFonts w:ascii="Latha" w:hAnsi="Latha" w:cs="Latha"/>
+                <w:b/>
+                <w:bCs/>
+                <w:color w:val="EE0000"/>
+                <w:position w:val="-12"/>
+                <w:sz w:val="28"/>
+                <w:szCs w:val="28"/>
+                <w:cs/>
+                <w:lang w:bidi="ta-IN"/>
+              </w:rPr>
+              <w:t>2</w:t>
+            </w:r>
+            <w:r>
+              <w:rPr>
+                <w:rFonts w:ascii="Latha" w:hAnsi="Latha" w:cs="Latha"/>
+                <w:color w:val="EE0000"/>
+                <w:sz w:val="28"/>
+                <w:szCs w:val="28"/>
+                <w:cs/>
+                <w:lang w:bidi="ta-IN"/>
+              </w:rPr>
+              <w:t>தா</w:t>
+            </w:r>
+            <w:r>
+              <w:rPr>
+                <w:rFonts w:ascii="BRH Tamil Tab Extra" w:hAnsi="BRH Tamil Tab Extra" w:cs="Latha"/>
+                <w:b/>
+                <w:color w:val="EE0000"/>
+                <w:sz w:val="32"/>
+                <w:szCs w:val="28"/>
+                <w:lang w:val="it-IT" w:bidi="ta-IN"/>
+              </w:rPr>
+              <w:t>…</w:t>
+            </w:r>
+            <w:r>
+              <w:rPr>
+                <w:rFonts w:ascii="Latha" w:hAnsi="Latha" w:cs="Latha"/>
+                <w:b/>
+                <w:bCs/>
+                <w:color w:val="EE0000"/>
+                <w:sz w:val="32"/>
+                <w:szCs w:val="32"/>
+                <w:cs/>
+                <w:lang w:bidi="ta-IN"/>
+              </w:rPr>
+              <w:t>:</w:t>
+            </w:r>
+            <w:r>
+              <w:rPr>
+                <w:rFonts w:ascii="Latha" w:hAnsi="Latha" w:cs="Latha"/>
+                <w:color w:val="EE0000"/>
+                <w:sz w:val="28"/>
+                <w:szCs w:val="28"/>
+                <w:lang w:val="it-IT" w:bidi="ta-IN"/>
+              </w:rPr>
+              <w:t xml:space="preserve"> | </w:t>
+            </w:r>
+          </w:p>
+        </w:tc>
+        <w:tc>
+          <w:tcPr>
+            <w:tcW w:w="5388" w:type="dxa"/>
+          </w:tcPr>
+          <w:p>
+            <w:pPr>
+              <w:widowControl w:val="0"/>
+              <w:autoSpaceDE w:val="0"/>
+              <w:autoSpaceDN w:val="0"/>
+              <w:adjustRightInd w:val="0"/>
+              <w:spacing w:before="0" w:line="240" w:lineRule="auto"/>
+              <w:rPr>
+                <w:rFonts w:ascii="BRH Devanagari Extra" w:hAnsi="BRH Devanagari Extra" w:cs="BRH Devanagari Extra"/>
+                <w:color w:val="EE0000"/>
+                <w:sz w:val="40"/>
+                <w:szCs w:val="40"/>
+                <w:lang w:val="it-IT" w:bidi="ml-IN"/>
+              </w:rPr>
+            </w:pPr>
+            <w:r>
+              <w:rPr>
+                <w:rFonts w:ascii="Latha" w:hAnsi="Latha" w:cs="Latha"/>
+                <w:color w:val="EE0000"/>
+                <w:sz w:val="28"/>
+                <w:szCs w:val="28"/>
+                <w:cs/>
+                <w:lang w:bidi="ta-IN"/>
+              </w:rPr>
+              <w:t>அப்ர</w:t>
+            </w:r>
+            <w:r>
+              <w:rPr>
+                <w:rFonts w:ascii="BRH Tamil Tab Extra" w:hAnsi="BRH Tamil Tab Extra" w:cs="Latha"/>
+                <w:b/>
+                <w:color w:val="EE0000"/>
+                <w:sz w:val="36"/>
+                <w:szCs w:val="28"/>
+                <w:lang w:val="it-IT" w:bidi="ta-IN"/>
+              </w:rPr>
+              <w:t>†</w:t>
+            </w:r>
+            <w:r>
+              <w:rPr>
+                <w:rFonts w:ascii="Latha" w:hAnsi="Latha" w:cs="Latha"/>
+                <w:color w:val="EE0000"/>
+                <w:sz w:val="28"/>
+                <w:szCs w:val="28"/>
+                <w:cs/>
+                <w:lang w:bidi="ta-IN"/>
+              </w:rPr>
+              <w:t>திஷ்டி</w:t>
+            </w:r>
+            <w:r>
+              <w:rPr>
+                <w:rFonts w:ascii="Latha" w:hAnsi="Latha" w:cs="Latha"/>
+                <w:b/>
+                <w:bCs/>
+                <w:color w:val="EE0000"/>
+                <w:position w:val="-12"/>
+                <w:sz w:val="28"/>
+                <w:szCs w:val="28"/>
+                <w:cs/>
+                <w:lang w:bidi="ta-IN"/>
+              </w:rPr>
+              <w:t>2</w:t>
+            </w:r>
+            <w:r>
+              <w:rPr>
+                <w:rFonts w:ascii="Latha" w:hAnsi="Latha" w:cs="Latha"/>
+                <w:color w:val="EE0000"/>
+                <w:sz w:val="28"/>
+                <w:szCs w:val="28"/>
+                <w:cs/>
+                <w:lang w:bidi="ta-IN"/>
+              </w:rPr>
+              <w:t>தா</w:t>
+            </w:r>
+            <w:r>
+              <w:rPr>
+                <w:rFonts w:ascii="BRH Tamil Tab Extra" w:hAnsi="BRH Tamil Tab Extra" w:cs="Latha"/>
+                <w:b/>
+                <w:color w:val="EE0000"/>
+                <w:sz w:val="32"/>
+                <w:szCs w:val="28"/>
+                <w:lang w:val="it-IT" w:bidi="ta-IN"/>
+              </w:rPr>
+              <w:t>…</w:t>
+            </w:r>
+            <w:r>
+              <w:rPr>
+                <w:rFonts w:ascii="Latha" w:hAnsi="Latha" w:cs="Latha"/>
+                <w:b/>
+                <w:bCs/>
+                <w:color w:val="EE0000"/>
+                <w:sz w:val="32"/>
+                <w:szCs w:val="32"/>
+                <w:cs/>
+                <w:lang w:bidi="ta-IN"/>
+              </w:rPr>
+              <w:t>:</w:t>
+            </w:r>
+            <w:r>
+              <w:rPr>
+                <w:rFonts w:ascii="Latha" w:hAnsi="Latha" w:cs="Latha"/>
+                <w:color w:val="EE0000"/>
+                <w:sz w:val="28"/>
+                <w:szCs w:val="28"/>
+                <w:lang w:val="it-IT" w:bidi="ta-IN"/>
+              </w:rPr>
+              <w:t xml:space="preserve"> </w:t>
+            </w:r>
+            <w:r>
+              <w:rPr>
+                <w:rFonts w:ascii="Latha" w:hAnsi="Latha" w:cs="Latha"/>
+                <w:color w:val="EE0000"/>
+                <w:sz w:val="28"/>
+                <w:szCs w:val="28"/>
+                <w:cs/>
+                <w:lang w:bidi="ta-IN"/>
+              </w:rPr>
+              <w:t>ஸ்தோமா</w:t>
+            </w:r>
+            <w:r>
+              <w:rPr>
+                <w:rFonts w:ascii="BRH Tamil Tab Extra" w:hAnsi="BRH Tamil Tab Extra" w:cs="Latha"/>
+                <w:b/>
+                <w:color w:val="EE0000"/>
+                <w:sz w:val="36"/>
+                <w:szCs w:val="28"/>
+                <w:lang w:val="it-IT" w:bidi="ta-IN"/>
+              </w:rPr>
+              <w:t>‡</w:t>
+            </w:r>
+            <w:r>
+              <w:rPr>
+                <w:rFonts w:ascii="Latha" w:hAnsi="Latha" w:cs="Latha"/>
+                <w:b/>
+                <w:bCs/>
+                <w:color w:val="EE0000"/>
+                <w:sz w:val="32"/>
+                <w:szCs w:val="32"/>
+                <w:cs/>
+                <w:lang w:bidi="ta-IN"/>
+              </w:rPr>
+              <w:t>:</w:t>
+            </w:r>
+            <w:r>
+              <w:rPr>
+                <w:rFonts w:ascii="Latha" w:hAnsi="Latha" w:cs="Latha"/>
+                <w:color w:val="EE0000"/>
+                <w:sz w:val="28"/>
+                <w:szCs w:val="28"/>
+                <w:lang w:val="it-IT" w:bidi="ta-IN"/>
+              </w:rPr>
+              <w:t xml:space="preserve"> | </w:t>
+            </w:r>
+            <w:r>
+              <w:rPr>
+                <w:rFonts w:ascii="Latha" w:hAnsi="Latha" w:cs="Latha"/>
+                <w:color w:val="EE0000"/>
+                <w:sz w:val="28"/>
+                <w:szCs w:val="28"/>
+                <w:lang w:val="it-IT" w:bidi="ta-IN"/>
+              </w:rPr>
+              <w:br/>
+            </w:r>
+            <w:r>
+              <w:rPr>
+                <w:rFonts w:ascii="Latha" w:hAnsi="Latha" w:cs="Latha"/>
+                <w:color w:val="EE0000"/>
+                <w:sz w:val="28"/>
+                <w:szCs w:val="28"/>
+                <w:cs/>
+                <w:lang w:bidi="ta-IN"/>
+              </w:rPr>
+              <w:t>அப்ர</w:t>
+            </w:r>
+            <w:r>
+              <w:rPr>
+                <w:rFonts w:ascii="BRH Tamil Tab Extra" w:hAnsi="BRH Tamil Tab Extra" w:cs="Latha"/>
+                <w:b/>
+                <w:color w:val="EE0000"/>
+                <w:sz w:val="36"/>
+                <w:szCs w:val="28"/>
+                <w:lang w:val="it-IT" w:bidi="ta-IN"/>
+              </w:rPr>
+              <w:t>†</w:t>
+            </w:r>
+            <w:r>
+              <w:rPr>
+                <w:rFonts w:ascii="Latha" w:hAnsi="Latha" w:cs="Latha"/>
+                <w:color w:val="EE0000"/>
+                <w:sz w:val="28"/>
+                <w:szCs w:val="28"/>
+                <w:cs/>
+                <w:lang w:bidi="ta-IN"/>
+              </w:rPr>
+              <w:t>திஷ்</w:t>
+            </w:r>
+            <w:r>
+              <w:rPr>
+                <w:rFonts w:ascii="Latha" w:hAnsi="Latha" w:cs="Latha"/>
+                <w:color w:val="EE0000"/>
+                <w:sz w:val="28"/>
+                <w:szCs w:val="28"/>
+                <w:highlight w:val="green"/>
+                <w:cs/>
+                <w:lang w:bidi="ta-IN"/>
+              </w:rPr>
+              <w:t>டி</w:t>
+            </w:r>
+            <w:r>
+              <w:rPr>
+                <w:rFonts w:ascii="Latha" w:hAnsi="Latha" w:cs="Latha"/>
+                <w:b/>
+                <w:bCs/>
+                <w:color w:val="EE0000"/>
+                <w:position w:val="-12"/>
+                <w:sz w:val="28"/>
+                <w:szCs w:val="28"/>
+                <w:cs/>
+                <w:lang w:bidi="ta-IN"/>
+              </w:rPr>
+              <w:t>2</w:t>
+            </w:r>
+            <w:r>
+              <w:rPr>
+                <w:rFonts w:ascii="Latha" w:hAnsi="Latha" w:cs="Latha"/>
+                <w:color w:val="EE0000"/>
+                <w:sz w:val="28"/>
+                <w:szCs w:val="28"/>
+                <w:cs/>
+                <w:lang w:bidi="ta-IN"/>
+              </w:rPr>
+              <w:t>தா</w:t>
+            </w:r>
+            <w:r>
+              <w:rPr>
+                <w:rFonts w:ascii="BRH Tamil Tab Extra" w:hAnsi="BRH Tamil Tab Extra" w:cs="Latha"/>
+                <w:b/>
+                <w:color w:val="EE0000"/>
+                <w:sz w:val="32"/>
+                <w:szCs w:val="28"/>
+                <w:lang w:val="it-IT" w:bidi="ta-IN"/>
+              </w:rPr>
+              <w:t>…</w:t>
+            </w:r>
+            <w:r>
+              <w:rPr>
+                <w:rFonts w:ascii="Latha" w:hAnsi="Latha" w:cs="Latha"/>
+                <w:color w:val="EE0000"/>
+                <w:sz w:val="28"/>
+                <w:szCs w:val="28"/>
+                <w:lang w:val="it-IT" w:bidi="ta-IN"/>
+              </w:rPr>
+              <w:t xml:space="preserve"> </w:t>
+            </w:r>
+            <w:r>
+              <w:rPr>
+                <w:rFonts w:ascii="Latha" w:hAnsi="Latha" w:cs="Latha"/>
+                <w:color w:val="EE0000"/>
+                <w:sz w:val="28"/>
+                <w:szCs w:val="28"/>
+                <w:cs/>
+                <w:lang w:bidi="ta-IN"/>
+              </w:rPr>
+              <w:t>இத்யப்ர</w:t>
+            </w:r>
+            <w:r>
+              <w:rPr>
+                <w:rFonts w:ascii="BRH Tamil Tab Extra" w:hAnsi="BRH Tamil Tab Extra" w:cs="Latha"/>
+                <w:b/>
+                <w:color w:val="EE0000"/>
+                <w:sz w:val="36"/>
+                <w:szCs w:val="28"/>
+                <w:lang w:val="it-IT" w:bidi="ta-IN"/>
+              </w:rPr>
+              <w:t>†</w:t>
+            </w:r>
+            <w:r>
+              <w:rPr>
+                <w:rFonts w:ascii="Latha" w:hAnsi="Latha" w:cs="Latha"/>
+                <w:color w:val="EE0000"/>
+                <w:sz w:val="28"/>
+                <w:szCs w:val="28"/>
+                <w:cs/>
+                <w:lang w:bidi="ta-IN"/>
+              </w:rPr>
+              <w:t>தி</w:t>
+            </w:r>
+            <w:r>
+              <w:rPr>
+                <w:rFonts w:ascii="Latha" w:hAnsi="Latha" w:cs="Latha"/>
+                <w:color w:val="EE0000"/>
+                <w:sz w:val="28"/>
+                <w:szCs w:val="28"/>
+                <w:lang w:val="it-IT" w:bidi="ta-IN"/>
+              </w:rPr>
+              <w:t xml:space="preserve"> - </w:t>
+            </w:r>
+            <w:r>
+              <w:rPr>
+                <w:rFonts w:ascii="Latha" w:hAnsi="Latha" w:cs="Latha"/>
+                <w:color w:val="EE0000"/>
+                <w:sz w:val="28"/>
+                <w:szCs w:val="28"/>
+                <w:cs/>
+                <w:lang w:bidi="ta-IN"/>
+              </w:rPr>
+              <w:t>ஸ்தி</w:t>
+            </w:r>
+            <w:r>
+              <w:rPr>
+                <w:rFonts w:ascii="BRH Tamil Tab Extra" w:hAnsi="BRH Tamil Tab Extra" w:cs="Latha"/>
+                <w:b/>
+                <w:color w:val="EE0000"/>
+                <w:sz w:val="32"/>
+                <w:szCs w:val="28"/>
+                <w:lang w:val="it-IT" w:bidi="ta-IN"/>
+              </w:rPr>
+              <w:t>…</w:t>
+            </w:r>
+            <w:r>
+              <w:rPr>
+                <w:rFonts w:ascii="Latha" w:hAnsi="Latha" w:cs="Latha"/>
+                <w:b/>
+                <w:bCs/>
+                <w:color w:val="EE0000"/>
+                <w:position w:val="-12"/>
+                <w:sz w:val="28"/>
+                <w:szCs w:val="28"/>
+                <w:cs/>
+                <w:lang w:bidi="ta-IN"/>
+              </w:rPr>
+              <w:t>2</w:t>
+            </w:r>
+            <w:r>
+              <w:rPr>
+                <w:rFonts w:ascii="Latha" w:hAnsi="Latha" w:cs="Latha"/>
+                <w:color w:val="EE0000"/>
+                <w:sz w:val="28"/>
+                <w:szCs w:val="28"/>
+                <w:cs/>
+                <w:lang w:bidi="ta-IN"/>
+              </w:rPr>
+              <w:t>தா</w:t>
+            </w:r>
+            <w:r>
+              <w:rPr>
+                <w:rFonts w:ascii="BRH Tamil Tab Extra" w:hAnsi="BRH Tamil Tab Extra" w:cs="Latha"/>
+                <w:b/>
+                <w:color w:val="EE0000"/>
+                <w:sz w:val="32"/>
+                <w:szCs w:val="28"/>
+                <w:lang w:val="it-IT" w:bidi="ta-IN"/>
+              </w:rPr>
+              <w:t>…</w:t>
+            </w:r>
+            <w:r>
+              <w:rPr>
+                <w:rFonts w:ascii="Latha" w:hAnsi="Latha" w:cs="Latha"/>
+                <w:b/>
+                <w:bCs/>
+                <w:color w:val="EE0000"/>
+                <w:sz w:val="32"/>
+                <w:szCs w:val="32"/>
+                <w:cs/>
+                <w:lang w:bidi="ta-IN"/>
+              </w:rPr>
+              <w:t>:</w:t>
+            </w:r>
+            <w:r>
+              <w:rPr>
+                <w:rFonts w:ascii="Latha" w:hAnsi="Latha" w:cs="Latha"/>
+                <w:color w:val="EE0000"/>
+                <w:sz w:val="28"/>
+                <w:szCs w:val="28"/>
+                <w:lang w:val="it-IT" w:bidi="ta-IN"/>
+              </w:rPr>
+              <w:t xml:space="preserve"> | </w:t>
+            </w:r>
+          </w:p>
+        </w:tc>
+      </w:tr>
+      <w:tr>
+        <w:trPr>
+          <w:trHeight w:val="1680"/>
+        </w:trPr>
+        <w:tc>
+          <w:tcPr>
+            <w:tcW w:w="3907" w:type="dxa"/>
+          </w:tcPr>
+          <w:p>
+            <w:pPr>
+              <w:widowControl w:val="0"/>
+              <w:tabs>
+                <w:tab w:val="left" w:pos="993"/>
+              </w:tabs>
+              <w:autoSpaceDE w:val="0"/>
+              <w:autoSpaceDN w:val="0"/>
+              <w:adjustRightInd w:val="0"/>
+              <w:spacing w:before="0" w:line="240" w:lineRule="auto"/>
+              <w:ind w:right="297"/>
+              <w:rPr>
+                <w:rFonts w:cs="Arial"/>
+                <w:b/>
+                <w:color w:val="EE0000"/>
+                <w:sz w:val="28"/>
+                <w:szCs w:val="32"/>
+                <w:lang w:val="it-IT"/>
+              </w:rPr>
+            </w:pPr>
+          </w:p>
+        </w:tc>
+        <w:tc>
+          <w:tcPr>
+            <w:tcW w:w="5105" w:type="dxa"/>
+          </w:tcPr>
+          <w:p>
+            <w:pPr>
+              <w:widowControl w:val="0"/>
+              <w:autoSpaceDE w:val="0"/>
+              <w:autoSpaceDN w:val="0"/>
+              <w:adjustRightInd w:val="0"/>
+              <w:spacing w:before="0" w:line="240" w:lineRule="auto"/>
+              <w:rPr>
+                <w:rFonts w:ascii="Latha" w:hAnsi="Latha" w:cs="Latha"/>
+                <w:color w:val="EE0000"/>
+                <w:sz w:val="28"/>
+                <w:szCs w:val="28"/>
+                <w:cs/>
+                <w:lang w:bidi="ta-IN"/>
+              </w:rPr>
+            </w:pPr>
+          </w:p>
+        </w:tc>
+        <w:tc>
+          <w:tcPr>
+            <w:tcW w:w="5388" w:type="dxa"/>
+          </w:tcPr>
+          <w:p>
+            <w:pPr>
+              <w:widowControl w:val="0"/>
+              <w:autoSpaceDE w:val="0"/>
+              <w:autoSpaceDN w:val="0"/>
+              <w:adjustRightInd w:val="0"/>
+              <w:spacing w:before="0" w:line="240" w:lineRule="auto"/>
+              <w:rPr>
+                <w:rFonts w:ascii="Latha" w:hAnsi="Latha" w:cs="Latha"/>
+                <w:color w:val="EE0000"/>
+                <w:sz w:val="28"/>
+                <w:szCs w:val="28"/>
+                <w:cs/>
+                <w:lang w:bidi="ta-IN"/>
+              </w:rPr>
+            </w:pPr>
+          </w:p>
+        </w:tc>
+      </w:tr>
+      <w:tr>
+        <w:trPr>
+          <w:trHeight w:val="1680"/>
+        </w:trPr>
+        <w:tc>
+          <w:tcPr>
+            <w:tcW w:w="3907" w:type="dxa"/>
+          </w:tcPr>
+          <w:p>
+            <w:pPr>
+              <w:widowControl w:val="0"/>
+              <w:tabs>
+                <w:tab w:val="left" w:pos="993"/>
+              </w:tabs>
+              <w:autoSpaceDE w:val="0"/>
+              <w:autoSpaceDN w:val="0"/>
+              <w:adjustRightInd w:val="0"/>
+              <w:spacing w:before="0" w:line="240" w:lineRule="auto"/>
+              <w:ind w:right="297"/>
+              <w:rPr>
+                <w:rFonts w:cs="Arial"/>
+                <w:b/>
+                <w:color w:val="EE0000"/>
+                <w:sz w:val="28"/>
+                <w:szCs w:val="32"/>
+              </w:rPr>
+            </w:pPr>
+            <w:r>
+              <w:rPr>
+                <w:rFonts w:cs="Arial"/>
+                <w:b/>
+                <w:color w:val="EE0000"/>
+                <w:sz w:val="28"/>
+                <w:szCs w:val="32"/>
+              </w:rPr>
               <w:t>T.S.5.4.11.1– Kramam</w:t>
             </w:r>
           </w:p>
@@ -4012,7 +4977,6 @@
                 <w:cs/>
                 <w:lang w:bidi="ta-IN"/>
               </w:rPr>
-              <w:lastRenderedPageBreak/>
               <w:t>ப்</w:t>
             </w:r>
             <w:r>
@@ -4117,7 +5081,6 @@
                 <w:cs/>
                 <w:lang w:bidi="ta-IN"/>
               </w:rPr>
-              <w:lastRenderedPageBreak/>
               <w:t>ப்ர</w:t>
             </w:r>
             <w:r>
@@ -4237,7 +5200,6 @@
                 <w:cs/>
                 <w:lang w:bidi="ta-IN"/>
               </w:rPr>
-              <w:lastRenderedPageBreak/>
               <w:t>ப்</w:t>
             </w:r>
             <w:r>
@@ -4350,7 +5312,6 @@
                 <w:sz w:val="28"/>
                 <w:szCs w:val="32"/>
               </w:rPr>
-              <w:lastRenderedPageBreak/>
               <w:t>T.S.5.4.11.3– Kramam</w:t>
             </w:r>
           </w:p>
@@ -6275,6 +7236,7 @@
                 <w:cs/>
                 <w:lang w:bidi="ta-IN"/>
               </w:rPr>
+              <w:lastRenderedPageBreak/>
               <w:t>அஶ்வ</w:t>
             </w:r>
             <w:r>
@@ -6408,6 +7370,7 @@
                 <w:cs/>
                 <w:lang w:bidi="ta-IN"/>
               </w:rPr>
+              <w:lastRenderedPageBreak/>
               <w:t>யஸ்மி</w:t>
             </w:r>
             <w:r>
@@ -6498,6 +7461,7 @@
                 <w:cs/>
                 <w:lang w:bidi="ta-IN"/>
               </w:rPr>
+              <w:lastRenderedPageBreak/>
               <w:t>ஆல</w:t>
             </w:r>
             <w:r>
@@ -6596,6 +7560,7 @@
           <w:szCs w:val="32"/>
           <w:u w:val="single"/>
         </w:rPr>
+        <w:lastRenderedPageBreak/>
         <w:t>============</w:t>
       </w:r>
     </w:p>
@@ -7285,7 +8250,6 @@
           <w:szCs w:val="32"/>
           <w:u w:val="single"/>
         </w:rPr>
-        <w:lastRenderedPageBreak/>
         <w:t>============</w:t>
       </w:r>
     </w:p>
@@ -8386,6 +9350,7 @@
                 <w:cs/>
                 <w:lang w:bidi="ta-IN"/>
               </w:rPr>
+              <w:lastRenderedPageBreak/>
               <w:t>அ</w:t>
             </w:r>
             <w:r>
@@ -8685,6 +9650,7 @@
                 <w:cs/>
                 <w:lang w:bidi="ta-IN"/>
               </w:rPr>
+              <w:lastRenderedPageBreak/>
               <w:t>அ</w:t>
             </w:r>
             <w:r>
@@ -8804,6 +9770,7 @@
                 <w:cs/>
                 <w:lang w:bidi="ta-IN"/>
               </w:rPr>
+              <w:lastRenderedPageBreak/>
               <w:t>அ</w:t>
             </w:r>
             <w:r>
@@ -9104,6 +10071,7 @@
                 <w:sz w:val="28"/>
                 <w:szCs w:val="32"/>
               </w:rPr>
+              <w:lastRenderedPageBreak/>
               <w:t>T.S.5.4.3.3 – Kramam</w:t>
             </w:r>
           </w:p>
@@ -10477,7 +11445,6 @@
                 <w:sz w:val="28"/>
                 <w:szCs w:val="32"/>
               </w:rPr>
-              <w:lastRenderedPageBreak/>
               <w:t>T.S.5.4.3.4 – Kramam</w:t>
             </w:r>
           </w:p>
@@ -12203,6 +13170,7 @@
                 <w:sz w:val="28"/>
                 <w:szCs w:val="32"/>
               </w:rPr>
+              <w:lastRenderedPageBreak/>
               <w:t>T.S.5.4.5.5 – Kramam</w:t>
             </w:r>
           </w:p>
@@ -14448,7 +15416,6 @@
                 <w:sz w:val="28"/>
                 <w:szCs w:val="32"/>
               </w:rPr>
-              <w:lastRenderedPageBreak/>
               <w:t>T.S.5.4.8.4 – Kramam</w:t>
             </w:r>
           </w:p>
@@ -16014,6 +16981,7 @@
                 <w:sz w:val="28"/>
                 <w:szCs w:val="32"/>
               </w:rPr>
+              <w:lastRenderedPageBreak/>
               <w:t>T.S.5.</w:t>
             </w:r>
             <w:r>
@@ -17937,7 +18905,6 @@
           <w:b/>
           <w:bCs/>
         </w:rPr>
-        <w:lastRenderedPageBreak/>
         <w:t>(ignore those which are already incorporated in your book’s version and date)</w:t>
       </w:r>
     </w:p>

--- a/TS-Kramam/TS-5.4/TS 5.4 Tamil Krama Paatam Corrections.docx
+++ b/TS-Kramam/TS-5.4/TS 5.4 Tamil Krama Paatam Corrections.docx
@@ -3584,91 +3584,17 @@
                 <w:color w:val="EE0000"/>
                 <w:sz w:val="28"/>
                 <w:szCs w:val="32"/>
-                <w:lang w:val="it-IT"/>
               </w:rPr>
             </w:pPr>
-          </w:p>
-        </w:tc>
-        <w:tc>
-          <w:tcPr>
-            <w:tcW w:w="5105" w:type="dxa"/>
-          </w:tcPr>
-          <w:p>
-            <w:pPr>
-              <w:widowControl w:val="0"/>
-              <w:autoSpaceDE w:val="0"/>
-              <w:autoSpaceDN w:val="0"/>
-              <w:adjustRightInd w:val="0"/>
-              <w:spacing w:before="0" w:line="240" w:lineRule="auto"/>
-              <w:rPr>
-                <w:rFonts w:ascii="Latha" w:hAnsi="Latha" w:cs="Latha"/>
-                <w:color w:val="EE0000"/>
-                <w:sz w:val="28"/>
-                <w:szCs w:val="28"/>
-                <w:cs/>
-                <w:lang w:bidi="ta-IN"/>
-              </w:rPr>
-            </w:pPr>
-          </w:p>
-        </w:tc>
-        <w:tc>
-          <w:tcPr>
-            <w:tcW w:w="5388" w:type="dxa"/>
-          </w:tcPr>
-          <w:p>
-            <w:pPr>
-              <w:widowControl w:val="0"/>
-              <w:autoSpaceDE w:val="0"/>
-              <w:autoSpaceDN w:val="0"/>
-              <w:adjustRightInd w:val="0"/>
-              <w:spacing w:before="0" w:line="240" w:lineRule="auto"/>
-              <w:rPr>
-                <w:rFonts w:ascii="Latha" w:hAnsi="Latha" w:cs="Latha"/>
-                <w:color w:val="EE0000"/>
-                <w:sz w:val="28"/>
-                <w:szCs w:val="28"/>
-                <w:cs/>
-                <w:lang w:bidi="ta-IN"/>
-              </w:rPr>
-            </w:pPr>
-          </w:p>
-        </w:tc>
-      </w:tr>
-      <w:tr>
-        <w:trPr>
-          <w:trHeight w:val="1680"/>
-        </w:trPr>
-        <w:tc>
-          <w:tcPr>
-            <w:tcW w:w="3907" w:type="dxa"/>
-          </w:tcPr>
-          <w:p>
-            <w:pPr>
-              <w:widowControl w:val="0"/>
-              <w:tabs>
-                <w:tab w:val="left" w:pos="993"/>
-              </w:tabs>
-              <w:autoSpaceDE w:val="0"/>
-              <w:autoSpaceDN w:val="0"/>
-              <w:adjustRightInd w:val="0"/>
-              <w:spacing w:before="0" w:line="240" w:lineRule="auto"/>
-              <w:ind w:right="297"/>
-              <w:rPr>
-                <w:rFonts w:cs="Arial"/>
-                <w:b/>
-                <w:color w:val="EE0000"/>
-                <w:sz w:val="28"/>
-                <w:szCs w:val="32"/>
-              </w:rPr>
-            </w:pPr>
-            <w:r>
-              <w:rPr>
-                <w:rFonts w:cs="Arial"/>
-                <w:b/>
-                <w:color w:val="EE0000"/>
-                <w:sz w:val="28"/>
-                <w:szCs w:val="32"/>
-              </w:rPr>
+            <w:r>
+              <w:rPr>
+                <w:rFonts w:cs="Arial"/>
+                <w:b/>
+                <w:color w:val="EE0000"/>
+                <w:sz w:val="28"/>
+                <w:szCs w:val="32"/>
+              </w:rPr>
+              <w:lastRenderedPageBreak/>
               <w:t>T.S.5.4.11.1– Kramam</w:t>
             </w:r>
           </w:p>
@@ -3688,7 +3614,7 @@
                 <w:b/>
                 <w:color w:val="EE0000"/>
                 <w:szCs w:val="28"/>
-                <w:lang w:val="en-IN"/>
+                <w:lang w:val="it-IT"/>
               </w:rPr>
             </w:pPr>
             <w:r>
@@ -3698,7 +3624,7 @@
                 <w:color w:val="EE0000"/>
                 <w:sz w:val="28"/>
                 <w:szCs w:val="32"/>
-                <w:lang w:val="en-IN"/>
+                <w:lang w:val="it-IT"/>
               </w:rPr>
               <w:t>Krama Vaakyam No.– 30</w:t>
             </w:r>
@@ -7236,7 +7162,6 @@
                 <w:cs/>
                 <w:lang w:bidi="ta-IN"/>
               </w:rPr>
-              <w:lastRenderedPageBreak/>
               <w:t>அஶ்வ</w:t>
             </w:r>
             <w:r>
@@ -7370,7 +7295,6 @@
                 <w:cs/>
                 <w:lang w:bidi="ta-IN"/>
               </w:rPr>
-              <w:lastRenderedPageBreak/>
               <w:t>யஸ்மி</w:t>
             </w:r>
             <w:r>
@@ -7461,7 +7385,6 @@
                 <w:cs/>
                 <w:lang w:bidi="ta-IN"/>
               </w:rPr>
-              <w:lastRenderedPageBreak/>
               <w:t>ஆல</w:t>
             </w:r>
             <w:r>
@@ -7560,7 +7483,6 @@
           <w:szCs w:val="32"/>
           <w:u w:val="single"/>
         </w:rPr>
-        <w:lastRenderedPageBreak/>
         <w:t>============</w:t>
       </w:r>
     </w:p>
@@ -7736,6 +7658,7 @@
                 <w:sz w:val="32"/>
                 <w:szCs w:val="32"/>
               </w:rPr>
+              <w:lastRenderedPageBreak/>
               <w:t>Section, Paragraph</w:t>
             </w:r>
           </w:p>
@@ -9350,7 +9273,6 @@
                 <w:cs/>
                 <w:lang w:bidi="ta-IN"/>
               </w:rPr>
-              <w:lastRenderedPageBreak/>
               <w:t>அ</w:t>
             </w:r>
             <w:r>
@@ -9650,7 +9572,6 @@
                 <w:cs/>
                 <w:lang w:bidi="ta-IN"/>
               </w:rPr>
-              <w:lastRenderedPageBreak/>
               <w:t>அ</w:t>
             </w:r>
             <w:r>
@@ -9770,7 +9691,6 @@
                 <w:cs/>
                 <w:lang w:bidi="ta-IN"/>
               </w:rPr>
-              <w:lastRenderedPageBreak/>
               <w:t>அ</w:t>
             </w:r>
             <w:r>
@@ -10071,7 +9991,6 @@
                 <w:sz w:val="28"/>
                 <w:szCs w:val="32"/>
               </w:rPr>
-              <w:lastRenderedPageBreak/>
               <w:t>T.S.5.4.3.3 – Kramam</w:t>
             </w:r>
           </w:p>
@@ -10593,6 +10512,7 @@
                 <w:sz w:val="28"/>
                 <w:szCs w:val="32"/>
               </w:rPr>
+              <w:lastRenderedPageBreak/>
               <w:t>T.S.5.4.3.3 – Kramam</w:t>
             </w:r>
           </w:p>
@@ -13170,7 +13090,6 @@
                 <w:sz w:val="28"/>
                 <w:szCs w:val="32"/>
               </w:rPr>
-              <w:lastRenderedPageBreak/>
               <w:t>T.S.5.4.5.5 – Kramam</w:t>
             </w:r>
           </w:p>
@@ -14411,6 +14330,7 @@
                 <w:cs/>
                 <w:lang w:bidi="ta-IN"/>
               </w:rPr>
+              <w:lastRenderedPageBreak/>
               <w:t>க்</w:t>
             </w:r>
             <w:r>
@@ -14502,6 +14422,7 @@
                 <w:cs/>
                 <w:lang w:bidi="ta-IN"/>
               </w:rPr>
+              <w:lastRenderedPageBreak/>
               <w:t>ஸ்வ</w:t>
             </w:r>
             <w:r>
@@ -14838,7 +14759,17 @@
                 <w:szCs w:val="28"/>
                 <w:lang w:bidi="ta-IN"/>
               </w:rPr>
-              <w:t xml:space="preserve"> - </w:t>
+              <w:t xml:space="preserve"> </w:t>
+            </w:r>
+            <w:r>
+              <w:rPr>
+                <w:rFonts w:ascii="Latha" w:hAnsi="Latha" w:cs="Latha"/>
+                <w:sz w:val="28"/>
+                <w:szCs w:val="28"/>
+                <w:lang w:bidi="ta-IN"/>
+              </w:rPr>
+              <w:lastRenderedPageBreak/>
+              <w:t xml:space="preserve">- </w:t>
             </w:r>
             <w:r>
               <w:rPr>
@@ -14946,6 +14877,7 @@
                 <w:sz w:val="28"/>
                 <w:szCs w:val="32"/>
               </w:rPr>
+              <w:lastRenderedPageBreak/>
               <w:t>T.S.5.4.7.4 – Kramam</w:t>
             </w:r>
           </w:p>
@@ -16981,7 +16913,6 @@
                 <w:sz w:val="28"/>
                 <w:szCs w:val="32"/>
               </w:rPr>
-              <w:lastRenderedPageBreak/>
               <w:t>T.S.5.</w:t>
             </w:r>
             <w:r>
@@ -18615,6 +18546,7 @@
           <w:szCs w:val="40"/>
           <w:lang w:val="en-IN" w:eastAsia="en-IN"/>
         </w:rPr>
+        <w:lastRenderedPageBreak/>
         <w:t>"</w:t>
       </w:r>
       <w:r>
@@ -18659,16 +18591,7 @@
           <w:bCs/>
           <w:sz w:val="32"/>
         </w:rPr>
-        <w:t xml:space="preserve">replaced </w:t>
-      </w:r>
-      <w:proofErr w:type="gramStart"/>
-      <w:r>
-        <w:rPr>
-          <w:b/>
-          <w:bCs/>
-          <w:sz w:val="32"/>
-        </w:rPr>
-        <w:t>with</w:t>
+        <w:t>replaced with</w:t>
       </w:r>
       <w:r>
         <w:rPr>
@@ -18690,7 +18613,6 @@
         </w:rPr>
         <w:t>"</w:t>
       </w:r>
-      <w:proofErr w:type="gramEnd"/>
       <w:r>
         <w:rPr>
           <w:rFonts w:ascii="Latha" w:hAnsi="Latha" w:cs="Latha"/>
